--- a/AI内容站从零到变现完整实战手册.docx
+++ b/AI内容站从零到变现完整实战手册.docx
@@ -2,21 +2,21 @@
 <file path=word/document.xml><?xml version="1.0" encoding="utf-8"?>
 <w:document xmlns:wpc="http://schemas.microsoft.com/office/word/2010/wordprocessingCanvas" xmlns:mo="http://schemas.microsoft.com/office/mac/office/2008/main" xmlns:mc="http://schemas.openxmlformats.org/markup-compatibility/2006" xmlns:mv="urn:schemas-microsoft-com:mac:vml" xmlns:o="urn:schemas-microsoft-com:office:office" xmlns:r="http://schemas.openxmlformats.org/officeDocument/2006/relationships" xmlns:m="http://schemas.openxmlformats.org/officeDocument/2006/math" xmlns:v="urn:schemas-microsoft-com:vml" xmlns:wp14="http://schemas.microsoft.com/office/word/2010/wordprocessingDrawing" xmlns:wp="http://schemas.openxmlformats.org/drawingml/2006/wordprocessingDrawing" xmlns:w10="urn:schemas-microsoft-com:office:word" xmlns:w="http://schemas.openxmlformats.org/wordprocessingml/2006/main" xmlns:w14="http://schemas.microsoft.com/office/word/2010/wordml" xmlns:wpg="http://schemas.microsoft.com/office/word/2010/wordprocessingGroup" xmlns:wpi="http://schemas.microsoft.com/office/word/2010/wordprocessingInk" xmlns:wne="http://schemas.microsoft.com/office/word/2006/wordml" xmlns:wps="http://schemas.microsoft.com/office/word/2010/wordprocessingShape" mc:Ignorable="w14 wp14">
   <w:body>
+    <w:p/>
+    <w:p/>
+    <w:p/>
     <w:p>
       <w:pPr>
         <w:jc w:val="center"/>
       </w:pPr>
       <w:r>
         <w:rPr>
+          <w:rFonts w:ascii="微软雅黑" w:hAnsi="微软雅黑" w:eastAsia="微软雅黑"/>
           <w:b/>
-          <w:color w:val="1A376E"/>
-          <w:sz w:val="44"/>
+          <w:color w:val="6366F1"/>
+          <w:sz w:val="72"/>
         </w:rPr>
-        <w:t>AI 内容站</w:t>
-        <w:br/>
-        <w:t>从零到变现</w:t>
-        <w:br/>
-        <w:t>完整实战手册</w:t>
+        <w:t>AI内容站从零到变现</w:t>
       </w:r>
     </w:p>
     <w:p>
@@ -25,2676 +25,3274 @@
       </w:pPr>
       <w:r>
         <w:rPr>
-          <w:color w:val="6B7280"/>
-          <w:sz w:val="20"/>
+          <w:rFonts w:ascii="微软雅黑" w:hAnsi="微软雅黑" w:eastAsia="微软雅黑"/>
+          <w:b w:val="0"/>
+          <w:color w:val="666666"/>
+          <w:sz w:val="40"/>
         </w:rPr>
-        <w:t>基于 aifuye.net 真实建站过程  ·  排除所有被墙方案  ·  只保留可落地步骤</w:t>
+        <w:t>—— 完整实战手册</w:t>
+      </w:r>
+    </w:p>
+    <w:p/>
+    <w:p/>
+    <w:p>
+      <w:pPr>
+        <w:jc w:val="center"/>
+      </w:pPr>
+      <w:r>
+        <w:rPr>
+          <w:rFonts w:ascii="微软雅黑" w:hAnsi="微软雅黑" w:eastAsia="微软雅黑"/>
+          <w:b w:val="0"/>
+          <w:color w:val="888888"/>
+          <w:sz w:val="24"/>
+        </w:rPr>
+        <w:t>基于 aifuye.net 真实建站流程整理</w:t>
+        <w:br/>
+        <w:t>适用：纯静态内容站 / SEO站 / 联盟营销站</w:t>
       </w:r>
     </w:p>
     <w:p>
-      <w:pPr>
-        <w:jc w:val="center"/>
-      </w:pPr>
       <w:r>
-        <w:rPr>
-          <w:b/>
-          <w:color w:val="1A376E"/>
-          <w:sz w:val="36"/>
-        </w:rPr>
-        <w:t>一句话总览：完整流程 9 步走完</w:t>
+        <w:br w:type="page"/>
       </w:r>
     </w:p>
     <w:p>
       <w:pPr>
-        <w:ind w:left="0"/>
+        <w:pStyle w:val="Heading1"/>
+        <w:jc w:val="center"/>
       </w:pPr>
       <w:r>
         <w:rPr>
-          <w:sz w:val="21"/>
+          <w:rFonts w:ascii="微软雅黑" w:hAnsi="微软雅黑" w:eastAsia="微软雅黑"/>
+          <w:b/>
+          <w:sz w:val="44"/>
         </w:rPr>
-        <w:t>注册域名 → 用AI建站 → GitHub托管 → Vercel部署 → 绑定域名 → 接入统计 → 填充内容 → SEO推广 → AdSense变现</w:t>
+        <w:t>写在前面</w:t>
       </w:r>
     </w:p>
+    <w:p/>
     <w:p>
-      <w:pPr>
-        <w:ind w:left="0"/>
-      </w:pPr>
       <w:r>
         <w:rPr>
-          <w:sz w:val="21"/>
+          <w:rFonts w:ascii="微软雅黑" w:hAnsi="微软雅黑" w:eastAsia="微软雅黑"/>
+          <w:b w:val="0"/>
+          <w:sz w:val="22"/>
         </w:rPr>
-        <w:t>预计总时间：建站 1 天 + 内容填充 持续 + AdSense审核 1-2 周</w:t>
-      </w:r>
-    </w:p>
-    <w:p>
-      <w:pPr>
-        <w:ind w:left="567"/>
-      </w:pPr>
-      <w:r>
-        <w:rPr>
-          <w:color w:val="166534"/>
-          <w:sz w:val="20"/>
-        </w:rPr>
-        <w:t xml:space="preserve">  本手册基于 aifuye.net 的真实建站过程编写，所有步骤均已验证可行。</w:t>
-      </w:r>
-    </w:p>
-    <w:p>
-      <w:pPr>
-        <w:jc w:val="center"/>
-      </w:pPr>
-      <w:r>
-        <w:rPr>
-          <w:b/>
-          <w:color w:val="1A376E"/>
-          <w:sz w:val="36"/>
-        </w:rPr>
-        <w:t>第一步：注册域名（阿里云）</w:t>
-      </w:r>
-    </w:p>
-    <w:p>
-      <w:pPr>
-        <w:ind w:left="567"/>
-      </w:pPr>
-      <w:r>
-        <w:rPr>
-          <w:sz w:val="21"/>
-        </w:rPr>
-        <w:t>域名是网站的基础，建议选 .com 或 .net，短且好记，含关键词最佳。</w:t>
+        <w:t>这本手册记录了我从零开始建一个AI副业指南网站（aifuye.net）的完整过程，包括踩过的坑、走过的弯路、以及最终验证可行的每一步。</w:t>
       </w:r>
     </w:p>
     <w:p>
       <w:r>
         <w:rPr>
-          <w:b/>
-          <w:color w:val="1D4ED6"/>
-          <w:sz w:val="26"/>
+          <w:rFonts w:ascii="微软雅黑" w:hAnsi="微软雅黑" w:eastAsia="微软雅黑"/>
+          <w:b w:val="0"/>
+          <w:sz w:val="22"/>
         </w:rPr>
-        <w:t xml:space="preserve">  1.1 域名选择技巧</w:t>
-      </w:r>
-    </w:p>
-    <w:p>
-      <w:pPr>
-        <w:ind w:left="567"/>
-      </w:pPr>
-      <w:r>
-        <w:rPr>
-          <w:sz w:val="21"/>
-        </w:rPr>
-        <w:t>✅ 推荐格式：关键词 + 行业词，如 ai-fuye.com、seo-blog.com</w:t>
-      </w:r>
-    </w:p>
-    <w:p>
-      <w:pPr>
-        <w:ind w:left="567"/>
-      </w:pPr>
-      <w:r>
-        <w:rPr>
-          <w:sz w:val="21"/>
-        </w:rPr>
-        <w:t>✅ 长度控制在 12 个字符以内，方便口述和传播</w:t>
-      </w:r>
-    </w:p>
-    <w:p>
-      <w:pPr>
-        <w:ind w:left="567"/>
-      </w:pPr>
-      <w:r>
-        <w:rPr>
-          <w:sz w:val="21"/>
-        </w:rPr>
-        <w:t>❌ 避免：数字开头、连字符、生僻字拼音、易被混淆的字符（0 vs o）</w:t>
+        <w:t>目标读者：想用AI建站、做SEO内容站、通过AdSense或联盟营销变现的人。</w:t>
       </w:r>
     </w:p>
     <w:p>
       <w:r>
         <w:rPr>
+          <w:rFonts w:ascii="微软雅黑" w:hAnsi="微软雅黑" w:eastAsia="微软雅黑"/>
+          <w:b w:val="0"/>
+          <w:sz w:val="22"/>
+        </w:rPr>
+        <w:t>核心原则：花最少钱、用最简单技术、走最短路径。第一年成本约55元（只有域名费），其他全部免费。</w:t>
+      </w:r>
+    </w:p>
+    <w:p/>
+    <w:p>
+      <w:r>
+        <w:rPr>
+          <w:rFonts w:ascii="微软雅黑" w:hAnsi="微软雅黑" w:eastAsia="微软雅黑"/>
           <w:b/>
-          <w:color w:val="1D4ED6"/>
-          <w:sz w:val="26"/>
+          <w:sz w:val="24"/>
         </w:rPr>
-        <w:t xml:space="preserve">  1.2 阿里云注册流程</w:t>
+        <w:t>手册结构速览：</w:t>
+      </w:r>
+    </w:p>
+    <w:p>
+      <w:pPr>
+        <w:pStyle w:val="ListNumber"/>
+      </w:pPr>
+      <w:r>
+        <w:rPr>
+          <w:rFonts w:ascii="微软雅黑" w:hAnsi="微软雅黑" w:eastAsia="微软雅黑"/>
+          <w:b w:val="0"/>
+          <w:sz w:val="22"/>
+        </w:rPr>
+        <w:t>准备期：域名 + 建站（第1天）</w:t>
+      </w:r>
+    </w:p>
+    <w:p>
+      <w:pPr>
+        <w:pStyle w:val="ListNumber"/>
+      </w:pPr>
+      <w:r>
+        <w:rPr>
+          <w:rFonts w:ascii="微软雅黑" w:hAnsi="微软雅黑" w:eastAsia="微软雅黑"/>
+          <w:b w:val="0"/>
+          <w:sz w:val="22"/>
+        </w:rPr>
+        <w:t>部署期：GitHub + Vercel + 绑域名（第1天）</w:t>
+      </w:r>
+    </w:p>
+    <w:p>
+      <w:pPr>
+        <w:pStyle w:val="ListNumber"/>
+      </w:pPr>
+      <w:r>
+        <w:rPr>
+          <w:rFonts w:ascii="微软雅黑" w:hAnsi="微软雅黑" w:eastAsia="微软雅黑"/>
+          <w:b w:val="0"/>
+          <w:sz w:val="22"/>
+        </w:rPr>
+        <w:t>完善期：统计 + 内容填充（第2-3天）</w:t>
+      </w:r>
+    </w:p>
+    <w:p>
+      <w:pPr>
+        <w:pStyle w:val="ListNumber"/>
+      </w:pPr>
+      <w:r>
+        <w:rPr>
+          <w:rFonts w:ascii="微软雅黑" w:hAnsi="微软雅黑" w:eastAsia="微软雅黑"/>
+          <w:b w:val="0"/>
+          <w:sz w:val="22"/>
+        </w:rPr>
+        <w:t>推广期：SEO + 外链建设（持续）</w:t>
+      </w:r>
+    </w:p>
+    <w:p>
+      <w:pPr>
+        <w:pStyle w:val="ListNumber"/>
+      </w:pPr>
+      <w:r>
+        <w:rPr>
+          <w:rFonts w:ascii="微软雅黑" w:hAnsi="微软雅黑" w:eastAsia="微软雅黑"/>
+          <w:b w:val="0"/>
+          <w:sz w:val="22"/>
+        </w:rPr>
+        <w:t>变现期：AdSense + 联盟营销（1-2个月后）</w:t>
+      </w:r>
+    </w:p>
+    <w:p>
+      <w:r>
+        <w:br w:type="page"/>
+      </w:r>
+    </w:p>
+    <w:p>
+      <w:pPr>
+        <w:pStyle w:val="Heading1"/>
+        <w:jc w:val="center"/>
+      </w:pPr>
+      <w:r>
+        <w:rPr>
+          <w:rFonts w:ascii="微软雅黑" w:hAnsi="微软雅黑" w:eastAsia="微软雅黑"/>
+          <w:b/>
+          <w:sz w:val="44"/>
+        </w:rPr>
+        <w:t>第一步：注册域名（阿里云）</w:t>
+      </w:r>
+    </w:p>
+    <w:p/>
+    <w:p>
+      <w:r>
+        <w:rPr>
+          <w:rFonts w:ascii="微软雅黑" w:hAnsi="微软雅黑" w:eastAsia="微软雅黑"/>
+          <w:b w:val="0"/>
+          <w:sz w:val="22"/>
+        </w:rPr>
+        <w:t>域名是网站的门面，选.com或.net后缀，简短好记、含关键词最佳。</w:t>
+      </w:r>
+    </w:p>
+    <w:p>
+      <w:pPr>
+        <w:pStyle w:val="Heading2"/>
+      </w:pPr>
+      <w:r>
+        <w:rPr>
+          <w:rFonts w:ascii="微软雅黑" w:hAnsi="微软雅黑" w:eastAsia="微软雅黑"/>
+          <w:b/>
+          <w:sz w:val="32"/>
+        </w:rPr>
+        <w:t>1.1 域名选择技巧</w:t>
+      </w:r>
+    </w:p>
+    <w:p>
+      <w:pPr>
+        <w:pStyle w:val="ListBullet"/>
+      </w:pPr>
+      <w:r>
+        <w:rPr>
+          <w:rFonts w:ascii="微软雅黑" w:hAnsi="微软雅黑" w:eastAsia="微软雅黑"/>
+          <w:b w:val="0"/>
+          <w:sz w:val="22"/>
+        </w:rPr>
+        <w:t>推荐格式：关键词 + 行业词，如 ai-fuye.com、seo-blog.com</w:t>
+      </w:r>
+    </w:p>
+    <w:p>
+      <w:pPr>
+        <w:pStyle w:val="ListBullet"/>
+      </w:pPr>
+      <w:r>
+        <w:rPr>
+          <w:rFonts w:ascii="微软雅黑" w:hAnsi="微软雅黑" w:eastAsia="微软雅黑"/>
+          <w:b w:val="0"/>
+          <w:sz w:val="22"/>
+        </w:rPr>
+        <w:t>长度控制在12个字符以内，方便口述和传播</w:t>
+      </w:r>
+    </w:p>
+    <w:p>
+      <w:pPr>
+        <w:pStyle w:val="ListBullet"/>
+      </w:pPr>
+      <w:r>
+        <w:rPr>
+          <w:rFonts w:ascii="微软雅黑" w:hAnsi="微软雅黑" w:eastAsia="微软雅黑"/>
+          <w:b w:val="0"/>
+          <w:sz w:val="22"/>
+        </w:rPr>
+        <w:t>避免：数字开头、连字符过多、生僻字拼音、易混淆字符（0 vs o）</w:t>
+      </w:r>
+    </w:p>
+    <w:p>
+      <w:pPr>
+        <w:pStyle w:val="Heading2"/>
+      </w:pPr>
+      <w:r>
+        <w:rPr>
+          <w:rFonts w:ascii="微软雅黑" w:hAnsi="微软雅黑" w:eastAsia="微软雅黑"/>
+          <w:b/>
+          <w:sz w:val="32"/>
+        </w:rPr>
+        <w:t>1.2 阿里云注册流程</w:t>
+      </w:r>
+    </w:p>
+    <w:p>
+      <w:pPr>
+        <w:pStyle w:val="ListNumber"/>
+      </w:pPr>
+      <w:r>
+        <w:rPr>
+          <w:rFonts w:ascii="微软雅黑" w:hAnsi="微软雅黑" w:eastAsia="微软雅黑"/>
+          <w:b w:val="0"/>
+          <w:sz w:val="22"/>
+        </w:rPr>
+        <w:t>打开 wanwang.aliyun.com（阿里云万网）</w:t>
+      </w:r>
+    </w:p>
+    <w:p>
+      <w:pPr>
+        <w:pStyle w:val="ListNumber"/>
+      </w:pPr>
+      <w:r>
+        <w:rPr>
+          <w:rFonts w:ascii="微软雅黑" w:hAnsi="微软雅黑" w:eastAsia="微软雅黑"/>
+          <w:b w:val="0"/>
+          <w:sz w:val="22"/>
+        </w:rPr>
+        <w:t>登录阿里云账号（没有就注册一个，需要实名认证）</w:t>
+      </w:r>
+    </w:p>
+    <w:p>
+      <w:pPr>
+        <w:pStyle w:val="ListNumber"/>
+      </w:pPr>
+      <w:r>
+        <w:rPr>
+          <w:rFonts w:ascii="微软雅黑" w:hAnsi="微软雅黑" w:eastAsia="微软雅黑"/>
+          <w:b w:val="0"/>
+          <w:sz w:val="22"/>
+        </w:rPr>
+        <w:t>搜索想要的域名，加入清单</w:t>
+      </w:r>
+    </w:p>
+    <w:p>
+      <w:pPr>
+        <w:pStyle w:val="ListNumber"/>
+      </w:pPr>
+      <w:r>
+        <w:rPr>
+          <w:rFonts w:ascii="微软雅黑" w:hAnsi="微软雅黑" w:eastAsia="微软雅黑"/>
+          <w:b w:val="0"/>
+          <w:sz w:val="22"/>
+        </w:rPr>
+        <w:t>选择.com或.net后缀，确认价格（首年约55元）</w:t>
+      </w:r>
+    </w:p>
+    <w:p>
+      <w:pPr>
+        <w:pStyle w:val="ListNumber"/>
+      </w:pPr>
+      <w:r>
+        <w:rPr>
+          <w:rFonts w:ascii="微软雅黑" w:hAnsi="微软雅黑" w:eastAsia="微软雅黑"/>
+          <w:b w:val="0"/>
+          <w:sz w:val="22"/>
+        </w:rPr>
+        <w:t>提交订单，完成实名认证（个人/企业）</w:t>
+      </w:r>
+    </w:p>
+    <w:p>
+      <w:pPr>
+        <w:pStyle w:val="ListNumber"/>
+      </w:pPr>
+      <w:r>
+        <w:rPr>
+          <w:rFonts w:ascii="微软雅黑" w:hAnsi="微软雅黑" w:eastAsia="微软雅黑"/>
+          <w:b w:val="0"/>
+          <w:sz w:val="22"/>
+        </w:rPr>
+        <w:t>等待审核通过（一般几分钟到几小时）</w:t>
+      </w:r>
+    </w:p>
+    <w:p>
+      <w:pPr>
+        <w:pStyle w:val="Heading2"/>
+      </w:pPr>
+      <w:r>
+        <w:rPr>
+          <w:rFonts w:ascii="微软雅黑" w:hAnsi="微软雅黑" w:eastAsia="微软雅黑"/>
+          <w:b/>
+          <w:sz w:val="32"/>
+        </w:rPr>
+        <w:t>1.3 常见坑</w:t>
+      </w:r>
+    </w:p>
+    <w:p>
+      <w:pPr>
+        <w:pStyle w:val="ListBullet"/>
+      </w:pPr>
+      <w:r>
+        <w:rPr>
+          <w:rFonts w:ascii="微软雅黑" w:hAnsi="微软雅黑" w:eastAsia="微软雅黑"/>
+          <w:b w:val="0"/>
+          <w:sz w:val="22"/>
+        </w:rPr>
+        <w:t>实名认证失败：检查身份证照片是否清晰、信息是否一致</w:t>
+      </w:r>
+    </w:p>
+    <w:p>
+      <w:pPr>
+        <w:pStyle w:val="ListBullet"/>
+      </w:pPr>
+      <w:r>
+        <w:rPr>
+          <w:rFonts w:ascii="微软雅黑" w:hAnsi="微软雅黑" w:eastAsia="微软雅黑"/>
+          <w:b w:val="0"/>
+          <w:sz w:val="22"/>
+        </w:rPr>
+        <w:t>域名被注册：提前准备3-5个备选方案</w:t>
+      </w:r>
+    </w:p>
+    <w:p>
+      <w:pPr>
+        <w:pStyle w:val="ListBullet"/>
+      </w:pPr>
+      <w:r>
+        <w:rPr>
+          <w:rFonts w:ascii="微软雅黑" w:hAnsi="微软雅黑" w:eastAsia="微软雅黑"/>
+          <w:b w:val="0"/>
+          <w:sz w:val="22"/>
+        </w:rPr>
+        <w:t>DNS解析：先不管，第四步再配置</w:t>
+      </w:r>
+    </w:p>
+    <w:p>
+      <w:r>
+        <w:br w:type="page"/>
+      </w:r>
+    </w:p>
+    <w:p>
+      <w:pPr>
+        <w:pStyle w:val="Heading1"/>
+        <w:jc w:val="center"/>
+      </w:pPr>
+      <w:r>
+        <w:rPr>
+          <w:rFonts w:ascii="微软雅黑" w:hAnsi="微软雅黑" w:eastAsia="微软雅黑"/>
+          <w:b/>
+          <w:sz w:val="44"/>
+        </w:rPr>
+        <w:t>第二步：用AI生成网站（WorkBuddy）</w:t>
+      </w:r>
+    </w:p>
+    <w:p/>
+    <w:p>
+      <w:r>
+        <w:rPr>
+          <w:rFonts w:ascii="微软雅黑" w:hAnsi="微软雅黑" w:eastAsia="微软雅黑"/>
+          <w:b w:val="0"/>
+          <w:sz w:val="22"/>
+        </w:rPr>
+        <w:t>这是最快的一步。用一句话告诉AI你要什么，它会自动生成完整的网站代码。</w:t>
+      </w:r>
+    </w:p>
+    <w:p>
+      <w:pPr>
+        <w:pStyle w:val="Heading2"/>
+      </w:pPr>
+      <w:r>
+        <w:rPr>
+          <w:rFonts w:ascii="微软雅黑" w:hAnsi="微软雅黑" w:eastAsia="微软雅黑"/>
+          <w:b/>
+          <w:sz w:val="32"/>
+        </w:rPr>
+        <w:t>2.1 触发指令模板</w:t>
       </w:r>
     </w:p>
     <w:p>
       <w:r>
         <w:rPr>
+          <w:rFonts w:ascii="微软雅黑" w:hAnsi="微软雅黑" w:eastAsia="微软雅黑"/>
           <w:b/>
-          <w:color w:val="1D4ED6"/>
           <w:sz w:val="22"/>
         </w:rPr>
-        <w:t xml:space="preserve">  步骤1：打开 wanwang.aliyun.com（阿里云万网）</w:t>
+        <w:t>把下面这段话发给AI（WorkBuddy）：</w:t>
+      </w:r>
+    </w:p>
+    <w:p>
+      <w:pPr>
+        <w:shd w:fill="F5F5F5" w:val="clear"/>
+      </w:pPr>
+      <w:r>
+        <w:rPr>
+          <w:rFonts w:ascii="Consolas" w:hAnsi="Consolas" w:eastAsia="Consolas"/>
+          <w:b w:val="0"/>
+          <w:color w:val="202020"/>
+          <w:sz w:val="20"/>
+        </w:rPr>
+        <w:t>帮我建一个关于【AI副业变现】的内容站，域名是 aifuye.net，需要这些页面：首页、AI写作变现、AI绘画变现、AI视频变现、AI编程变现、变现方法汇总、工具推荐、成功案例、新手入门。</w:t>
+        <w:br/>
+        <w:t>要求：纯静态HTML/CSS/JS，响应式设计，中文为主，SEO友好（每个页面独立标题和描述），暗色主题。</w:t>
+      </w:r>
+    </w:p>
+    <w:p>
+      <w:pPr>
+        <w:pStyle w:val="Heading2"/>
+      </w:pPr>
+      <w:r>
+        <w:rPr>
+          <w:rFonts w:ascii="微软雅黑" w:hAnsi="微软雅黑" w:eastAsia="微软雅黑"/>
+          <w:b/>
+          <w:sz w:val="32"/>
+        </w:rPr>
+        <w:t>2.2 AI会生成什么</w:t>
+      </w:r>
+    </w:p>
+    <w:p>
+      <w:pPr>
+        <w:pStyle w:val="ListBullet"/>
+      </w:pPr>
+      <w:r>
+        <w:rPr>
+          <w:rFonts w:ascii="微软雅黑" w:hAnsi="微软雅黑" w:eastAsia="微软雅黑"/>
+          <w:b w:val="0"/>
+          <w:sz w:val="22"/>
+        </w:rPr>
+        <w:t>14个HTML文件（首页+4个分类页+4个工具/案例/入门页+5篇文章页）</w:t>
+      </w:r>
+    </w:p>
+    <w:p>
+      <w:pPr>
+        <w:pStyle w:val="ListBullet"/>
+      </w:pPr>
+      <w:r>
+        <w:rPr>
+          <w:rFonts w:ascii="微软雅黑" w:hAnsi="微软雅黑" w:eastAsia="微软雅黑"/>
+          <w:b w:val="0"/>
+          <w:sz w:val="22"/>
+        </w:rPr>
+        <w:t>1个CSS文件（style.css，统一设计系统）</w:t>
+      </w:r>
+    </w:p>
+    <w:p>
+      <w:pPr>
+        <w:pStyle w:val="ListBullet"/>
+      </w:pPr>
+      <w:r>
+        <w:rPr>
+          <w:rFonts w:ascii="微软雅黑" w:hAnsi="微软雅黑" w:eastAsia="微软雅黑"/>
+          <w:b w:val="0"/>
+          <w:sz w:val="22"/>
+        </w:rPr>
+        <w:t>2个JS文件（main.js交互 + ads-config.js广告配置）</w:t>
+      </w:r>
+    </w:p>
+    <w:p>
+      <w:pPr>
+        <w:pStyle w:val="ListBullet"/>
+      </w:pPr>
+      <w:r>
+        <w:rPr>
+          <w:rFonts w:ascii="微软雅黑" w:hAnsi="微软雅黑" w:eastAsia="微软雅黑"/>
+          <w:b w:val="0"/>
+          <w:sz w:val="22"/>
+        </w:rPr>
+        <w:t>自动配置SEO：TDK、结构化数据、面包屑导航</w:t>
+      </w:r>
+    </w:p>
+    <w:p>
+      <w:pPr>
+        <w:pStyle w:val="ListBullet"/>
+      </w:pPr>
+      <w:r>
+        <w:rPr>
+          <w:rFonts w:ascii="微软雅黑" w:hAnsi="微软雅黑" w:eastAsia="微软雅黑"/>
+          <w:b w:val="0"/>
+          <w:sz w:val="22"/>
+        </w:rPr>
+        <w:t>自动配置响应式：手机/平板/桌面端适配</w:t>
+      </w:r>
+    </w:p>
+    <w:p>
+      <w:pPr>
+        <w:pStyle w:val="Heading2"/>
+      </w:pPr>
+      <w:r>
+        <w:rPr>
+          <w:rFonts w:ascii="微软雅黑" w:hAnsi="微软雅黑" w:eastAsia="微软雅黑"/>
+          <w:b/>
+          <w:sz w:val="32"/>
+        </w:rPr>
+        <w:t>2.3 拿到代码后做什么</w:t>
+      </w:r>
+    </w:p>
+    <w:p>
+      <w:pPr>
+        <w:pStyle w:val="ListNumber"/>
+      </w:pPr>
+      <w:r>
+        <w:rPr>
+          <w:rFonts w:ascii="微软雅黑" w:hAnsi="微软雅黑" w:eastAsia="微软雅黑"/>
+          <w:b w:val="0"/>
+          <w:sz w:val="22"/>
+        </w:rPr>
+        <w:t>AI会把所有文件放在 ai-fuye-website/ 目录下</w:t>
+      </w:r>
+    </w:p>
+    <w:p>
+      <w:pPr>
+        <w:pStyle w:val="ListNumber"/>
+      </w:pPr>
+      <w:r>
+        <w:rPr>
+          <w:rFonts w:ascii="微软雅黑" w:hAnsi="微软雅黑" w:eastAsia="微软雅黑"/>
+          <w:b w:val="0"/>
+          <w:sz w:val="22"/>
+        </w:rPr>
+        <w:t>用浏览器打开 index.html 预览效果</w:t>
+      </w:r>
+    </w:p>
+    <w:p>
+      <w:pPr>
+        <w:pStyle w:val="ListNumber"/>
+      </w:pPr>
+      <w:r>
+        <w:rPr>
+          <w:rFonts w:ascii="微软雅黑" w:hAnsi="微软雅黑" w:eastAsia="微软雅黑"/>
+          <w:b w:val="0"/>
+          <w:sz w:val="22"/>
+        </w:rPr>
+        <w:t>检查每个页面是否正常显示（文字、图片、链接）</w:t>
+      </w:r>
+    </w:p>
+    <w:p>
+      <w:pPr>
+        <w:pStyle w:val="ListNumber"/>
+      </w:pPr>
+      <w:r>
+        <w:rPr>
+          <w:rFonts w:ascii="微软雅黑" w:hAnsi="微软雅黑" w:eastAsia="微软雅黑"/>
+          <w:b w:val="0"/>
+          <w:sz w:val="22"/>
+        </w:rPr>
+        <w:t>有问题直接告诉AI，它会修复</w:t>
+      </w:r>
+    </w:p>
+    <w:p>
+      <w:r>
+        <w:br w:type="page"/>
+      </w:r>
+    </w:p>
+    <w:p>
+      <w:pPr>
+        <w:pStyle w:val="Heading1"/>
+        <w:jc w:val="center"/>
+      </w:pPr>
+      <w:r>
+        <w:rPr>
+          <w:rFonts w:ascii="微软雅黑" w:hAnsi="微软雅黑" w:eastAsia="微软雅黑"/>
+          <w:b/>
+          <w:sz w:val="44"/>
+        </w:rPr>
+        <w:t>第三步：创建GitHub仓库</w:t>
+      </w:r>
+    </w:p>
+    <w:p/>
+    <w:p>
+      <w:r>
+        <w:rPr>
+          <w:rFonts w:ascii="微软雅黑" w:hAnsi="微软雅黑" w:eastAsia="微软雅黑"/>
+          <w:b w:val="0"/>
+          <w:sz w:val="22"/>
+        </w:rPr>
+        <w:t>GitHub是代码托管平台，免费、稳定，后续和Vercel联动实现自动部署。</w:t>
+      </w:r>
+    </w:p>
+    <w:p>
+      <w:pPr>
+        <w:pStyle w:val="Heading2"/>
+      </w:pPr>
+      <w:r>
+        <w:rPr>
+          <w:rFonts w:ascii="微软雅黑" w:hAnsi="微软雅黑" w:eastAsia="微软雅黑"/>
+          <w:b/>
+          <w:sz w:val="32"/>
+        </w:rPr>
+        <w:t>3.1 注册GitHub</w:t>
+      </w:r>
+    </w:p>
+    <w:p>
+      <w:pPr>
+        <w:pStyle w:val="ListNumber"/>
+      </w:pPr>
+      <w:r>
+        <w:rPr>
+          <w:rFonts w:ascii="微软雅黑" w:hAnsi="微软雅黑" w:eastAsia="微软雅黑"/>
+          <w:b w:val="0"/>
+          <w:sz w:val="22"/>
+        </w:rPr>
+        <w:t>打开 github.com</w:t>
+      </w:r>
+    </w:p>
+    <w:p>
+      <w:pPr>
+        <w:pStyle w:val="ListNumber"/>
+      </w:pPr>
+      <w:r>
+        <w:rPr>
+          <w:rFonts w:ascii="微软雅黑" w:hAnsi="微软雅黑" w:eastAsia="微软雅黑"/>
+          <w:b w:val="0"/>
+          <w:sz w:val="22"/>
+        </w:rPr>
+        <w:t>用邮箱注册账号，验证邮箱</w:t>
+      </w:r>
+    </w:p>
+    <w:p>
+      <w:pPr>
+        <w:pStyle w:val="ListNumber"/>
+      </w:pPr>
+      <w:r>
+        <w:rPr>
+          <w:rFonts w:ascii="微软雅黑" w:hAnsi="微软雅黑" w:eastAsia="微软雅黑"/>
+          <w:b w:val="0"/>
+          <w:sz w:val="22"/>
+        </w:rPr>
+        <w:t>设置用户名（将成为你的GitHub主页地址）</w:t>
+      </w:r>
+    </w:p>
+    <w:p>
+      <w:pPr>
+        <w:pStyle w:val="Heading2"/>
+      </w:pPr>
+      <w:r>
+        <w:rPr>
+          <w:rFonts w:ascii="微软雅黑" w:hAnsi="微软雅黑" w:eastAsia="微软雅黑"/>
+          <w:b/>
+          <w:sz w:val="32"/>
+        </w:rPr>
+        <w:t>3.2 创建仓库</w:t>
+      </w:r>
+    </w:p>
+    <w:p>
+      <w:pPr>
+        <w:pStyle w:val="ListNumber"/>
+      </w:pPr>
+      <w:r>
+        <w:rPr>
+          <w:rFonts w:ascii="微软雅黑" w:hAnsi="微软雅黑" w:eastAsia="微软雅黑"/>
+          <w:b w:val="0"/>
+          <w:sz w:val="22"/>
+        </w:rPr>
+        <w:t>点击右上角 + 号 → New repository</w:t>
+      </w:r>
+    </w:p>
+    <w:p>
+      <w:pPr>
+        <w:pStyle w:val="ListNumber"/>
+      </w:pPr>
+      <w:r>
+        <w:rPr>
+          <w:rFonts w:ascii="微软雅黑" w:hAnsi="微软雅黑" w:eastAsia="微软雅黑"/>
+          <w:b w:val="0"/>
+          <w:sz w:val="22"/>
+        </w:rPr>
+        <w:t>仓库名填 ai-fuye-website（和项目名一致）</w:t>
+      </w:r>
+    </w:p>
+    <w:p>
+      <w:pPr>
+        <w:pStyle w:val="ListNumber"/>
+      </w:pPr>
+      <w:r>
+        <w:rPr>
+          <w:rFonts w:ascii="微软雅黑" w:hAnsi="微软雅黑" w:eastAsia="微软雅黑"/>
+          <w:b w:val="0"/>
+          <w:sz w:val="22"/>
+        </w:rPr>
+        <w:t>选择 Public（公开，免费）</w:t>
+      </w:r>
+    </w:p>
+    <w:p>
+      <w:pPr>
+        <w:pStyle w:val="ListNumber"/>
+      </w:pPr>
+      <w:r>
+        <w:rPr>
+          <w:rFonts w:ascii="微软雅黑" w:hAnsi="微软雅黑" w:eastAsia="微软雅黑"/>
+          <w:b w:val="0"/>
+          <w:sz w:val="22"/>
+        </w:rPr>
+        <w:t>勾选 Add a README file</w:t>
+      </w:r>
+    </w:p>
+    <w:p>
+      <w:pPr>
+        <w:pStyle w:val="ListNumber"/>
+      </w:pPr>
+      <w:r>
+        <w:rPr>
+          <w:rFonts w:ascii="微软雅黑" w:hAnsi="微软雅黑" w:eastAsia="微软雅黑"/>
+          <w:b w:val="0"/>
+          <w:sz w:val="22"/>
+        </w:rPr>
+        <w:t>点击 Create repository</w:t>
+      </w:r>
+    </w:p>
+    <w:p>
+      <w:pPr>
+        <w:pStyle w:val="Heading2"/>
+      </w:pPr>
+      <w:r>
+        <w:rPr>
+          <w:rFonts w:ascii="微软雅黑" w:hAnsi="微软雅黑" w:eastAsia="微软雅黑"/>
+          <w:b/>
+          <w:sz w:val="32"/>
+        </w:rPr>
+        <w:t>3.3 上传代码</w:t>
       </w:r>
     </w:p>
     <w:p>
       <w:r>
         <w:rPr>
+          <w:rFonts w:ascii="微软雅黑" w:hAnsi="微软雅黑" w:eastAsia="微软雅黑"/>
           <w:b/>
-          <w:color w:val="1D4ED6"/>
           <w:sz w:val="22"/>
         </w:rPr>
-        <w:t xml:space="preserve">  步骤2：登录阿里云账号（没有就注册一个，需要实名认证）</w:t>
+        <w:t>在本地项目目录执行以下命令：</w:t>
+      </w:r>
+    </w:p>
+    <w:p>
+      <w:pPr>
+        <w:shd w:fill="F5F5F5" w:val="clear"/>
+      </w:pPr>
+      <w:r>
+        <w:rPr>
+          <w:rFonts w:ascii="Consolas" w:hAnsi="Consolas" w:eastAsia="Consolas"/>
+          <w:b w:val="0"/>
+          <w:color w:val="202020"/>
+          <w:sz w:val="20"/>
+        </w:rPr>
+        <w:t>cd ai-fuye-website</w:t>
+        <w:br/>
+        <w:t>git init</w:t>
+        <w:br/>
+        <w:t>git add -A</w:t>
+        <w:br/>
+        <w:t>git commit -m "init: 初始化网站"</w:t>
+        <w:br/>
+        <w:t>git branch -M main</w:t>
+        <w:br/>
+        <w:t>git remote add origin https://github.com/你的用户名/ai-fuye-website.git</w:t>
+        <w:br/>
+        <w:t>git push -u origin main</w:t>
+      </w:r>
+    </w:p>
+    <w:p>
+      <w:pPr>
+        <w:pStyle w:val="Heading2"/>
+      </w:pPr>
+      <w:r>
+        <w:rPr>
+          <w:rFonts w:ascii="微软雅黑" w:hAnsi="微软雅黑" w:eastAsia="微软雅黑"/>
+          <w:b/>
+          <w:sz w:val="32"/>
+        </w:rPr>
+        <w:t>3.4 验证</w:t>
       </w:r>
     </w:p>
     <w:p>
       <w:r>
         <w:rPr>
-          <w:b/>
-          <w:color w:val="1D4ED6"/>
+          <w:rFonts w:ascii="微软雅黑" w:hAnsi="微软雅黑" w:eastAsia="微软雅黑"/>
+          <w:b w:val="0"/>
           <w:sz w:val="22"/>
         </w:rPr>
-        <w:t xml:space="preserve">  步骤3：搜索你想要的域名，加入购物车</w:t>
+        <w:t>打开 github.com/你的用户名/ai-fuye-website，确认所有文件已上传。</w:t>
+      </w:r>
+    </w:p>
+    <w:p>
+      <w:r>
+        <w:br w:type="page"/>
+      </w:r>
+    </w:p>
+    <w:p>
+      <w:pPr>
+        <w:pStyle w:val="Heading1"/>
+        <w:jc w:val="center"/>
+      </w:pPr>
+      <w:r>
+        <w:rPr>
+          <w:rFonts w:ascii="微软雅黑" w:hAnsi="微软雅黑" w:eastAsia="微软雅黑"/>
+          <w:b/>
+          <w:sz w:val="44"/>
+        </w:rPr>
+        <w:t>第四步：Vercel部署 + 绑定域名</w:t>
+      </w:r>
+    </w:p>
+    <w:p/>
+    <w:p>
+      <w:r>
+        <w:rPr>
+          <w:rFonts w:ascii="微软雅黑" w:hAnsi="微软雅黑" w:eastAsia="微软雅黑"/>
+          <w:b w:val="0"/>
+          <w:sz w:val="22"/>
+        </w:rPr>
+        <w:t>Vercel是全球最快的静态网站托管平台，免费、自动HTTPS、自动部署。</w:t>
+      </w:r>
+    </w:p>
+    <w:p>
+      <w:pPr>
+        <w:pStyle w:val="Heading2"/>
+      </w:pPr>
+      <w:r>
+        <w:rPr>
+          <w:rFonts w:ascii="微软雅黑" w:hAnsi="微软雅黑" w:eastAsia="微软雅黑"/>
+          <w:b/>
+          <w:sz w:val="32"/>
+        </w:rPr>
+        <w:t>4.1 注册Vercel</w:t>
+      </w:r>
+    </w:p>
+    <w:p>
+      <w:pPr>
+        <w:pStyle w:val="ListNumber"/>
+      </w:pPr>
+      <w:r>
+        <w:rPr>
+          <w:rFonts w:ascii="微软雅黑" w:hAnsi="微软雅黑" w:eastAsia="微软雅黑"/>
+          <w:b w:val="0"/>
+          <w:sz w:val="22"/>
+        </w:rPr>
+        <w:t>打开 vercel.com</w:t>
+      </w:r>
+    </w:p>
+    <w:p>
+      <w:pPr>
+        <w:pStyle w:val="ListNumber"/>
+      </w:pPr>
+      <w:r>
+        <w:rPr>
+          <w:rFonts w:ascii="微软雅黑" w:hAnsi="微软雅黑" w:eastAsia="微软雅黑"/>
+          <w:b w:val="0"/>
+          <w:sz w:val="22"/>
+        </w:rPr>
+        <w:t>用GitHub账号登录（推荐，一键关联）</w:t>
+      </w:r>
+    </w:p>
+    <w:p>
+      <w:pPr>
+        <w:pStyle w:val="ListNumber"/>
+      </w:pPr>
+      <w:r>
+        <w:rPr>
+          <w:rFonts w:ascii="微软雅黑" w:hAnsi="微软雅黑" w:eastAsia="微软雅黑"/>
+          <w:b w:val="0"/>
+          <w:sz w:val="22"/>
+        </w:rPr>
+        <w:t>完成引导流程</w:t>
+      </w:r>
+    </w:p>
+    <w:p>
+      <w:pPr>
+        <w:pStyle w:val="Heading2"/>
+      </w:pPr>
+      <w:r>
+        <w:rPr>
+          <w:rFonts w:ascii="微软雅黑" w:hAnsi="微软雅黑" w:eastAsia="微软雅黑"/>
+          <w:b/>
+          <w:sz w:val="32"/>
+        </w:rPr>
+        <w:t>4.2 导入项目</w:t>
+      </w:r>
+    </w:p>
+    <w:p>
+      <w:pPr>
+        <w:pStyle w:val="ListNumber"/>
+      </w:pPr>
+      <w:r>
+        <w:rPr>
+          <w:rFonts w:ascii="微软雅黑" w:hAnsi="微软雅黑" w:eastAsia="微软雅黑"/>
+          <w:b w:val="0"/>
+          <w:sz w:val="22"/>
+        </w:rPr>
+        <w:t>Dashboard → Add New Project</w:t>
+      </w:r>
+    </w:p>
+    <w:p>
+      <w:pPr>
+        <w:pStyle w:val="ListNumber"/>
+      </w:pPr>
+      <w:r>
+        <w:rPr>
+          <w:rFonts w:ascii="微软雅黑" w:hAnsi="微软雅黑" w:eastAsia="微软雅黑"/>
+          <w:b w:val="0"/>
+          <w:sz w:val="22"/>
+        </w:rPr>
+        <w:t>选择 Import Git Repository</w:t>
+      </w:r>
+    </w:p>
+    <w:p>
+      <w:pPr>
+        <w:pStyle w:val="ListNumber"/>
+      </w:pPr>
+      <w:r>
+        <w:rPr>
+          <w:rFonts w:ascii="微软雅黑" w:hAnsi="微软雅黑" w:eastAsia="微软雅黑"/>
+          <w:b w:val="0"/>
+          <w:sz w:val="22"/>
+        </w:rPr>
+        <w:t>找到 ai-fuye-website，点击 Import</w:t>
+      </w:r>
+    </w:p>
+    <w:p>
+      <w:pPr>
+        <w:pStyle w:val="ListNumber"/>
+      </w:pPr>
+      <w:r>
+        <w:rPr>
+          <w:rFonts w:ascii="微软雅黑" w:hAnsi="微软雅黑" w:eastAsia="微软雅黑"/>
+          <w:b w:val="0"/>
+          <w:sz w:val="22"/>
+        </w:rPr>
+        <w:t>Framework Preset 选 Other（纯静态）</w:t>
+      </w:r>
+    </w:p>
+    <w:p>
+      <w:pPr>
+        <w:pStyle w:val="ListNumber"/>
+      </w:pPr>
+      <w:r>
+        <w:rPr>
+          <w:rFonts w:ascii="微软雅黑" w:hAnsi="微软雅黑" w:eastAsia="微软雅黑"/>
+          <w:b w:val="0"/>
+          <w:sz w:val="22"/>
+        </w:rPr>
+        <w:t>点击 Deploy</w:t>
+      </w:r>
+    </w:p>
+    <w:p>
+      <w:pPr>
+        <w:pStyle w:val="ListNumber"/>
+      </w:pPr>
+      <w:r>
+        <w:rPr>
+          <w:rFonts w:ascii="微软雅黑" w:hAnsi="微软雅黑" w:eastAsia="微软雅黑"/>
+          <w:b w:val="0"/>
+          <w:sz w:val="22"/>
+        </w:rPr>
+        <w:t>等待1-2分钟，部署完成后会给你一个 .vercel.app 的临时域名</w:t>
+      </w:r>
+    </w:p>
+    <w:p>
+      <w:pPr>
+        <w:pStyle w:val="Heading2"/>
+      </w:pPr>
+      <w:r>
+        <w:rPr>
+          <w:rFonts w:ascii="微软雅黑" w:hAnsi="微软雅黑" w:eastAsia="微软雅黑"/>
+          <w:b/>
+          <w:sz w:val="32"/>
+        </w:rPr>
+        <w:t>4.3 绑定自定义域名</w:t>
       </w:r>
     </w:p>
     <w:p>
       <w:r>
         <w:rPr>
-          <w:b/>
-          <w:color w:val="1D4ED6"/>
+          <w:rFonts w:ascii="微软雅黑" w:hAnsi="微软雅黑" w:eastAsia="微软雅黑"/>
+          <w:b w:val="0"/>
           <w:sz w:val="22"/>
         </w:rPr>
-        <w:t xml:space="preserve">  步骤4：结算时选择「个人」实名认证（必填，否则域名会被锁定）</w:t>
+        <w:t>进入项目 → Settings → Domains → 输入你的域名（aifuye.net）→ Add</w:t>
       </w:r>
     </w:p>
     <w:p>
       <w:r>
         <w:rPr>
-          <w:b/>
-          <w:color w:val="1D4ED6"/>
+          <w:rFonts w:ascii="微软雅黑" w:hAnsi="微软雅黑" w:eastAsia="微软雅黑"/>
+          <w:b w:val="0"/>
           <w:sz w:val="22"/>
         </w:rPr>
-        <w:t xml:space="preserve">  步骤5：支付完成，进入「控制台 → 域名」确认状态为「正常」</w:t>
+        <w:t>Vercel会显示需要配置的DNS记录：</w:t>
+      </w:r>
+    </w:p>
+    <w:p>
+      <w:pPr>
+        <w:shd w:fill="F5F5F5" w:val="clear"/>
+      </w:pPr>
+      <w:r>
+        <w:rPr>
+          <w:rFonts w:ascii="Consolas" w:hAnsi="Consolas" w:eastAsia="Consolas"/>
+          <w:b w:val="0"/>
+          <w:color w:val="202020"/>
+          <w:sz w:val="20"/>
+        </w:rPr>
+        <w:t>类型：A</w:t>
+        <w:br/>
+        <w:t>主机记录：@</w:t>
+        <w:br/>
+        <w:t>记录值：76.76.21.21</w:t>
+        <w:br/>
+        <w:br/>
+        <w:t>类型：CNAME</w:t>
+        <w:br/>
+        <w:t>主机记录：www</w:t>
+        <w:br/>
+        <w:t>记录值：cname.vercel-dns.com</w:t>
+      </w:r>
+    </w:p>
+    <w:p>
+      <w:pPr>
+        <w:pStyle w:val="Heading2"/>
+      </w:pPr>
+      <w:r>
+        <w:rPr>
+          <w:rFonts w:ascii="微软雅黑" w:hAnsi="微软雅黑" w:eastAsia="微软雅黑"/>
+          <w:b/>
+          <w:sz w:val="32"/>
+        </w:rPr>
+        <w:t>4.4 阿里云配置DNS解析</w:t>
+      </w:r>
+    </w:p>
+    <w:p>
+      <w:pPr>
+        <w:pStyle w:val="ListNumber"/>
+      </w:pPr>
+      <w:r>
+        <w:rPr>
+          <w:rFonts w:ascii="微软雅黑" w:hAnsi="微软雅黑" w:eastAsia="微软雅黑"/>
+          <w:b w:val="0"/>
+          <w:sz w:val="22"/>
+        </w:rPr>
+        <w:t>登录阿里云 → 域名控制台 → 找到你的域名 → 解析</w:t>
+      </w:r>
+    </w:p>
+    <w:p>
+      <w:pPr>
+        <w:pStyle w:val="ListNumber"/>
+      </w:pPr>
+      <w:r>
+        <w:rPr>
+          <w:rFonts w:ascii="微软雅黑" w:hAnsi="微软雅黑" w:eastAsia="微软雅黑"/>
+          <w:b w:val="0"/>
+          <w:sz w:val="22"/>
+        </w:rPr>
+        <w:t>添加A记录：主机记录填@，记录值填76.76.21.21</w:t>
+      </w:r>
+    </w:p>
+    <w:p>
+      <w:pPr>
+        <w:pStyle w:val="ListNumber"/>
+      </w:pPr>
+      <w:r>
+        <w:rPr>
+          <w:rFonts w:ascii="微软雅黑" w:hAnsi="微软雅黑" w:eastAsia="微软雅黑"/>
+          <w:b w:val="0"/>
+          <w:sz w:val="22"/>
+        </w:rPr>
+        <w:t>添加CNAME记录：主机记录填www，记录值填cname.vercel-dns.com</w:t>
+      </w:r>
+    </w:p>
+    <w:p>
+      <w:pPr>
+        <w:pStyle w:val="ListNumber"/>
+      </w:pPr>
+      <w:r>
+        <w:rPr>
+          <w:rFonts w:ascii="微软雅黑" w:hAnsi="微软雅黑" w:eastAsia="微软雅黑"/>
+          <w:b w:val="0"/>
+          <w:sz w:val="22"/>
+        </w:rPr>
+        <w:t>等待DNS生效（通常5分钟到48小时）</w:t>
+      </w:r>
+    </w:p>
+    <w:p>
+      <w:pPr>
+        <w:pStyle w:val="ListNumber"/>
+      </w:pPr>
+      <w:r>
+        <w:rPr>
+          <w:rFonts w:ascii="微软雅黑" w:hAnsi="微软雅黑" w:eastAsia="微软雅黑"/>
+          <w:b w:val="0"/>
+          <w:sz w:val="22"/>
+        </w:rPr>
+        <w:t>回到Vercel，点击Refresh，看到绿色对勾即绑定成功</w:t>
+      </w:r>
+    </w:p>
+    <w:p>
+      <w:pPr>
+        <w:pStyle w:val="Heading2"/>
+      </w:pPr>
+      <w:r>
+        <w:rPr>
+          <w:rFonts w:ascii="微软雅黑" w:hAnsi="微软雅黑" w:eastAsia="微软雅黑"/>
+          <w:b/>
+          <w:sz w:val="32"/>
+        </w:rPr>
+        <w:t>4.5 HTTPS自动配置</w:t>
       </w:r>
     </w:p>
     <w:p>
       <w:r>
         <w:rPr>
-          <w:b/>
-          <w:color w:val="1D4ED6"/>
-          <w:sz w:val="26"/>
+          <w:rFonts w:ascii="微软雅黑" w:hAnsi="微软雅黑" w:eastAsia="微软雅黑"/>
+          <w:b w:val="0"/>
+          <w:sz w:val="22"/>
         </w:rPr>
-        <w:t xml:space="preserve">  1.3 DNS 解析设置（提前做）</w:t>
-      </w:r>
-    </w:p>
-    <w:p>
-      <w:pPr>
-        <w:ind w:left="567"/>
-      </w:pPr>
-      <w:r>
-        <w:rPr>
-          <w:sz w:val="21"/>
-        </w:rPr>
-        <w:t>注册完域名后，先设置 DNS 解析，等后面 Vercel 部署完可以直接用。</w:t>
-      </w:r>
-    </w:p>
-    <w:p>
-      <w:pPr>
-        <w:ind w:left="567"/>
-      </w:pPr>
-      <w:r>
-        <w:rPr>
-          <w:sz w:val="21"/>
-        </w:rPr>
-        <w:t>操作路径：阿里云控制台 → 域名 → 解析 → 添加记录</w:t>
-      </w:r>
-    </w:p>
-    <w:p>
-      <w:pPr>
-        <w:ind w:left="567"/>
-      </w:pPr>
-      <w:r>
-        <w:rPr>
-          <w:sz w:val="21"/>
-        </w:rPr>
-        <w:t>暂时不需要添加任何记录，等 Vercel 部署完再回来设置（见第五步）。</w:t>
-      </w:r>
-    </w:p>
-    <w:p>
-      <w:pPr>
-        <w:ind w:left="567"/>
-      </w:pPr>
-      <w:r>
-        <w:rPr>
-          <w:color w:val="1E40AF"/>
-          <w:sz w:val="20"/>
-        </w:rPr>
-        <w:t xml:space="preserve">  域名费用：.com 约 55 元/年，.net 约 69 元/年，建议在阿里云续费提醒开启。</w:t>
-      </w:r>
-    </w:p>
-    <w:p>
-      <w:pPr>
-        <w:jc w:val="center"/>
-      </w:pPr>
-      <w:r>
-        <w:rPr>
-          <w:b/>
-          <w:color w:val="1A376E"/>
-          <w:sz w:val="36"/>
-        </w:rPr>
-        <w:t>第二步：用 AI 建站（WorkBuddy + seo-content-site-builder）</w:t>
-      </w:r>
-    </w:p>
-    <w:p>
-      <w:pPr>
-        <w:ind w:left="567"/>
-      </w:pPr>
-      <w:r>
-        <w:rPr>
-          <w:sz w:val="21"/>
-        </w:rPr>
-        <w:t>这是最核心的一步。你不需要懂代码，直接对 WorkBuddy 说需求，AI 自动生成完整网站。</w:t>
+        <w:t>Vercel自动申请SSL证书，无需手动操作。</w:t>
       </w:r>
     </w:p>
     <w:p>
       <w:r>
         <w:rPr>
-          <w:b/>
-          <w:color w:val="1D4ED6"/>
-          <w:sz w:val="26"/>
+          <w:rFonts w:ascii="微软雅黑" w:hAnsi="微软雅黑" w:eastAsia="微软雅黑"/>
+          <w:b w:val="0"/>
+          <w:sz w:val="22"/>
         </w:rPr>
-        <w:t xml:space="preserve">  2.1 触发技能</w:t>
+        <w:t>验证：浏览器访问 https://aifuye.net，看到锁图标即正常。</w:t>
       </w:r>
     </w:p>
     <w:p>
       <w:pPr>
-        <w:ind w:left="567"/>
+        <w:pStyle w:val="Heading2"/>
       </w:pPr>
       <w:r>
         <w:rPr>
-          <w:sz w:val="21"/>
+          <w:rFonts w:ascii="微软雅黑" w:hAnsi="微软雅黑" w:eastAsia="微软雅黑"/>
+          <w:b/>
+          <w:sz w:val="32"/>
         </w:rPr>
-        <w:t>打开 WorkBuddy，直接说：</w:t>
-      </w:r>
-    </w:p>
-    <w:p>
-      <w:pPr>
-        <w:ind w:left="850"/>
-        <w:shd w:val="clear" w:color="auto" w:fill="1e1e2e"/>
-      </w:pPr>
-      <w:r>
-        <w:rPr>
-          <w:rFonts w:ascii="Consolas" w:hAnsi="Consolas"/>
-          <w:color w:val="D1D5DB"/>
-          <w:sz w:val="18"/>
-        </w:rPr>
-        <w:t>用 seo-content-site-builder 帮我建一个关于「AI副业指南」的内容站，</w:t>
-        <w:br/>
-        <w:t>目标是 SEO 排名，最终通过 AdSense 和联盟营销变现。</w:t>
+        <w:t>4.6 自动部署</w:t>
       </w:r>
     </w:p>
     <w:p>
       <w:r>
         <w:rPr>
-          <w:b/>
-          <w:color w:val="1D4ED6"/>
-          <w:sz w:val="26"/>
+          <w:rFonts w:ascii="微软雅黑" w:hAnsi="微软雅黑" w:eastAsia="微软雅黑"/>
+          <w:b w:val="0"/>
+          <w:sz w:val="22"/>
         </w:rPr>
-        <w:t xml:space="preserve">  2.2 AI 自动完成的任务</w:t>
-      </w:r>
-    </w:p>
-    <w:p>
-      <w:pPr>
-        <w:ind w:left="567"/>
-      </w:pPr>
-      <w:r>
-        <w:rPr>
-          <w:sz w:val="21"/>
-        </w:rPr>
-        <w:t>1. 生成项目结构（14个HTML + CSS + JS）</w:t>
-      </w:r>
-    </w:p>
-    <w:p>
-      <w:pPr>
-        <w:ind w:left="567"/>
-      </w:pPr>
-      <w:r>
-        <w:rPr>
-          <w:sz w:val="21"/>
-        </w:rPr>
-        <w:t>2. 设计系统（主色 #6366f1，辅色 #06b6d4，Inter字体）</w:t>
-      </w:r>
-    </w:p>
-    <w:p>
-      <w:pPr>
-        <w:ind w:left="567"/>
-      </w:pPr>
-      <w:r>
-        <w:rPr>
-          <w:sz w:val="21"/>
-        </w:rPr>
-        <w:t>3. 首页 + 工具页 + 方法页 + 案例页 + 新手页</w:t>
-      </w:r>
-    </w:p>
-    <w:p>
-      <w:pPr>
-        <w:ind w:left="567"/>
-      </w:pPr>
-      <w:r>
-        <w:rPr>
-          <w:sz w:val="21"/>
-        </w:rPr>
-        <w:t>4. 文章模板（含 JSON-LD 结构化数据 + 面包屑导航）</w:t>
-      </w:r>
-    </w:p>
-    <w:p>
-      <w:pPr>
-        <w:ind w:left="567"/>
-      </w:pPr>
-      <w:r>
-        <w:rPr>
-          <w:sz w:val="21"/>
-        </w:rPr>
-        <w:t>5. 广告配置（js/ads-config.js，预留 AdSense + 百度联盟位）</w:t>
-      </w:r>
-    </w:p>
-    <w:p>
-      <w:pPr>
-        <w:ind w:left="567"/>
-      </w:pPr>
-      <w:r>
-        <w:rPr>
-          <w:sz w:val="21"/>
-        </w:rPr>
-        <w:t>6. 流量统计（js/analytics.js，已接入 Microsoft Clarity）</w:t>
-      </w:r>
-    </w:p>
-    <w:p>
-      <w:pPr>
-        <w:ind w:left="567"/>
-      </w:pPr>
-      <w:r>
-        <w:rPr>
-          <w:sz w:val="21"/>
-        </w:rPr>
-        <w:t>7. 质量审计脚本（scripts/audit.py + audit_links.py）</w:t>
+        <w:t>以后只要执行 git push origin main，Vercel就会自动重新部署。</w:t>
       </w:r>
     </w:p>
     <w:p>
       <w:r>
         <w:rPr>
-          <w:b/>
-          <w:color w:val="1D4ED6"/>
-          <w:sz w:val="26"/>
+          <w:rFonts w:ascii="微软雅黑" w:hAnsi="微软雅黑" w:eastAsia="微软雅黑"/>
+          <w:b w:val="0"/>
+          <w:sz w:val="22"/>
         </w:rPr>
-        <w:t xml:space="preserve">  2.3 你需要提供的素材</w:t>
+        <w:t>不需要登录Vercel，不需要手动操作。</w:t>
       </w:r>
     </w:p>
     <w:p>
-      <w:pPr>
-        <w:ind w:left="567"/>
-      </w:pPr>
       <w:r>
-        <w:rPr>
-          <w:sz w:val="21"/>
-        </w:rPr>
-        <w:t>AI 建站不需要你写代码，但需要你提供内容方向：</w:t>
+        <w:br w:type="page"/>
       </w:r>
     </w:p>
     <w:p>
       <w:pPr>
-        <w:ind w:left="567"/>
+        <w:pStyle w:val="Heading1"/>
+        <w:jc w:val="center"/>
       </w:pPr>
       <w:r>
         <w:rPr>
-          <w:sz w:val="21"/>
+          <w:rFonts w:ascii="微软雅黑" w:hAnsi="微软雅黑" w:eastAsia="微软雅黑"/>
+          <w:b/>
+          <w:sz w:val="44"/>
         </w:rPr>
-        <w:t>• 网站主题（如：AI副业、SEO教程、跨境电商）</w:t>
+        <w:t>第五步：接入网站统计（Microsoft Clarity）</w:t>
+      </w:r>
+    </w:p>
+    <w:p/>
+    <w:p>
+      <w:r>
+        <w:rPr>
+          <w:rFonts w:ascii="微软雅黑" w:hAnsi="微软雅黑" w:eastAsia="微软雅黑"/>
+          <w:b w:val="0"/>
+          <w:sz w:val="22"/>
+        </w:rPr>
+        <w:t>统计是了解访客行为的基础。国内环境特殊，百度统计需要ICP备案，Google Analytics被墙，最终选择微软Clarity。</w:t>
       </w:r>
     </w:p>
     <w:p>
       <w:pPr>
-        <w:ind w:left="567"/>
+        <w:pStyle w:val="Heading2"/>
       </w:pPr>
       <w:r>
         <w:rPr>
-          <w:sz w:val="21"/>
+          <w:rFonts w:ascii="微软雅黑" w:hAnsi="微软雅黑" w:eastAsia="微软雅黑"/>
+          <w:b/>
+          <w:sz w:val="32"/>
         </w:rPr>
-        <w:t>• 目标关键词（如：AI写作接单、AI绘画变现）</w:t>
+        <w:t>5.1 为什么选择Clarity</w:t>
       </w:r>
     </w:p>
     <w:p>
       <w:pPr>
-        <w:ind w:left="567"/>
+        <w:pStyle w:val="ListBullet"/>
       </w:pPr>
       <w:r>
         <w:rPr>
-          <w:sz w:val="21"/>
+          <w:rFonts w:ascii="微软雅黑" w:hAnsi="微软雅黑" w:eastAsia="微软雅黑"/>
+          <w:b w:val="0"/>
+          <w:sz w:val="22"/>
         </w:rPr>
-        <w:t>• 文章标题列表（AI 会帮你生成正文，但标题方向你来定）</w:t>
+        <w:t>免费，功能比百度统计还强</w:t>
       </w:r>
     </w:p>
     <w:p>
       <w:pPr>
-        <w:ind w:left="567"/>
+        <w:pStyle w:val="ListBullet"/>
       </w:pPr>
       <w:r>
         <w:rPr>
-          <w:sz w:val="21"/>
+          <w:rFonts w:ascii="微软雅黑" w:hAnsi="微软雅黑" w:eastAsia="微软雅黑"/>
+          <w:b w:val="0"/>
+          <w:sz w:val="22"/>
         </w:rPr>
-        <w:t>• 你的广告联盟 ID（AdSense / 百度联盟，申请到后再填）</w:t>
+        <w:t>国内可正常访问，不需要VPN</w:t>
+      </w:r>
+    </w:p>
+    <w:p>
+      <w:pPr>
+        <w:pStyle w:val="ListBullet"/>
+      </w:pPr>
+      <w:r>
+        <w:rPr>
+          <w:rFonts w:ascii="微软雅黑" w:hAnsi="微软雅黑" w:eastAsia="微软雅黑"/>
+          <w:b w:val="0"/>
+          <w:sz w:val="22"/>
+        </w:rPr>
+        <w:t>不需要ICP备案</w:t>
+      </w:r>
+    </w:p>
+    <w:p>
+      <w:pPr>
+        <w:pStyle w:val="ListBullet"/>
+      </w:pPr>
+      <w:r>
+        <w:rPr>
+          <w:rFonts w:ascii="微软雅黑" w:hAnsi="微软雅黑" w:eastAsia="微软雅黑"/>
+          <w:b w:val="0"/>
+          <w:sz w:val="22"/>
+        </w:rPr>
+        <w:t>带热力图、点击地图、用户录像回放</w:t>
+      </w:r>
+    </w:p>
+    <w:p>
+      <w:pPr>
+        <w:pStyle w:val="ListBullet"/>
+      </w:pPr>
+      <w:r>
+        <w:rPr>
+          <w:rFonts w:ascii="微软雅黑" w:hAnsi="微软雅黑" w:eastAsia="微软雅黑"/>
+          <w:b w:val="0"/>
+          <w:sz w:val="22"/>
+        </w:rPr>
+        <w:t>微软出品，稳定可靠</w:t>
+      </w:r>
+    </w:p>
+    <w:p>
+      <w:pPr>
+        <w:pStyle w:val="Heading2"/>
+      </w:pPr>
+      <w:r>
+        <w:rPr>
+          <w:rFonts w:ascii="微软雅黑" w:hAnsi="微软雅黑" w:eastAsia="微软雅黑"/>
+          <w:b/>
+          <w:sz w:val="32"/>
+        </w:rPr>
+        <w:t>5.2 注册流程</w:t>
+      </w:r>
+    </w:p>
+    <w:p>
+      <w:pPr>
+        <w:pStyle w:val="ListNumber"/>
+      </w:pPr>
+      <w:r>
+        <w:rPr>
+          <w:rFonts w:ascii="微软雅黑" w:hAnsi="微软雅黑" w:eastAsia="微软雅黑"/>
+          <w:b w:val="0"/>
+          <w:sz w:val="22"/>
+        </w:rPr>
+        <w:t>打开 clarity.microsoft.com</w:t>
+      </w:r>
+    </w:p>
+    <w:p>
+      <w:pPr>
+        <w:pStyle w:val="ListNumber"/>
+      </w:pPr>
+      <w:r>
+        <w:rPr>
+          <w:rFonts w:ascii="微软雅黑" w:hAnsi="微软雅黑" w:eastAsia="微软雅黑"/>
+          <w:b w:val="0"/>
+          <w:sz w:val="22"/>
+        </w:rPr>
+        <w:t>用Microsoft账号登录（没有就用邮箱免费注册）</w:t>
+      </w:r>
+    </w:p>
+    <w:p>
+      <w:pPr>
+        <w:pStyle w:val="ListNumber"/>
+      </w:pPr>
+      <w:r>
+        <w:rPr>
+          <w:rFonts w:ascii="微软雅黑" w:hAnsi="微软雅黑" w:eastAsia="微软雅黑"/>
+          <w:b w:val="0"/>
+          <w:sz w:val="22"/>
+        </w:rPr>
+        <w:t>点击 New Project</w:t>
+      </w:r>
+    </w:p>
+    <w:p>
+      <w:pPr>
+        <w:pStyle w:val="ListNumber"/>
+      </w:pPr>
+      <w:r>
+        <w:rPr>
+          <w:rFonts w:ascii="微软雅黑" w:hAnsi="微软雅黑" w:eastAsia="微软雅黑"/>
+          <w:b w:val="0"/>
+          <w:sz w:val="22"/>
+        </w:rPr>
+        <w:t>名称填AI副业指南，网址填 https://aifuye.net</w:t>
+      </w:r>
+    </w:p>
+    <w:p>
+      <w:pPr>
+        <w:pStyle w:val="ListNumber"/>
+      </w:pPr>
+      <w:r>
+        <w:rPr>
+          <w:rFonts w:ascii="微软雅黑" w:hAnsi="微软雅黑" w:eastAsia="微软雅黑"/>
+          <w:b w:val="0"/>
+          <w:sz w:val="22"/>
+        </w:rPr>
+        <w:t>创建完成后，页面会显示一段代码，复制Project ID（一串字母数字）</w:t>
+      </w:r>
+    </w:p>
+    <w:p>
+      <w:pPr>
+        <w:pStyle w:val="Heading2"/>
+      </w:pPr>
+      <w:r>
+        <w:rPr>
+          <w:rFonts w:ascii="微软雅黑" w:hAnsi="微软雅黑" w:eastAsia="微软雅黑"/>
+          <w:b/>
+          <w:sz w:val="32"/>
+        </w:rPr>
+        <w:t>5.3 接入网站</w:t>
       </w:r>
     </w:p>
     <w:p>
       <w:r>
         <w:rPr>
-          <w:b/>
-          <w:color w:val="1D4ED6"/>
-          <w:sz w:val="26"/>
+          <w:rFonts w:ascii="微软雅黑" w:hAnsi="微软雅黑" w:eastAsia="微软雅黑"/>
+          <w:b w:val="0"/>
+          <w:sz w:val="22"/>
         </w:rPr>
-        <w:t xml:space="preserve">  2.4 本地预览确认</w:t>
-      </w:r>
-    </w:p>
-    <w:p>
-      <w:pPr>
-        <w:ind w:left="567"/>
-      </w:pPr>
-      <w:r>
-        <w:rPr>
-          <w:sz w:val="21"/>
-        </w:rPr>
-        <w:t>建站完成后，在本地预览确认效果：</w:t>
-      </w:r>
-    </w:p>
-    <w:p>
-      <w:pPr>
-        <w:ind w:left="850"/>
-        <w:shd w:val="clear" w:color="auto" w:fill="1e1e2e"/>
-      </w:pPr>
-      <w:r>
-        <w:rPr>
-          <w:rFonts w:ascii="Consolas" w:hAnsi="Consolas"/>
-          <w:color w:val="D1D5DB"/>
-          <w:sz w:val="18"/>
-        </w:rPr>
-        <w:t>cd ai-fuye-website</w:t>
-        <w:br/>
-        <w:t>python -m http.server 8000</w:t>
-        <w:br/>
-        <w:t># 然后浏览器打开 localhost:8000</w:t>
-      </w:r>
-    </w:p>
-    <w:p>
-      <w:pPr>
-        <w:ind w:left="567"/>
-      </w:pPr>
-      <w:r>
-        <w:rPr>
-          <w:color w:val="991B1B"/>
-          <w:sz w:val="20"/>
-        </w:rPr>
-        <w:t xml:space="preserve">  关键：每个页面的 TDK（title/description/keywords）必须独立写，不能全部复制首页的！这是 SEO 最基础要求。</w:t>
-      </w:r>
-    </w:p>
-    <w:p>
-      <w:pPr>
-        <w:jc w:val="center"/>
-      </w:pPr>
-      <w:r>
-        <w:rPr>
-          <w:b/>
-          <w:color w:val="1A376E"/>
-          <w:sz w:val="36"/>
-        </w:rPr>
-        <w:t>第三步：GitHub 仓库设置（代码托管）</w:t>
-      </w:r>
-    </w:p>
-    <w:p>
-      <w:pPr>
-        <w:ind w:left="567"/>
-      </w:pPr>
-      <w:r>
-        <w:rPr>
-          <w:sz w:val="21"/>
-        </w:rPr>
-        <w:t>把网站代码推送到 GitHub，这样 Vercel 才能自动拉取并部署。</w:t>
+        <w:t>告诉AI你的Project ID，它会自动完成接入。</w:t>
       </w:r>
     </w:p>
     <w:p>
       <w:r>
         <w:rPr>
-          <w:b/>
-          <w:color w:val="1D4ED6"/>
-          <w:sz w:val="26"/>
+          <w:rFonts w:ascii="微软雅黑" w:hAnsi="微软雅黑" w:eastAsia="微软雅黑"/>
+          <w:b w:val="0"/>
+          <w:sz w:val="22"/>
         </w:rPr>
-        <w:t xml:space="preserve">  3.1 在 GitHub 创建仓库</w:t>
+        <w:t>AI会做两件事：</w:t>
+      </w:r>
+    </w:p>
+    <w:p>
+      <w:pPr>
+        <w:pStyle w:val="ListBullet"/>
+      </w:pPr>
+      <w:r>
+        <w:rPr>
+          <w:rFonts w:ascii="微软雅黑" w:hAnsi="微软雅黑" w:eastAsia="微软雅黑"/>
+          <w:b w:val="0"/>
+          <w:sz w:val="22"/>
+        </w:rPr>
+        <w:t>创建 js/analytics.js 统计脚本</w:t>
+      </w:r>
+    </w:p>
+    <w:p>
+      <w:pPr>
+        <w:pStyle w:val="ListBullet"/>
+      </w:pPr>
+      <w:r>
+        <w:rPr>
+          <w:rFonts w:ascii="微软雅黑" w:hAnsi="微软雅黑" w:eastAsia="微软雅黑"/>
+          <w:b w:val="0"/>
+          <w:sz w:val="22"/>
+        </w:rPr>
+        <w:t>在所有HTML页面注入 &lt;script src="js/analytics.js"&gt; 引用</w:t>
       </w:r>
     </w:p>
     <w:p>
       <w:r>
         <w:rPr>
-          <w:b/>
-          <w:color w:val="1D4ED6"/>
+          <w:rFonts w:ascii="微软雅黑" w:hAnsi="微软雅黑" w:eastAsia="微软雅黑"/>
+          <w:b w:val="0"/>
           <w:sz w:val="22"/>
         </w:rPr>
-        <w:t xml:space="preserve">  步骤1：打开 github.com，登录账号</w:t>
+        <w:t>验证：访问你的网站，回到Clarity刷新页面，看到"1位用户在线"即成功。</w:t>
+      </w:r>
+    </w:p>
+    <w:p>
+      <w:r>
+        <w:br w:type="page"/>
+      </w:r>
+    </w:p>
+    <w:p>
+      <w:pPr>
+        <w:pStyle w:val="Heading1"/>
+        <w:jc w:val="center"/>
+      </w:pPr>
+      <w:r>
+        <w:rPr>
+          <w:rFonts w:ascii="微软雅黑" w:hAnsi="微软雅黑" w:eastAsia="微软雅黑"/>
+          <w:b/>
+          <w:sz w:val="44"/>
+        </w:rPr>
+        <w:t>第六步：内容填充策略</w:t>
+      </w:r>
+    </w:p>
+    <w:p/>
+    <w:p>
+      <w:r>
+        <w:rPr>
+          <w:rFonts w:ascii="微软雅黑" w:hAnsi="微软雅黑" w:eastAsia="微软雅黑"/>
+          <w:b w:val="0"/>
+          <w:sz w:val="22"/>
+        </w:rPr>
+        <w:t>内容是SEO的核心。AI生成的网站有框架，但需要持续填充高质量内容。</w:t>
+      </w:r>
+    </w:p>
+    <w:p>
+      <w:pPr>
+        <w:pStyle w:val="Heading2"/>
+      </w:pPr>
+      <w:r>
+        <w:rPr>
+          <w:rFonts w:ascii="微软雅黑" w:hAnsi="微软雅黑" w:eastAsia="微软雅黑"/>
+          <w:b/>
+          <w:sz w:val="32"/>
+        </w:rPr>
+        <w:t>6.1 内容规划</w:t>
+      </w:r>
+    </w:p>
+    <w:p>
+      <w:pPr>
+        <w:pStyle w:val="ListBullet"/>
+      </w:pPr>
+      <w:r>
+        <w:rPr>
+          <w:rFonts w:ascii="微软雅黑" w:hAnsi="微软雅黑" w:eastAsia="微软雅黑"/>
+          <w:b w:val="0"/>
+          <w:sz w:val="22"/>
+        </w:rPr>
+        <w:t>核心方向：围绕一个垂直领域（如AI副业变现）</w:t>
+      </w:r>
+    </w:p>
+    <w:p>
+      <w:pPr>
+        <w:pStyle w:val="ListBullet"/>
+      </w:pPr>
+      <w:r>
+        <w:rPr>
+          <w:rFonts w:ascii="微软雅黑" w:hAnsi="微软雅黑" w:eastAsia="微软雅黑"/>
+          <w:b w:val="0"/>
+          <w:sz w:val="22"/>
+        </w:rPr>
+        <w:t>内容类型：教程型、案例型、工具评测型</w:t>
+      </w:r>
+    </w:p>
+    <w:p>
+      <w:pPr>
+        <w:pStyle w:val="ListBullet"/>
+      </w:pPr>
+      <w:r>
+        <w:rPr>
+          <w:rFonts w:ascii="微软雅黑" w:hAnsi="微软雅黑" w:eastAsia="微软雅黑"/>
+          <w:b w:val="0"/>
+          <w:sz w:val="22"/>
+        </w:rPr>
+        <w:t>篇幅：每篇2000-5000字，图文并茂</w:t>
+      </w:r>
+    </w:p>
+    <w:p>
+      <w:pPr>
+        <w:pStyle w:val="ListBullet"/>
+      </w:pPr>
+      <w:r>
+        <w:rPr>
+          <w:rFonts w:ascii="微软雅黑" w:hAnsi="微软雅黑" w:eastAsia="微软雅黑"/>
+          <w:b w:val="0"/>
+          <w:sz w:val="22"/>
+        </w:rPr>
+        <w:t>更新频率：每周至少1篇，前期可以每天1篇</w:t>
+      </w:r>
+    </w:p>
+    <w:p>
+      <w:pPr>
+        <w:pStyle w:val="Heading2"/>
+      </w:pPr>
+      <w:r>
+        <w:rPr>
+          <w:rFonts w:ascii="微软雅黑" w:hAnsi="微软雅黑" w:eastAsia="微软雅黑"/>
+          <w:b/>
+          <w:sz w:val="32"/>
+        </w:rPr>
+        <w:t>6.2 关键词策略</w:t>
       </w:r>
     </w:p>
     <w:p>
       <w:r>
         <w:rPr>
-          <w:b/>
-          <w:color w:val="1D4ED6"/>
+          <w:rFonts w:ascii="微软雅黑" w:hAnsi="微软雅黑" w:eastAsia="微软雅黑"/>
+          <w:b w:val="0"/>
           <w:sz w:val="22"/>
         </w:rPr>
-        <w:t xml:space="preserve">  步骤2：点右上角 + → New repository</w:t>
+        <w:t>不做大词（如"AI"），做长尾词（如"2026年AI写作接单完全指南"）：</w:t>
+      </w:r>
+    </w:p>
+    <w:p>
+      <w:pPr>
+        <w:pStyle w:val="ListBullet"/>
+      </w:pPr>
+      <w:r>
+        <w:rPr>
+          <w:rFonts w:ascii="微软雅黑" w:hAnsi="微软雅黑" w:eastAsia="微软雅黑"/>
+          <w:b w:val="0"/>
+          <w:sz w:val="22"/>
+        </w:rPr>
+        <w:t>竞争小，容易排到首页</w:t>
+      </w:r>
+    </w:p>
+    <w:p>
+      <w:pPr>
+        <w:pStyle w:val="ListBullet"/>
+      </w:pPr>
+      <w:r>
+        <w:rPr>
+          <w:rFonts w:ascii="微软雅黑" w:hAnsi="微软雅黑" w:eastAsia="微软雅黑"/>
+          <w:b w:val="0"/>
+          <w:sz w:val="22"/>
+        </w:rPr>
+        <w:t>转化率高，搜索者意图明确</w:t>
+      </w:r>
+    </w:p>
+    <w:p>
+      <w:pPr>
+        <w:pStyle w:val="ListBullet"/>
+      </w:pPr>
+      <w:r>
+        <w:rPr>
+          <w:rFonts w:ascii="微软雅黑" w:hAnsi="微软雅黑" w:eastAsia="微软雅黑"/>
+          <w:b w:val="0"/>
+          <w:sz w:val="22"/>
+        </w:rPr>
+        <w:t>可以用AI批量生成内容</w:t>
+      </w:r>
+    </w:p>
+    <w:p>
+      <w:pPr>
+        <w:pStyle w:val="Heading2"/>
+      </w:pPr>
+      <w:r>
+        <w:rPr>
+          <w:rFonts w:ascii="微软雅黑" w:hAnsi="微软雅黑" w:eastAsia="微软雅黑"/>
+          <w:b/>
+          <w:sz w:val="32"/>
+        </w:rPr>
+        <w:t>6.3 内容生产流程</w:t>
+      </w:r>
+    </w:p>
+    <w:p>
+      <w:pPr>
+        <w:pStyle w:val="ListNumber"/>
+      </w:pPr>
+      <w:r>
+        <w:rPr>
+          <w:rFonts w:ascii="微软雅黑" w:hAnsi="微软雅黑" w:eastAsia="微软雅黑"/>
+          <w:b w:val="0"/>
+          <w:sz w:val="22"/>
+        </w:rPr>
+        <w:t>确定一个长尾关键词</w:t>
+      </w:r>
+    </w:p>
+    <w:p>
+      <w:pPr>
+        <w:pStyle w:val="ListNumber"/>
+      </w:pPr>
+      <w:r>
+        <w:rPr>
+          <w:rFonts w:ascii="微软雅黑" w:hAnsi="微软雅黑" w:eastAsia="微软雅黑"/>
+          <w:b w:val="0"/>
+          <w:sz w:val="22"/>
+        </w:rPr>
+        <w:t>用AI生成初稿（告诉AI关键词、目标字数、文章结构）</w:t>
+      </w:r>
+    </w:p>
+    <w:p>
+      <w:pPr>
+        <w:pStyle w:val="ListNumber"/>
+      </w:pPr>
+      <w:r>
+        <w:rPr>
+          <w:rFonts w:ascii="微软雅黑" w:hAnsi="微软雅黑" w:eastAsia="微软雅黑"/>
+          <w:b w:val="0"/>
+          <w:sz w:val="22"/>
+        </w:rPr>
+        <w:t>人工修改：加入个人经验、调整语气、补充细节</w:t>
+      </w:r>
+    </w:p>
+    <w:p>
+      <w:pPr>
+        <w:pStyle w:val="ListNumber"/>
+      </w:pPr>
+      <w:r>
+        <w:rPr>
+          <w:rFonts w:ascii="微软雅黑" w:hAnsi="微软雅黑" w:eastAsia="微软雅黑"/>
+          <w:b w:val="0"/>
+          <w:sz w:val="22"/>
+        </w:rPr>
+        <w:t>配图：用AI生成封面图、插入截图</w:t>
+      </w:r>
+    </w:p>
+    <w:p>
+      <w:pPr>
+        <w:pStyle w:val="ListNumber"/>
+      </w:pPr>
+      <w:r>
+        <w:rPr>
+          <w:rFonts w:ascii="微软雅黑" w:hAnsi="微软雅黑" w:eastAsia="微软雅黑"/>
+          <w:b w:val="0"/>
+          <w:sz w:val="22"/>
+        </w:rPr>
+        <w:t>发布：复制到HTML模板，git push自动部署</w:t>
+      </w:r>
+    </w:p>
+    <w:p>
+      <w:r>
+        <w:br w:type="page"/>
+      </w:r>
+    </w:p>
+    <w:p>
+      <w:pPr>
+        <w:pStyle w:val="Heading1"/>
+        <w:jc w:val="center"/>
+      </w:pPr>
+      <w:r>
+        <w:rPr>
+          <w:rFonts w:ascii="微软雅黑" w:hAnsi="微软雅黑" w:eastAsia="微软雅黑"/>
+          <w:b/>
+          <w:sz w:val="44"/>
+        </w:rPr>
+        <w:t>第七步：SEO推广</w:t>
+      </w:r>
+    </w:p>
+    <w:p/>
+    <w:p>
+      <w:r>
+        <w:rPr>
+          <w:rFonts w:ascii="微软雅黑" w:hAnsi="微软雅黑" w:eastAsia="微软雅黑"/>
+          <w:b w:val="0"/>
+          <w:sz w:val="22"/>
+        </w:rPr>
+        <w:t>SEO是让搜索引擎收录你的网站，带来免费自然流量。</w:t>
+      </w:r>
+    </w:p>
+    <w:p>
+      <w:pPr>
+        <w:pStyle w:val="Heading2"/>
+      </w:pPr>
+      <w:r>
+        <w:rPr>
+          <w:rFonts w:ascii="微软雅黑" w:hAnsi="微软雅黑" w:eastAsia="微软雅黑"/>
+          <w:b/>
+          <w:sz w:val="32"/>
+        </w:rPr>
+        <w:t>7.1 提交搜索引擎</w:t>
       </w:r>
     </w:p>
     <w:p>
       <w:r>
         <w:rPr>
+          <w:rFonts w:ascii="微软雅黑" w:hAnsi="微软雅黑" w:eastAsia="微软雅黑"/>
           <w:b/>
-          <w:color w:val="1D4ED6"/>
           <w:sz w:val="22"/>
         </w:rPr>
-        <w:t xml:space="preserve">  步骤3：Repository name 填你的项目名，如 ai-fuye-website</w:t>
+        <w:t>Google Search Console（必做）：</w:t>
+      </w:r>
+    </w:p>
+    <w:p>
+      <w:pPr>
+        <w:pStyle w:val="ListNumber"/>
+      </w:pPr>
+      <w:r>
+        <w:rPr>
+          <w:rFonts w:ascii="微软雅黑" w:hAnsi="微软雅黑" w:eastAsia="微软雅黑"/>
+          <w:b w:val="0"/>
+          <w:sz w:val="22"/>
+        </w:rPr>
+        <w:t>打开 search.google.com/search-console</w:t>
+      </w:r>
+    </w:p>
+    <w:p>
+      <w:pPr>
+        <w:pStyle w:val="ListNumber"/>
+      </w:pPr>
+      <w:r>
+        <w:rPr>
+          <w:rFonts w:ascii="微软雅黑" w:hAnsi="微软雅黑" w:eastAsia="微软雅黑"/>
+          <w:b w:val="0"/>
+          <w:sz w:val="22"/>
+        </w:rPr>
+        <w:t>添加属性 → 输入你的域名 → 验证所有权</w:t>
+      </w:r>
+    </w:p>
+    <w:p>
+      <w:pPr>
+        <w:pStyle w:val="ListNumber"/>
+      </w:pPr>
+      <w:r>
+        <w:rPr>
+          <w:rFonts w:ascii="微软雅黑" w:hAnsi="微软雅黑" w:eastAsia="微软雅黑"/>
+          <w:b w:val="0"/>
+          <w:sz w:val="22"/>
+        </w:rPr>
+        <w:t>用DNS验证：在阿里云添加一条TXT记录</w:t>
+      </w:r>
+    </w:p>
+    <w:p>
+      <w:pPr>
+        <w:pStyle w:val="ListNumber"/>
+      </w:pPr>
+      <w:r>
+        <w:rPr>
+          <w:rFonts w:ascii="微软雅黑" w:hAnsi="微软雅黑" w:eastAsia="微软雅黑"/>
+          <w:b w:val="0"/>
+          <w:sz w:val="22"/>
+        </w:rPr>
+        <w:t>提交站点地图：sitemap.xml（让AI帮你生成）</w:t>
+      </w:r>
+    </w:p>
+    <w:p>
+      <w:pPr>
+        <w:pStyle w:val="ListNumber"/>
+      </w:pPr>
+      <w:r>
+        <w:rPr>
+          <w:rFonts w:ascii="微软雅黑" w:hAnsi="微软雅黑" w:eastAsia="微软雅黑"/>
+          <w:b w:val="0"/>
+          <w:sz w:val="22"/>
+        </w:rPr>
+        <w:t>定期检查索引状态和搜索表现</w:t>
       </w:r>
     </w:p>
     <w:p>
       <w:r>
         <w:rPr>
+          <w:rFonts w:ascii="微软雅黑" w:hAnsi="微软雅黑" w:eastAsia="微软雅黑"/>
           <w:b/>
-          <w:color w:val="1D4ED6"/>
           <w:sz w:val="22"/>
         </w:rPr>
-        <w:t xml:space="preserve">  步骤4：选择 Public（免费）或 Private（需付费），勾选 Add a README file</w:t>
+        <w:t>Bing Webmaster Tools（可选，覆盖国内必应搜索）：</w:t>
+      </w:r>
+    </w:p>
+    <w:p>
+      <w:pPr>
+        <w:pStyle w:val="ListNumber"/>
+      </w:pPr>
+      <w:r>
+        <w:rPr>
+          <w:rFonts w:ascii="微软雅黑" w:hAnsi="微软雅黑" w:eastAsia="微软雅黑"/>
+          <w:b w:val="0"/>
+          <w:sz w:val="22"/>
+        </w:rPr>
+        <w:t>打开 bing.com/webmasters</w:t>
+      </w:r>
+    </w:p>
+    <w:p>
+      <w:pPr>
+        <w:pStyle w:val="ListNumber"/>
+      </w:pPr>
+      <w:r>
+        <w:rPr>
+          <w:rFonts w:ascii="微软雅黑" w:hAnsi="微软雅黑" w:eastAsia="微软雅黑"/>
+          <w:b w:val="0"/>
+          <w:sz w:val="22"/>
+        </w:rPr>
+        <w:t>用Microsoft账号登录（和Clarity同一个账号）</w:t>
+      </w:r>
+    </w:p>
+    <w:p>
+      <w:pPr>
+        <w:pStyle w:val="ListNumber"/>
+      </w:pPr>
+      <w:r>
+        <w:rPr>
+          <w:rFonts w:ascii="微软雅黑" w:hAnsi="微软雅黑" w:eastAsia="微软雅黑"/>
+          <w:b w:val="0"/>
+          <w:sz w:val="22"/>
+        </w:rPr>
+        <w:t>添加站点，提交sitemap</w:t>
+      </w:r>
+    </w:p>
+    <w:p>
+      <w:pPr>
+        <w:pStyle w:val="Heading2"/>
+      </w:pPr>
+      <w:r>
+        <w:rPr>
+          <w:rFonts w:ascii="微软雅黑" w:hAnsi="微软雅黑" w:eastAsia="微软雅黑"/>
+          <w:b/>
+          <w:sz w:val="32"/>
+        </w:rPr>
+        <w:t>7.2 外链建设</w:t>
+      </w:r>
+    </w:p>
+    <w:p>
+      <w:pPr>
+        <w:pStyle w:val="ListBullet"/>
+      </w:pPr>
+      <w:r>
+        <w:rPr>
+          <w:rFonts w:ascii="微软雅黑" w:hAnsi="微软雅黑" w:eastAsia="微软雅黑"/>
+          <w:b w:val="0"/>
+          <w:sz w:val="22"/>
+        </w:rPr>
+        <w:t>知乎回答：在相关话题下写高质量回答，自然提及你的网站</w:t>
+      </w:r>
+    </w:p>
+    <w:p>
+      <w:pPr>
+        <w:pStyle w:val="ListBullet"/>
+      </w:pPr>
+      <w:r>
+        <w:rPr>
+          <w:rFonts w:ascii="微软雅黑" w:hAnsi="微软雅黑" w:eastAsia="微软雅黑"/>
+          <w:b w:val="0"/>
+          <w:sz w:val="22"/>
+        </w:rPr>
+        <w:t>公众号文章：写总结性文章，文末放网站链接</w:t>
+      </w:r>
+    </w:p>
+    <w:p>
+      <w:pPr>
+        <w:pStyle w:val="ListBullet"/>
+      </w:pPr>
+      <w:r>
+        <w:rPr>
+          <w:rFonts w:ascii="微软雅黑" w:hAnsi="微软雅黑" w:eastAsia="微软雅黑"/>
+          <w:b w:val="0"/>
+          <w:sz w:val="22"/>
+        </w:rPr>
+        <w:t>论坛发帖：V2EX、小众软件等社区分享建站经验</w:t>
+      </w:r>
+    </w:p>
+    <w:p>
+      <w:pPr>
+        <w:pStyle w:val="ListBullet"/>
+      </w:pPr>
+      <w:r>
+        <w:rPr>
+          <w:rFonts w:ascii="微软雅黑" w:hAnsi="微软雅黑" w:eastAsia="微软雅黑"/>
+          <w:b w:val="0"/>
+          <w:sz w:val="22"/>
+        </w:rPr>
+        <w:t>友链交换：找同领域的小站长互相交换链接</w:t>
+      </w:r>
+    </w:p>
+    <w:p>
+      <w:pPr>
+        <w:pStyle w:val="Heading2"/>
+      </w:pPr>
+      <w:r>
+        <w:rPr>
+          <w:rFonts w:ascii="微软雅黑" w:hAnsi="微软雅黑" w:eastAsia="微软雅黑"/>
+          <w:b/>
+          <w:sz w:val="32"/>
+        </w:rPr>
+        <w:t>7.3 技术SEO</w:t>
+      </w:r>
+    </w:p>
+    <w:p>
+      <w:pPr>
+        <w:pStyle w:val="ListBullet"/>
+      </w:pPr>
+      <w:r>
+        <w:rPr>
+          <w:rFonts w:ascii="微软雅黑" w:hAnsi="微软雅黑" w:eastAsia="微软雅黑"/>
+          <w:b w:val="0"/>
+          <w:sz w:val="22"/>
+        </w:rPr>
+        <w:t>确保每个页面有独立的title和description</w:t>
+      </w:r>
+    </w:p>
+    <w:p>
+      <w:pPr>
+        <w:pStyle w:val="ListBullet"/>
+      </w:pPr>
+      <w:r>
+        <w:rPr>
+          <w:rFonts w:ascii="微软雅黑" w:hAnsi="微软雅黑" w:eastAsia="微软雅黑"/>
+          <w:b w:val="0"/>
+          <w:sz w:val="22"/>
+        </w:rPr>
+        <w:t>URL结构简洁，包含关键词</w:t>
+      </w:r>
+    </w:p>
+    <w:p>
+      <w:pPr>
+        <w:pStyle w:val="ListBullet"/>
+      </w:pPr>
+      <w:r>
+        <w:rPr>
+          <w:rFonts w:ascii="微软雅黑" w:hAnsi="微软雅黑" w:eastAsia="微软雅黑"/>
+          <w:b w:val="0"/>
+          <w:sz w:val="22"/>
+        </w:rPr>
+        <w:t>图片添加alt属性</w:t>
+      </w:r>
+    </w:p>
+    <w:p>
+      <w:pPr>
+        <w:pStyle w:val="ListBullet"/>
+      </w:pPr>
+      <w:r>
+        <w:rPr>
+          <w:rFonts w:ascii="微软雅黑" w:hAnsi="微软雅黑" w:eastAsia="微软雅黑"/>
+          <w:b w:val="0"/>
+          <w:sz w:val="22"/>
+        </w:rPr>
+        <w:t>网站加载速度要快（Vercel天然快）</w:t>
+      </w:r>
+    </w:p>
+    <w:p>
+      <w:r>
+        <w:br w:type="page"/>
+      </w:r>
+    </w:p>
+    <w:p>
+      <w:pPr>
+        <w:pStyle w:val="Heading1"/>
+        <w:jc w:val="center"/>
+      </w:pPr>
+      <w:r>
+        <w:rPr>
+          <w:rFonts w:ascii="微软雅黑" w:hAnsi="微软雅黑" w:eastAsia="微软雅黑"/>
+          <w:b/>
+          <w:sz w:val="44"/>
+        </w:rPr>
+        <w:t>第八步：变现路径</w:t>
+      </w:r>
+    </w:p>
+    <w:p/>
+    <w:p>
+      <w:r>
+        <w:rPr>
+          <w:rFonts w:ascii="微软雅黑" w:hAnsi="微软雅黑" w:eastAsia="微软雅黑"/>
+          <w:b w:val="0"/>
+          <w:sz w:val="22"/>
+        </w:rPr>
+        <w:t>流量起来后，逐步接入变现方式。</w:t>
+      </w:r>
+    </w:p>
+    <w:p>
+      <w:pPr>
+        <w:pStyle w:val="Heading2"/>
+      </w:pPr>
+      <w:r>
+        <w:rPr>
+          <w:rFonts w:ascii="微软雅黑" w:hAnsi="微软雅黑" w:eastAsia="微软雅黑"/>
+          <w:b/>
+          <w:sz w:val="32"/>
+        </w:rPr>
+        <w:t>8.1 第一阶段：广告（低门槛）</w:t>
       </w:r>
     </w:p>
     <w:p>
       <w:r>
         <w:rPr>
+          <w:rFonts w:ascii="微软雅黑" w:hAnsi="微软雅黑" w:eastAsia="微软雅黑"/>
           <w:b/>
-          <w:color w:val="1D4ED6"/>
           <w:sz w:val="22"/>
         </w:rPr>
-        <w:t xml:space="preserve">  步骤5：点 Create repository</w:t>
+        <w:t>Google AdSense：</w:t>
+      </w:r>
+    </w:p>
+    <w:p>
+      <w:pPr>
+        <w:pStyle w:val="ListBullet"/>
+      </w:pPr>
+      <w:r>
+        <w:rPr>
+          <w:rFonts w:ascii="微软雅黑" w:hAnsi="微软雅黑" w:eastAsia="微软雅黑"/>
+          <w:b w:val="0"/>
+          <w:sz w:val="22"/>
+        </w:rPr>
+        <w:t>申请条件：原创内容 + 合规网站 + 足够流量（建议先运营1-2个月）</w:t>
+      </w:r>
+    </w:p>
+    <w:p>
+      <w:pPr>
+        <w:pStyle w:val="ListBullet"/>
+      </w:pPr>
+      <w:r>
+        <w:rPr>
+          <w:rFonts w:ascii="微软雅黑" w:hAnsi="微软雅黑" w:eastAsia="微软雅黑"/>
+          <w:b w:val="0"/>
+          <w:sz w:val="22"/>
+        </w:rPr>
+        <w:t>收入预估：每千次展示$1-5（中文站偏低）</w:t>
+      </w:r>
+    </w:p>
+    <w:p>
+      <w:pPr>
+        <w:pStyle w:val="ListBullet"/>
+      </w:pPr>
+      <w:r>
+        <w:rPr>
+          <w:rFonts w:ascii="微软雅黑" w:hAnsi="微软雅黑" w:eastAsia="微软雅黑"/>
+          <w:b w:val="0"/>
+          <w:sz w:val="22"/>
+        </w:rPr>
+        <w:t>申请地址：adsense.google.com</w:t>
       </w:r>
     </w:p>
     <w:p>
       <w:r>
         <w:rPr>
+          <w:rFonts w:ascii="微软雅黑" w:hAnsi="微软雅黑" w:eastAsia="微软雅黑"/>
           <w:b/>
-          <w:color w:val="1D4ED6"/>
-          <w:sz w:val="26"/>
+          <w:sz w:val="22"/>
         </w:rPr>
-        <w:t xml:space="preserve">  3.2 推送本地代码</w:t>
+        <w:t>百度联盟（国内广告）：</w:t>
       </w:r>
     </w:p>
     <w:p>
       <w:pPr>
-        <w:ind w:left="850"/>
-        <w:shd w:val="clear" w:color="auto" w:fill="1e1e2e"/>
+        <w:pStyle w:val="ListBullet"/>
       </w:pPr>
       <w:r>
         <w:rPr>
-          <w:rFonts w:ascii="Consolas" w:hAnsi="Consolas"/>
-          <w:color w:val="D1D5DB"/>
-          <w:sz w:val="18"/>
+          <w:rFonts w:ascii="微软雅黑" w:hAnsi="微软雅黑" w:eastAsia="微软雅黑"/>
+          <w:b w:val="0"/>
+          <w:sz w:val="22"/>
         </w:rPr>
-        <w:t>cd ai-fuye-website</w:t>
+        <w:t>需要ICP备案 → 境外主机无法使用</w:t>
       </w:r>
     </w:p>
     <w:p>
       <w:pPr>
-        <w:ind w:left="850"/>
-        <w:shd w:val="clear" w:color="auto" w:fill="1e1e2e"/>
+        <w:pStyle w:val="ListBullet"/>
       </w:pPr>
       <w:r>
         <w:rPr>
-          <w:rFonts w:ascii="Consolas" w:hAnsi="Consolas"/>
-          <w:color w:val="D1D5DB"/>
-          <w:sz w:val="18"/>
+          <w:rFonts w:ascii="微软雅黑" w:hAnsi="微软雅黑" w:eastAsia="微软雅黑"/>
+          <w:b w:val="0"/>
+          <w:sz w:val="22"/>
         </w:rPr>
-        <w:t>git init</w:t>
+        <w:t>如果后续迁移到国内服务器，可以考虑</w:t>
       </w:r>
     </w:p>
     <w:p>
       <w:pPr>
-        <w:ind w:left="850"/>
-        <w:shd w:val="clear" w:color="auto" w:fill="1e1e2e"/>
+        <w:pStyle w:val="Heading2"/>
       </w:pPr>
       <w:r>
         <w:rPr>
-          <w:rFonts w:ascii="Consolas" w:hAnsi="Consolas"/>
-          <w:color w:val="D1D5DB"/>
-          <w:sz w:val="18"/>
+          <w:rFonts w:ascii="微软雅黑" w:hAnsi="微软雅黑" w:eastAsia="微软雅黑"/>
+          <w:b/>
+          <w:sz w:val="32"/>
         </w:rPr>
-        <w:t>git add -A</w:t>
+        <w:t>8.2 第二阶段：联盟营销（中门槛）</w:t>
       </w:r>
     </w:p>
     <w:p>
       <w:pPr>
-        <w:ind w:left="850"/>
-        <w:shd w:val="clear" w:color="auto" w:fill="1e1e2e"/>
+        <w:pStyle w:val="ListBullet"/>
       </w:pPr>
       <w:r>
         <w:rPr>
-          <w:rFonts w:ascii="Consolas" w:hAnsi="Consolas"/>
-          <w:color w:val="D1D5DB"/>
-          <w:sz w:val="18"/>
+          <w:rFonts w:ascii="微软雅黑" w:hAnsi="微软雅黑" w:eastAsia="微软雅黑"/>
+          <w:b w:val="0"/>
+          <w:sz w:val="22"/>
         </w:rPr>
-        <w:t>git commit -m "init: 初始化AI内容站"</w:t>
+        <w:t>在文章里推荐AI工具，带上推广链接</w:t>
       </w:r>
     </w:p>
     <w:p>
       <w:pPr>
-        <w:ind w:left="850"/>
-        <w:shd w:val="clear" w:color="auto" w:fill="1e1e2e"/>
+        <w:pStyle w:val="ListBullet"/>
       </w:pPr>
       <w:r>
         <w:rPr>
-          <w:rFonts w:ascii="Consolas" w:hAnsi="Consolas"/>
-          <w:color w:val="D1D5DB"/>
-          <w:sz w:val="18"/>
+          <w:rFonts w:ascii="微软雅黑" w:hAnsi="微软雅黑" w:eastAsia="微软雅黑"/>
+          <w:b w:val="0"/>
+          <w:sz w:val="22"/>
         </w:rPr>
-        <w:t>git remote add origin https://github.com/你的用户名/ai-fuye-website.git</w:t>
+        <w:t>推荐平台：Amazon联盟、京东联盟、淘宝联盟</w:t>
       </w:r>
     </w:p>
     <w:p>
       <w:pPr>
-        <w:ind w:left="850"/>
-        <w:shd w:val="clear" w:color="auto" w:fill="1e1e2e"/>
+        <w:pStyle w:val="ListBullet"/>
       </w:pPr>
       <w:r>
         <w:rPr>
-          <w:rFonts w:ascii="Consolas" w:hAnsi="Consolas"/>
-          <w:color w:val="D1D5DB"/>
-          <w:sz w:val="18"/>
+          <w:rFonts w:ascii="微软雅黑" w:hAnsi="微软雅黑" w:eastAsia="微软雅黑"/>
+          <w:b w:val="0"/>
+          <w:sz w:val="22"/>
         </w:rPr>
-        <w:t>git push -u origin main</w:t>
+        <w:t>在工具推荐页添加"推广链接"标签</w:t>
+      </w:r>
+    </w:p>
+    <w:p>
+      <w:pPr>
+        <w:pStyle w:val="ListBullet"/>
+      </w:pPr>
+      <w:r>
+        <w:rPr>
+          <w:rFonts w:ascii="微软雅黑" w:hAnsi="微软雅黑" w:eastAsia="微软雅黑"/>
+          <w:b w:val="0"/>
+          <w:sz w:val="22"/>
+        </w:rPr>
+        <w:t>收入预估：转化率1-3%，每单佣金$5-50</w:t>
+      </w:r>
+    </w:p>
+    <w:p>
+      <w:pPr>
+        <w:pStyle w:val="Heading2"/>
+      </w:pPr>
+      <w:r>
+        <w:rPr>
+          <w:rFonts w:ascii="微软雅黑" w:hAnsi="微软雅黑" w:eastAsia="微软雅黑"/>
+          <w:b/>
+          <w:sz w:val="32"/>
+        </w:rPr>
+        <w:t>8.3 第三阶段：自有产品（高门槛）</w:t>
+      </w:r>
+    </w:p>
+    <w:p>
+      <w:pPr>
+        <w:pStyle w:val="ListBullet"/>
+      </w:pPr>
+      <w:r>
+        <w:rPr>
+          <w:rFonts w:ascii="微软雅黑" w:hAnsi="微软雅黑" w:eastAsia="微软雅黑"/>
+          <w:b w:val="0"/>
+          <w:sz w:val="22"/>
+        </w:rPr>
+        <w:t>付费电子书/课程</w:t>
+      </w:r>
+    </w:p>
+    <w:p>
+      <w:pPr>
+        <w:pStyle w:val="ListBullet"/>
+      </w:pPr>
+      <w:r>
+        <w:rPr>
+          <w:rFonts w:ascii="微软雅黑" w:hAnsi="微软雅黑" w:eastAsia="微软雅黑"/>
+          <w:b w:val="0"/>
+          <w:sz w:val="22"/>
+        </w:rPr>
+        <w:t>会员订阅（独家内容）</w:t>
+      </w:r>
+    </w:p>
+    <w:p>
+      <w:pPr>
+        <w:pStyle w:val="ListBullet"/>
+      </w:pPr>
+      <w:r>
+        <w:rPr>
+          <w:rFonts w:ascii="微软雅黑" w:hAnsi="微软雅黑" w:eastAsia="微软雅黑"/>
+          <w:b w:val="0"/>
+          <w:sz w:val="22"/>
+        </w:rPr>
+        <w:t>1对1咨询服务</w:t>
+      </w:r>
+    </w:p>
+    <w:p>
+      <w:pPr>
+        <w:pStyle w:val="ListBullet"/>
+      </w:pPr>
+      <w:r>
+        <w:rPr>
+          <w:rFonts w:ascii="微软雅黑" w:hAnsi="微软雅黑" w:eastAsia="微软雅黑"/>
+          <w:b w:val="0"/>
+          <w:sz w:val="22"/>
+        </w:rPr>
+        <w:t>这个等流量稳定后再考虑</w:t>
+      </w:r>
+    </w:p>
+    <w:p>
+      <w:r>
+        <w:br w:type="page"/>
+      </w:r>
+    </w:p>
+    <w:p>
+      <w:pPr>
+        <w:pStyle w:val="Heading1"/>
+        <w:jc w:val="center"/>
+      </w:pPr>
+      <w:r>
+        <w:rPr>
+          <w:rFonts w:ascii="微软雅黑" w:hAnsi="微软雅黑" w:eastAsia="微软雅黑"/>
+          <w:b/>
+          <w:sz w:val="44"/>
+        </w:rPr>
+        <w:t>第九步：质量审计（每次更新必做）</w:t>
+      </w:r>
+    </w:p>
+    <w:p/>
+    <w:p>
+      <w:r>
+        <w:rPr>
+          <w:rFonts w:ascii="微软雅黑" w:hAnsi="微软雅黑" w:eastAsia="微软雅黑"/>
+          <w:b w:val="0"/>
+          <w:sz w:val="22"/>
+        </w:rPr>
+        <w:t>AI生成的内容可能有编码错误、字符丢失、链接失效等问题，每次更新前必须跑一遍审计。</w:t>
+      </w:r>
+    </w:p>
+    <w:p>
+      <w:pPr>
+        <w:pStyle w:val="Heading2"/>
+      </w:pPr>
+      <w:r>
+        <w:rPr>
+          <w:rFonts w:ascii="微软雅黑" w:hAnsi="微软雅黑" w:eastAsia="微软雅黑"/>
+          <w:b/>
+          <w:sz w:val="32"/>
+        </w:rPr>
+        <w:t>9.1 编码审计</w:t>
       </w:r>
     </w:p>
     <w:p>
       <w:r>
         <w:rPr>
-          <w:b/>
-          <w:color w:val="1D4ED6"/>
-          <w:sz w:val="26"/>
+          <w:rFonts w:ascii="微软雅黑" w:hAnsi="微软雅黑" w:eastAsia="微软雅黑"/>
+          <w:b w:val="0"/>
+          <w:sz w:val="22"/>
         </w:rPr>
-        <w:t xml:space="preserve">  3.3 后续更新命令（记住这组命令）</w:t>
+        <w:t>检查项目：</w:t>
       </w:r>
     </w:p>
     <w:p>
       <w:pPr>
-        <w:ind w:left="850"/>
-        <w:shd w:val="clear" w:color="auto" w:fill="1e1e2e"/>
+        <w:pStyle w:val="ListBullet"/>
       </w:pPr>
       <w:r>
         <w:rPr>
-          <w:rFonts w:ascii="Consolas" w:hAnsi="Consolas"/>
-          <w:color w:val="D1D5DB"/>
-          <w:sz w:val="18"/>
+          <w:rFonts w:ascii="微软雅黑" w:hAnsi="微软雅黑" w:eastAsia="微软雅黑"/>
+          <w:b w:val="0"/>
+          <w:sz w:val="22"/>
         </w:rPr>
-        <w:t>git add -A</w:t>
+        <w:t>中文文本截断（如"类变"应为"类变现"）</w:t>
       </w:r>
     </w:p>
     <w:p>
       <w:pPr>
-        <w:ind w:left="850"/>
-        <w:shd w:val="clear" w:color="auto" w:fill="1e1e2e"/>
+        <w:pStyle w:val="ListBullet"/>
       </w:pPr>
       <w:r>
         <w:rPr>
-          <w:rFonts w:ascii="Consolas" w:hAnsi="Consolas"/>
-          <w:color w:val="D1D5DB"/>
-          <w:sz w:val="18"/>
+          <w:rFonts w:ascii="微软雅黑" w:hAnsi="微软雅黑" w:eastAsia="微软雅黑"/>
+          <w:b w:val="0"/>
+          <w:sz w:val="22"/>
         </w:rPr>
-        <w:t>git commit -m "feat: 描述本次改动"</w:t>
+        <w:t>缺少右括号（如"（AI副业"应为"（AI副业）"）</w:t>
       </w:r>
     </w:p>
     <w:p>
       <w:pPr>
-        <w:ind w:left="850"/>
-        <w:shd w:val="clear" w:color="auto" w:fill="1e1e2e"/>
+        <w:pStyle w:val="ListBullet"/>
       </w:pPr>
       <w:r>
         <w:rPr>
-          <w:rFonts w:ascii="Consolas" w:hAnsi="Consolas"/>
-          <w:color w:val="D1D5DB"/>
-          <w:sz w:val="18"/>
+          <w:rFonts w:ascii="微软雅黑" w:hAnsi="微软雅黑" w:eastAsia="微软雅黑"/>
+          <w:b w:val="0"/>
+          <w:sz w:val="22"/>
         </w:rPr>
-        <w:t>git push origin main</w:t>
+        <w:t>多余字符（如"操作作"应为"操作"）</w:t>
       </w:r>
     </w:p>
     <w:p>
       <w:pPr>
-        <w:ind w:left="567"/>
+        <w:pStyle w:val="ListBullet"/>
       </w:pPr>
       <w:r>
         <w:rPr>
-          <w:color w:val="166534"/>
-          <w:sz w:val="20"/>
+          <w:rFonts w:ascii="微软雅黑" w:hAnsi="微软雅黑" w:eastAsia="微软雅黑"/>
+          <w:b w:val="0"/>
+          <w:sz w:val="22"/>
         </w:rPr>
-        <w:t xml:space="preserve">  每次 push 后 Vercel 会自动重新部署，2-3 分钟后线上生效。不需要手动操作服务器。</w:t>
-      </w:r>
-    </w:p>
-    <w:p>
-      <w:pPr>
-        <w:jc w:val="center"/>
-      </w:pPr>
-      <w:r>
-        <w:rPr>
-          <w:b/>
-          <w:color w:val="1A376E"/>
-          <w:sz w:val="36"/>
-        </w:rPr>
-        <w:t>第四步：Vercel 部署（免费托管）</w:t>
-      </w:r>
-    </w:p>
-    <w:p>
-      <w:pPr>
-        <w:ind w:left="567"/>
-      </w:pPr>
-      <w:r>
-        <w:rPr>
-          <w:sz w:val="21"/>
-        </w:rPr>
-        <w:t>Vercel 是全世界最好的静态网站托管平台，免费、速度快、自动 HTTPS。</w:t>
+        <w:t>URL中的8字符污染（如"css28family"应为"css2?family"）</w:t>
       </w:r>
     </w:p>
     <w:p>
       <w:r>
         <w:rPr>
+          <w:rFonts w:ascii="微软雅黑" w:hAnsi="微软雅黑" w:eastAsia="微软雅黑"/>
+          <w:b w:val="0"/>
+          <w:sz w:val="22"/>
+        </w:rPr>
+        <w:t>AI会帮你写Python脚本自动扫描，你也可以手动检查关键页面。</w:t>
+      </w:r>
+    </w:p>
+    <w:p>
+      <w:pPr>
+        <w:pStyle w:val="Heading2"/>
+      </w:pPr>
+      <w:r>
+        <w:rPr>
+          <w:rFonts w:ascii="微软雅黑" w:hAnsi="微软雅黑" w:eastAsia="微软雅黑"/>
           <w:b/>
-          <w:color w:val="1D4ED6"/>
-          <w:sz w:val="26"/>
+          <w:sz w:val="32"/>
         </w:rPr>
-        <w:t xml:space="preserve">  4.1 部署流程</w:t>
+        <w:t>9.2 链接审计</w:t>
       </w:r>
     </w:p>
     <w:p>
       <w:r>
         <w:rPr>
-          <w:b/>
-          <w:color w:val="1D4ED6"/>
+          <w:rFonts w:ascii="微软雅黑" w:hAnsi="微软雅黑" w:eastAsia="微软雅黑"/>
+          <w:b w:val="0"/>
           <w:sz w:val="22"/>
         </w:rPr>
-        <w:t xml:space="preserve">  步骤1：打开 vercel.com，用 GitHub 账号登录</w:t>
+        <w:t>检查项目：</w:t>
+      </w:r>
+    </w:p>
+    <w:p>
+      <w:pPr>
+        <w:pStyle w:val="ListBullet"/>
+      </w:pPr>
+      <w:r>
+        <w:rPr>
+          <w:rFonts w:ascii="微软雅黑" w:hAnsi="微软雅黑" w:eastAsia="微软雅黑"/>
+          <w:b w:val="0"/>
+          <w:sz w:val="22"/>
+        </w:rPr>
+        <w:t>所有卡片（article-card）的图片和标题都带链接</w:t>
+      </w:r>
+    </w:p>
+    <w:p>
+      <w:pPr>
+        <w:pStyle w:val="ListBullet"/>
+      </w:pPr>
+      <w:r>
+        <w:rPr>
+          <w:rFonts w:ascii="微软雅黑" w:hAnsi="微软雅黑" w:eastAsia="微软雅黑"/>
+          <w:b w:val="0"/>
+          <w:sz w:val="22"/>
+        </w:rPr>
+        <w:t>导航链接正常跳转</w:t>
+      </w:r>
+    </w:p>
+    <w:p>
+      <w:pPr>
+        <w:pStyle w:val="ListBullet"/>
+      </w:pPr>
+      <w:r>
+        <w:rPr>
+          <w:rFonts w:ascii="微软雅黑" w:hAnsi="微软雅黑" w:eastAsia="微软雅黑"/>
+          <w:b w:val="0"/>
+          <w:sz w:val="22"/>
+        </w:rPr>
+        <w:t>面包屑导航没有多余的&gt;符号</w:t>
+      </w:r>
+    </w:p>
+    <w:p>
+      <w:pPr>
+        <w:pStyle w:val="ListBullet"/>
+      </w:pPr>
+      <w:r>
+        <w:rPr>
+          <w:rFonts w:ascii="微软雅黑" w:hAnsi="微软雅黑" w:eastAsia="微软雅黑"/>
+          <w:b w:val="0"/>
+          <w:sz w:val="22"/>
+        </w:rPr>
+        <w:t>外部链接（如工具官网）能正常打开</w:t>
+      </w:r>
+    </w:p>
+    <w:p>
+      <w:pPr>
+        <w:pStyle w:val="Heading2"/>
+      </w:pPr>
+      <w:r>
+        <w:rPr>
+          <w:rFonts w:ascii="微软雅黑" w:hAnsi="微软雅黑" w:eastAsia="微软雅黑"/>
+          <w:b/>
+          <w:sz w:val="32"/>
+        </w:rPr>
+        <w:t>9.3 CSS审计</w:t>
       </w:r>
     </w:p>
     <w:p>
       <w:r>
         <w:rPr>
-          <w:b/>
-          <w:color w:val="1D4ED6"/>
+          <w:rFonts w:ascii="微软雅黑" w:hAnsi="微软雅黑" w:eastAsia="微软雅黑"/>
+          <w:b w:val="0"/>
           <w:sz w:val="22"/>
         </w:rPr>
-        <w:t xml:space="preserve">  步骤2：点 New Project</w:t>
+        <w:t>常见问题：</w:t>
+      </w:r>
+    </w:p>
+    <w:p>
+      <w:pPr>
+        <w:pStyle w:val="ListBullet"/>
+      </w:pPr>
+      <w:r>
+        <w:rPr>
+          <w:rFonts w:ascii="微软雅黑" w:hAnsi="微软雅黑" w:eastAsia="微软雅黑"/>
+          <w:b w:val="0"/>
+          <w:sz w:val="22"/>
+        </w:rPr>
+        <w:t>按钮/卡片点击无效：检查::after伪元素是否挡住点击，加pointer-events: none</w:t>
+      </w:r>
+    </w:p>
+    <w:p>
+      <w:pPr>
+        <w:pStyle w:val="ListBullet"/>
+      </w:pPr>
+      <w:r>
+        <w:rPr>
+          <w:rFonts w:ascii="微软雅黑" w:hAnsi="微软雅黑" w:eastAsia="微软雅黑"/>
+          <w:b w:val="0"/>
+          <w:sz w:val="22"/>
+        </w:rPr>
+        <w:t>hover状态异常：检查CSS优先级，确保完整的选择器路径</w:t>
+      </w:r>
+    </w:p>
+    <w:p>
+      <w:pPr>
+        <w:pStyle w:val="ListBullet"/>
+      </w:pPr>
+      <w:r>
+        <w:rPr>
+          <w:rFonts w:ascii="微软雅黑" w:hAnsi="微软雅黑" w:eastAsia="微软雅黑"/>
+          <w:b w:val="0"/>
+          <w:sz w:val="22"/>
+        </w:rPr>
+        <w:t>移动端显示错乱：检查响应式断点</w:t>
+      </w:r>
+    </w:p>
+    <w:p>
+      <w:pPr>
+        <w:pStyle w:val="Heading2"/>
+      </w:pPr>
+      <w:r>
+        <w:rPr>
+          <w:rFonts w:ascii="微软雅黑" w:hAnsi="微软雅黑" w:eastAsia="微软雅黑"/>
+          <w:b/>
+          <w:sz w:val="32"/>
+        </w:rPr>
+        <w:t>9.4 审计清单（每次更新前勾选）</w:t>
+      </w:r>
+    </w:p>
+    <w:p>
+      <w:pPr>
+        <w:pStyle w:val="ListBullet"/>
+      </w:pPr>
+      <w:r>
+        <w:rPr>
+          <w:rFonts w:ascii="微软雅黑" w:hAnsi="微软雅黑" w:eastAsia="微软雅黑"/>
+          <w:b w:val="0"/>
+          <w:sz w:val="22"/>
+        </w:rPr>
+        <w:t>□ 所有页面文字完整、无截断</w:t>
+      </w:r>
+    </w:p>
+    <w:p>
+      <w:pPr>
+        <w:pStyle w:val="ListBullet"/>
+      </w:pPr>
+      <w:r>
+        <w:rPr>
+          <w:rFonts w:ascii="微软雅黑" w:hAnsi="微软雅黑" w:eastAsia="微软雅黑"/>
+          <w:b w:val="0"/>
+          <w:sz w:val="22"/>
+        </w:rPr>
+        <w:t>□ 所有链接可点击、跳转正确</w:t>
+      </w:r>
+    </w:p>
+    <w:p>
+      <w:pPr>
+        <w:pStyle w:val="ListBullet"/>
+      </w:pPr>
+      <w:r>
+        <w:rPr>
+          <w:rFonts w:ascii="微软雅黑" w:hAnsi="微软雅黑" w:eastAsia="微软雅黑"/>
+          <w:b w:val="0"/>
+          <w:sz w:val="22"/>
+        </w:rPr>
+        <w:t>□ 手机端预览正常</w:t>
+      </w:r>
+    </w:p>
+    <w:p>
+      <w:pPr>
+        <w:pStyle w:val="ListBullet"/>
+      </w:pPr>
+      <w:r>
+        <w:rPr>
+          <w:rFonts w:ascii="微软雅黑" w:hAnsi="微软雅黑" w:eastAsia="微软雅黑"/>
+          <w:b w:val="0"/>
+          <w:sz w:val="22"/>
+        </w:rPr>
+        <w:t>□ 统计脚本正常加载（Clarity显示在线用户）</w:t>
+      </w:r>
+    </w:p>
+    <w:p>
+      <w:pPr>
+        <w:pStyle w:val="ListBullet"/>
+      </w:pPr>
+      <w:r>
+        <w:rPr>
+          <w:rFonts w:ascii="微软雅黑" w:hAnsi="微软雅黑" w:eastAsia="微软雅黑"/>
+          <w:b w:val="0"/>
+          <w:sz w:val="22"/>
+        </w:rPr>
+        <w:t>□ git push成功，Vercel自动部署完成</w:t>
+      </w:r>
+    </w:p>
+    <w:p>
+      <w:r>
+        <w:br w:type="page"/>
+      </w:r>
+    </w:p>
+    <w:p>
+      <w:pPr>
+        <w:pStyle w:val="Heading1"/>
+        <w:jc w:val="center"/>
+      </w:pPr>
+      <w:r>
+        <w:rPr>
+          <w:rFonts w:ascii="微软雅黑" w:hAnsi="微软雅黑" w:eastAsia="微软雅黑"/>
+          <w:b/>
+          <w:sz w:val="44"/>
+        </w:rPr>
+        <w:t>第十步：故障排查速查表</w:t>
+      </w:r>
+    </w:p>
+    <w:p/>
+    <w:p>
+      <w:r>
+        <w:rPr>
+          <w:rFonts w:ascii="微软雅黑" w:hAnsi="微软雅黑" w:eastAsia="微软雅黑"/>
+          <w:b w:val="0"/>
+          <w:sz w:val="22"/>
+        </w:rPr>
+        <w:t>遇到问题先查这个表，90%的问题都能快速解决。</w:t>
+      </w:r>
+    </w:p>
+    <w:p>
+      <w:pPr>
+        <w:pStyle w:val="Heading2"/>
+      </w:pPr>
+      <w:r>
+        <w:rPr>
+          <w:rFonts w:ascii="微软雅黑" w:hAnsi="微软雅黑" w:eastAsia="微软雅黑"/>
+          <w:b/>
+          <w:sz w:val="32"/>
+        </w:rPr>
+        <w:t>10.1 域名相关</w:t>
       </w:r>
     </w:p>
     <w:p>
       <w:r>
         <w:rPr>
+          <w:rFonts w:ascii="微软雅黑" w:hAnsi="微软雅黑" w:eastAsia="微软雅黑"/>
           <w:b/>
-          <w:color w:val="1D4ED6"/>
           <w:sz w:val="22"/>
         </w:rPr>
-        <w:t xml:space="preserve">  步骤3：选择刚才创建的 GitHub 仓库（ai-fuye-website）</w:t>
+        <w:t>问题：域名访问显示404</w:t>
       </w:r>
     </w:p>
     <w:p>
       <w:r>
         <w:rPr>
-          <w:b/>
-          <w:color w:val="1D4ED6"/>
+          <w:rFonts w:ascii="微软雅黑" w:hAnsi="微软雅黑" w:eastAsia="微软雅黑"/>
+          <w:b w:val="0"/>
           <w:sz w:val="22"/>
         </w:rPr>
-        <w:t xml:space="preserve">  步骤4：Framework Preset 选「Other」，Build Command 留空，Output Directory 留空</w:t>
+        <w:t>解决：检查阿里云DNS解析是否正确，Vercel域名配置是否刷新</w:t>
       </w:r>
     </w:p>
     <w:p>
       <w:r>
         <w:rPr>
+          <w:rFonts w:ascii="微软雅黑" w:hAnsi="微软雅黑" w:eastAsia="微软雅黑"/>
           <w:b/>
-          <w:color w:val="1D4ED6"/>
           <w:sz w:val="22"/>
         </w:rPr>
-        <w:t xml:space="preserve">  步骤5：点 Deploy，等待 1-2 分钟</w:t>
+        <w:t>问题：域名访问显示不安全</w:t>
       </w:r>
     </w:p>
     <w:p>
       <w:r>
         <w:rPr>
-          <w:b/>
-          <w:color w:val="1D4ED6"/>
+          <w:rFonts w:ascii="微软雅黑" w:hAnsi="微软雅黑" w:eastAsia="微软雅黑"/>
+          <w:b w:val="0"/>
           <w:sz w:val="22"/>
         </w:rPr>
-        <w:t xml:space="preserve">  步骤6：部署完成后，Vercel 会分配一个 .vercel.app 免费域名</w:t>
+        <w:t>解决：等SSL证书自动签发（通常几分钟），或手动在Vercel刷新</w:t>
+      </w:r>
+    </w:p>
+    <w:p>
+      <w:pPr>
+        <w:pStyle w:val="Heading2"/>
+      </w:pPr>
+      <w:r>
+        <w:rPr>
+          <w:rFonts w:ascii="微软雅黑" w:hAnsi="微软雅黑" w:eastAsia="微软雅黑"/>
+          <w:b/>
+          <w:sz w:val="32"/>
+        </w:rPr>
+        <w:t>10.2 部署相关</w:t>
       </w:r>
     </w:p>
     <w:p>
       <w:r>
         <w:rPr>
+          <w:rFonts w:ascii="微软雅黑" w:hAnsi="微软雅黑" w:eastAsia="微软雅黑"/>
           <w:b/>
-          <w:color w:val="1D4ED6"/>
-          <w:sz w:val="26"/>
+          <w:sz w:val="22"/>
         </w:rPr>
-        <w:t xml:space="preserve">  4.2 验证部署成功</w:t>
-      </w:r>
-    </w:p>
-    <w:p>
-      <w:pPr>
-        <w:ind w:left="567"/>
-      </w:pPr>
-      <w:r>
-        <w:rPr>
-          <w:sz w:val="21"/>
-        </w:rPr>
-        <w:t>点开 Vercel 提供的 .vercel.app 域名，确认网站能正常访问。</w:t>
-      </w:r>
-    </w:p>
-    <w:p>
-      <w:pPr>
-        <w:ind w:left="567"/>
-      </w:pPr>
-      <w:r>
-        <w:rPr>
-          <w:sz w:val="21"/>
-        </w:rPr>
-        <w:t>点击几个链接，确认导航正常（这是最容易出 bug 的地方）。</w:t>
-      </w:r>
-    </w:p>
-    <w:p>
-      <w:pPr>
-        <w:ind w:left="567"/>
-      </w:pPr>
-      <w:r>
-        <w:rPr>
-          <w:color w:val="1E40AF"/>
-          <w:sz w:val="20"/>
-        </w:rPr>
-        <w:t xml:space="preserve">  Vercel 免费版限制：带宽 100GB/月，足够个人内容站使用。超过后再考虑升级。</w:t>
-      </w:r>
-    </w:p>
-    <w:p>
-      <w:pPr>
-        <w:jc w:val="center"/>
-      </w:pPr>
-      <w:r>
-        <w:rPr>
-          <w:b/>
-          <w:color w:val="1A376E"/>
-          <w:sz w:val="36"/>
-        </w:rPr>
-        <w:t>第五步：绑定阿里云域名到 Vercel</w:t>
-      </w:r>
-    </w:p>
-    <w:p>
-      <w:pPr>
-        <w:ind w:left="567"/>
-      </w:pPr>
-      <w:r>
-        <w:rPr>
-          <w:sz w:val="21"/>
-        </w:rPr>
-        <w:t>现在把你自己的域名（如 aifuye.net）指向 Vercel，这样用户访问你的域名就能看到网站。</w:t>
+        <w:t>问题：git push后网站没有更新</w:t>
       </w:r>
     </w:p>
     <w:p>
       <w:r>
         <w:rPr>
-          <w:b/>
-          <w:color w:val="1D4ED6"/>
-          <w:sz w:val="26"/>
+          <w:rFonts w:ascii="微软雅黑" w:hAnsi="微软雅黑" w:eastAsia="微软雅黑"/>
+          <w:b w:val="0"/>
+          <w:sz w:val="22"/>
         </w:rPr>
-        <w:t xml:space="preserve">  5.1 在 Vercel 添加域名</w:t>
+        <w:t>解决：查看Vercel Dashboard的Deployments，看是否有报错</w:t>
       </w:r>
     </w:p>
     <w:p>
       <w:r>
         <w:rPr>
+          <w:rFonts w:ascii="微软雅黑" w:hAnsi="微软雅黑" w:eastAsia="微软雅黑"/>
           <w:b/>
-          <w:color w:val="1D4ED6"/>
           <w:sz w:val="22"/>
         </w:rPr>
-        <w:t xml:space="preserve">  步骤1：Vercel 项目页面 → Settings → Domains</w:t>
+        <w:t>问题：Vercel部署失败</w:t>
       </w:r>
     </w:p>
     <w:p>
       <w:r>
         <w:rPr>
-          <w:b/>
-          <w:color w:val="1D4ED6"/>
+          <w:rFonts w:ascii="微软雅黑" w:hAnsi="微软雅黑" w:eastAsia="微软雅黑"/>
+          <w:b w:val="0"/>
           <w:sz w:val="22"/>
         </w:rPr>
-        <w:t xml:space="preserve">  步骤2：输入你买的域名（如 aifuye.net），点 Add</w:t>
+        <w:t>解决：检查文件路径大小写、HTML标签是否闭合、引号是否成对</w:t>
+      </w:r>
+    </w:p>
+    <w:p>
+      <w:pPr>
+        <w:pStyle w:val="Heading2"/>
+      </w:pPr>
+      <w:r>
+        <w:rPr>
+          <w:rFonts w:ascii="微软雅黑" w:hAnsi="微软雅黑" w:eastAsia="微软雅黑"/>
+          <w:b/>
+          <w:sz w:val="32"/>
+        </w:rPr>
+        <w:t>10.3 统计相关</w:t>
       </w:r>
     </w:p>
     <w:p>
       <w:r>
         <w:rPr>
+          <w:rFonts w:ascii="微软雅黑" w:hAnsi="微软雅黑" w:eastAsia="微软雅黑"/>
           <w:b/>
-          <w:color w:val="1D4ED6"/>
           <w:sz w:val="22"/>
         </w:rPr>
-        <w:t xml:space="preserve">  步骤3：Vercel 会显示两条 DNS 记录（类型为 A 或 CNAME）</w:t>
+        <w:t>问题：Clarity显示0用户</w:t>
       </w:r>
     </w:p>
     <w:p>
       <w:r>
         <w:rPr>
-          <w:b/>
-          <w:color w:val="1D4ED6"/>
-          <w:sz w:val="26"/>
+          <w:rFonts w:ascii="微软雅黑" w:hAnsi="微软雅黑" w:eastAsia="微软雅黑"/>
+          <w:b w:val="0"/>
+          <w:sz w:val="22"/>
         </w:rPr>
-        <w:t xml:space="preserve">  5.2 在阿里云设置 DNS 解析</w:t>
+        <w:t>解决：检查analytics.js是否正确加载、Project ID是否填对、脚本是否在head中</w:t>
       </w:r>
     </w:p>
     <w:p>
       <w:r>
         <w:rPr>
+          <w:rFonts w:ascii="微软雅黑" w:hAnsi="微软雅黑" w:eastAsia="微软雅黑"/>
           <w:b/>
-          <w:color w:val="1D4ED6"/>
           <w:sz w:val="22"/>
         </w:rPr>
-        <w:t xml:space="preserve">  步骤1：打开阿里云控制台 → 域名 → 解析</w:t>
+        <w:t>问题：百度统计无法注册</w:t>
       </w:r>
     </w:p>
     <w:p>
       <w:r>
         <w:rPr>
-          <w:b/>
-          <w:color w:val="1D4ED6"/>
+          <w:rFonts w:ascii="微软雅黑" w:hAnsi="微软雅黑" w:eastAsia="微软雅黑"/>
+          <w:b w:val="0"/>
           <w:sz w:val="22"/>
         </w:rPr>
-        <w:t xml:space="preserve">  步骤2：点「添加记录」，按 Vercel 提供的记录逐条填写</w:t>
+        <w:t>解决：境外主机无法备案，放弃百度，用Clarity</w:t>
+      </w:r>
+    </w:p>
+    <w:p>
+      <w:pPr>
+        <w:pStyle w:val="Heading2"/>
+      </w:pPr>
+      <w:r>
+        <w:rPr>
+          <w:rFonts w:ascii="微软雅黑" w:hAnsi="微软雅黑" w:eastAsia="微软雅黑"/>
+          <w:b/>
+          <w:sz w:val="32"/>
+        </w:rPr>
+        <w:t>10.4 内容相关</w:t>
       </w:r>
     </w:p>
     <w:p>
       <w:r>
         <w:rPr>
+          <w:rFonts w:ascii="微软雅黑" w:hAnsi="微软雅黑" w:eastAsia="微软雅黑"/>
           <w:b/>
-          <w:color w:val="1D4ED6"/>
           <w:sz w:val="22"/>
         </w:rPr>
-        <w:t xml:space="preserve">  步骤3：记录类型选 A 或 CNAME（按 Vercel 显示的填写）</w:t>
+        <w:t>问题：页面中文显示乱码</w:t>
       </w:r>
     </w:p>
     <w:p>
       <w:r>
         <w:rPr>
-          <w:b/>
-          <w:color w:val="1D4ED6"/>
+          <w:rFonts w:ascii="微软雅黑" w:hAnsi="微软雅黑" w:eastAsia="微软雅黑"/>
+          <w:b w:val="0"/>
           <w:sz w:val="22"/>
         </w:rPr>
-        <w:t xml:space="preserve">  步骤4：记录值填 Vercel 提供的地址（如 cname.vercel-dns.com）</w:t>
+        <w:t>解决：确保HTML文件有 &lt;meta charset="UTF-8"&gt;</w:t>
       </w:r>
     </w:p>
     <w:p>
       <w:r>
         <w:rPr>
+          <w:rFonts w:ascii="微软雅黑" w:hAnsi="微软雅黑" w:eastAsia="微软雅黑"/>
           <w:b/>
-          <w:color w:val="1D4ED6"/>
           <w:sz w:val="22"/>
         </w:rPr>
-        <w:t xml:space="preserve">  步骤5：保存，等待 DNS 生效（通常 10 分钟 - 2 小时）</w:t>
+        <w:t>问题：部分文字变成□□</w:t>
       </w:r>
     </w:p>
     <w:p>
       <w:r>
         <w:rPr>
-          <w:b/>
-          <w:color w:val="1D4ED6"/>
-          <w:sz w:val="26"/>
+          <w:rFonts w:ascii="微软雅黑" w:hAnsi="微软雅黑" w:eastAsia="微软雅黑"/>
+          <w:b w:val="0"/>
+          <w:sz w:val="22"/>
         </w:rPr>
-        <w:t xml:space="preserve">  5.3 验证域名绑定成功</w:t>
+        <w:t>解决：检查CSS字体栈是否包含中文字体（PingFang SC / Microsoft YaHei）</w:t>
       </w:r>
     </w:p>
     <w:p>
       <w:pPr>
-        <w:ind w:left="567"/>
+        <w:pStyle w:val="Heading2"/>
       </w:pPr>
       <w:r>
         <w:rPr>
-          <w:sz w:val="21"/>
+          <w:rFonts w:ascii="微软雅黑" w:hAnsi="微软雅黑" w:eastAsia="微软雅黑"/>
+          <w:b/>
+          <w:sz w:val="32"/>
         </w:rPr>
-        <w:t>浏览器打开你的域名（如 https://aifuye.net），看到网站即成功。</w:t>
-      </w:r>
-    </w:p>
-    <w:p>
-      <w:pPr>
-        <w:ind w:left="567"/>
-      </w:pPr>
-      <w:r>
-        <w:rPr>
-          <w:sz w:val="21"/>
-        </w:rPr>
-        <w:t>Vercel 会自动配置 HTTPS 证书，不需要自己申请。</w:t>
-      </w:r>
-    </w:p>
-    <w:p>
-      <w:pPr>
-        <w:ind w:left="567"/>
-      </w:pPr>
-      <w:r>
-        <w:rPr>
-          <w:color w:val="854D0E"/>
-          <w:sz w:val="20"/>
-        </w:rPr>
-        <w:t xml:space="preserve">  如果 2 小时后还没生效，检查阿里云 DNS 设置是否正确，或尝试清除 DNS 缓存。</w:t>
-      </w:r>
-    </w:p>
-    <w:p>
-      <w:pPr>
-        <w:jc w:val="center"/>
-      </w:pPr>
-      <w:r>
-        <w:rPr>
-          <w:b/>
-          <w:color w:val="1A376E"/>
-          <w:sz w:val="36"/>
-        </w:rPr>
-        <w:t>第六步：接入流量统计（Microsoft Clarity）</w:t>
-      </w:r>
-    </w:p>
-    <w:p>
-      <w:pPr>
-        <w:ind w:left="567"/>
-      </w:pPr>
-      <w:r>
-        <w:rPr>
-          <w:sz w:val="21"/>
-        </w:rPr>
-        <w:t>流量统计让你知道有多少人访问、从哪来、看了什么页面。国内用户不能用百度统计（要备案）和 Google Analytics（被墙），用 Clarity 最合适。</w:t>
+        <w:t>10.5 快速求助</w:t>
       </w:r>
     </w:p>
     <w:p>
       <w:r>
         <w:rPr>
-          <w:b/>
-          <w:color w:val="1D4ED6"/>
-          <w:sz w:val="26"/>
+          <w:rFonts w:ascii="微软雅黑" w:hAnsi="微软雅黑" w:eastAsia="微软雅黑"/>
+          <w:b w:val="0"/>
+          <w:sz w:val="22"/>
         </w:rPr>
-        <w:t xml:space="preserve">  6.1 为什么选 Clarity</w:t>
-      </w:r>
-    </w:p>
-    <w:p>
-      <w:pPr>
-        <w:ind w:left="567"/>
-      </w:pPr>
-      <w:r>
-        <w:rPr>
-          <w:sz w:val="21"/>
-        </w:rPr>
-        <w:t>✅ 国内可访问（微软的服务器，没有被墙）</w:t>
-      </w:r>
-    </w:p>
-    <w:p>
-      <w:pPr>
-        <w:ind w:left="567"/>
-      </w:pPr>
-      <w:r>
-        <w:rPr>
-          <w:sz w:val="21"/>
-        </w:rPr>
-        <w:t>✅ 完全免费（百度统计和 GA4 的免费版功能更少）</w:t>
-      </w:r>
-    </w:p>
-    <w:p>
-      <w:pPr>
-        <w:ind w:left="567"/>
-      </w:pPr>
-      <w:r>
-        <w:rPr>
-          <w:sz w:val="21"/>
-        </w:rPr>
-        <w:t>✅ 无需 ICP 备案（网站放在境外 Vercel 也能用）</w:t>
-      </w:r>
-    </w:p>
-    <w:p>
-      <w:pPr>
-        <w:ind w:left="567"/>
-      </w:pPr>
-      <w:r>
-        <w:rPr>
-          <w:sz w:val="21"/>
-        </w:rPr>
-        <w:t>✅ 带热力图和用户录像回放（能看到用户鼠标怎么移动、点了哪里）</w:t>
-      </w:r>
-    </w:p>
-    <w:p>
-      <w:pPr>
-        <w:ind w:left="567"/>
-      </w:pPr>
-      <w:r>
-        <w:rPr>
-          <w:sz w:val="21"/>
-        </w:rPr>
-        <w:t>✅ 滚动深度分析（自动记录用户滚动到 25%/50%/75%/100% 的比例）</w:t>
+        <w:t>如果以上都解决不了，直接截图 + 描述问题发给AI，它会帮你排查。</w:t>
       </w:r>
     </w:p>
     <w:p>
       <w:r>
         <w:rPr>
+          <w:rFonts w:ascii="微软雅黑" w:hAnsi="微软雅黑" w:eastAsia="微软雅黑"/>
+          <w:b w:val="0"/>
+          <w:sz w:val="22"/>
+        </w:rPr>
+        <w:t>提供的信息越详细越好：</w:t>
+      </w:r>
+    </w:p>
+    <w:p>
+      <w:pPr>
+        <w:pStyle w:val="ListBullet"/>
+      </w:pPr>
+      <w:r>
+        <w:rPr>
+          <w:rFonts w:ascii="微软雅黑" w:hAnsi="微软雅黑" w:eastAsia="微软雅黑"/>
+          <w:b w:val="0"/>
+          <w:sz w:val="22"/>
+        </w:rPr>
+        <w:t>问题现象（截图）</w:t>
+      </w:r>
+    </w:p>
+    <w:p>
+      <w:pPr>
+        <w:pStyle w:val="ListBullet"/>
+      </w:pPr>
+      <w:r>
+        <w:rPr>
+          <w:rFonts w:ascii="微软雅黑" w:hAnsi="微软雅黑" w:eastAsia="微软雅黑"/>
+          <w:b w:val="0"/>
+          <w:sz w:val="22"/>
+        </w:rPr>
+        <w:t>你做了什么操作</w:t>
+      </w:r>
+    </w:p>
+    <w:p>
+      <w:pPr>
+        <w:pStyle w:val="ListBullet"/>
+      </w:pPr>
+      <w:r>
+        <w:rPr>
+          <w:rFonts w:ascii="微软雅黑" w:hAnsi="微软雅黑" w:eastAsia="微软雅黑"/>
+          <w:b w:val="0"/>
+          <w:sz w:val="22"/>
+        </w:rPr>
+        <w:t>报错信息（如果有）</w:t>
+      </w:r>
+    </w:p>
+    <w:p>
+      <w:pPr>
+        <w:pStyle w:val="ListBullet"/>
+      </w:pPr>
+      <w:r>
+        <w:rPr>
+          <w:rFonts w:ascii="微软雅黑" w:hAnsi="微软雅黑" w:eastAsia="微软雅黑"/>
+          <w:b w:val="0"/>
+          <w:sz w:val="22"/>
+        </w:rPr>
+        <w:t>相关文件路径</w:t>
+      </w:r>
+    </w:p>
+    <w:p>
+      <w:r>
+        <w:br w:type="page"/>
+      </w:r>
+    </w:p>
+    <w:p>
+      <w:pPr>
+        <w:pStyle w:val="Heading1"/>
+        <w:jc w:val="center"/>
+      </w:pPr>
+      <w:r>
+        <w:rPr>
+          <w:rFonts w:ascii="微软雅黑" w:hAnsi="微软雅黑" w:eastAsia="微软雅黑"/>
           <w:b/>
-          <w:color w:val="1D4ED6"/>
-          <w:sz w:val="26"/>
+          <w:sz w:val="44"/>
         </w:rPr>
-        <w:t xml:space="preserve">  6.2 接入步骤</w:t>
+        <w:t>附录：成本清单</w:t>
+      </w:r>
+    </w:p>
+    <w:p/>
+    <w:tbl>
+      <w:tblPr>
+        <w:tblStyle w:val="TableGrid"/>
+        <w:tblW w:type="auto" w:w="0"/>
+        <w:tblLook w:firstColumn="1" w:firstRow="1" w:lastColumn="0" w:lastRow="0" w:noHBand="0" w:noVBand="1" w:val="04A0"/>
+      </w:tblPr>
+      <w:tblGrid>
+        <w:gridCol w:w="2767"/>
+        <w:gridCol w:w="2767"/>
+        <w:gridCol w:w="2767"/>
+      </w:tblGrid>
+      <w:tr>
+        <w:tc>
+          <w:tcPr>
+            <w:tcW w:type="dxa" w:w="2767"/>
+          </w:tcPr>
+          <w:p>
+            <w:r>
+              <w:rPr>
+                <w:rFonts w:ascii="微软雅黑" w:hAnsi="微软雅黑" w:eastAsia="微软雅黑"/>
+                <w:b/>
+                <w:sz w:val="22"/>
+              </w:rPr>
+              <w:t>项目</w:t>
+            </w:r>
+          </w:p>
+        </w:tc>
+        <w:tc>
+          <w:tcPr>
+            <w:tcW w:type="dxa" w:w="2767"/>
+          </w:tcPr>
+          <w:p>
+            <w:r>
+              <w:rPr>
+                <w:rFonts w:ascii="微软雅黑" w:hAnsi="微软雅黑" w:eastAsia="微软雅黑"/>
+                <w:b/>
+                <w:sz w:val="22"/>
+              </w:rPr>
+              <w:t>费用</w:t>
+            </w:r>
+          </w:p>
+        </w:tc>
+        <w:tc>
+          <w:tcPr>
+            <w:tcW w:type="dxa" w:w="2767"/>
+          </w:tcPr>
+          <w:p>
+            <w:r>
+              <w:rPr>
+                <w:rFonts w:ascii="微软雅黑" w:hAnsi="微软雅黑" w:eastAsia="微软雅黑"/>
+                <w:b/>
+                <w:sz w:val="22"/>
+              </w:rPr>
+              <w:t>说明</w:t>
+            </w:r>
+          </w:p>
+        </w:tc>
+      </w:tr>
+      <w:tr>
+        <w:tc>
+          <w:tcPr>
+            <w:tcW w:type="dxa" w:w="2767"/>
+          </w:tcPr>
+          <w:p>
+            <w:r>
+              <w:rPr>
+                <w:rFonts w:ascii="微软雅黑" w:hAnsi="微软雅黑" w:eastAsia="微软雅黑"/>
+                <w:b w:val="0"/>
+                <w:sz w:val="22"/>
+              </w:rPr>
+              <w:t>阿里云域名</w:t>
+            </w:r>
+          </w:p>
+        </w:tc>
+        <w:tc>
+          <w:tcPr>
+            <w:tcW w:type="dxa" w:w="2767"/>
+          </w:tcPr>
+          <w:p>
+            <w:r>
+              <w:rPr>
+                <w:rFonts w:ascii="微软雅黑" w:hAnsi="微软雅黑" w:eastAsia="微软雅黑"/>
+                <w:b w:val="0"/>
+                <w:sz w:val="22"/>
+              </w:rPr>
+              <w:t>约55元/年</w:t>
+            </w:r>
+          </w:p>
+        </w:tc>
+        <w:tc>
+          <w:tcPr>
+            <w:tcW w:type="dxa" w:w="2767"/>
+          </w:tcPr>
+          <w:p>
+            <w:r>
+              <w:rPr>
+                <w:rFonts w:ascii="微软雅黑" w:hAnsi="微软雅黑" w:eastAsia="微软雅黑"/>
+                <w:b w:val="0"/>
+                <w:sz w:val="22"/>
+              </w:rPr>
+              <w:t>.com/.net首年价格</w:t>
+            </w:r>
+          </w:p>
+        </w:tc>
+      </w:tr>
+      <w:tr>
+        <w:tc>
+          <w:tcPr>
+            <w:tcW w:type="dxa" w:w="2767"/>
+          </w:tcPr>
+          <w:p>
+            <w:r>
+              <w:rPr>
+                <w:rFonts w:ascii="微软雅黑" w:hAnsi="微软雅黑" w:eastAsia="微软雅黑"/>
+                <w:b w:val="0"/>
+                <w:sz w:val="22"/>
+              </w:rPr>
+              <w:t>GitHub</w:t>
+            </w:r>
+          </w:p>
+        </w:tc>
+        <w:tc>
+          <w:tcPr>
+            <w:tcW w:type="dxa" w:w="2767"/>
+          </w:tcPr>
+          <w:p>
+            <w:r>
+              <w:rPr>
+                <w:rFonts w:ascii="微软雅黑" w:hAnsi="微软雅黑" w:eastAsia="微软雅黑"/>
+                <w:b w:val="0"/>
+                <w:sz w:val="22"/>
+              </w:rPr>
+              <w:t>免费</w:t>
+            </w:r>
+          </w:p>
+        </w:tc>
+        <w:tc>
+          <w:tcPr>
+            <w:tcW w:type="dxa" w:w="2767"/>
+          </w:tcPr>
+          <w:p>
+            <w:r>
+              <w:rPr>
+                <w:rFonts w:ascii="微软雅黑" w:hAnsi="微软雅黑" w:eastAsia="微软雅黑"/>
+                <w:b w:val="0"/>
+                <w:sz w:val="22"/>
+              </w:rPr>
+              <w:t>代码托管，无限制</w:t>
+            </w:r>
+          </w:p>
+        </w:tc>
+      </w:tr>
+      <w:tr>
+        <w:tc>
+          <w:tcPr>
+            <w:tcW w:type="dxa" w:w="2767"/>
+          </w:tcPr>
+          <w:p>
+            <w:r>
+              <w:rPr>
+                <w:rFonts w:ascii="微软雅黑" w:hAnsi="微软雅黑" w:eastAsia="微软雅黑"/>
+                <w:b w:val="0"/>
+                <w:sz w:val="22"/>
+              </w:rPr>
+              <w:t>Vercel</w:t>
+            </w:r>
+          </w:p>
+        </w:tc>
+        <w:tc>
+          <w:tcPr>
+            <w:tcW w:type="dxa" w:w="2767"/>
+          </w:tcPr>
+          <w:p>
+            <w:r>
+              <w:rPr>
+                <w:rFonts w:ascii="微软雅黑" w:hAnsi="微软雅黑" w:eastAsia="微软雅黑"/>
+                <w:b w:val="0"/>
+                <w:sz w:val="22"/>
+              </w:rPr>
+              <w:t>免费</w:t>
+            </w:r>
+          </w:p>
+        </w:tc>
+        <w:tc>
+          <w:tcPr>
+            <w:tcW w:type="dxa" w:w="2767"/>
+          </w:tcPr>
+          <w:p>
+            <w:r>
+              <w:rPr>
+                <w:rFonts w:ascii="微软雅黑" w:hAnsi="微软雅黑" w:eastAsia="微软雅黑"/>
+                <w:b w:val="0"/>
+                <w:sz w:val="22"/>
+              </w:rPr>
+              <w:t>静态网站托管，无限制</w:t>
+            </w:r>
+          </w:p>
+        </w:tc>
+      </w:tr>
+      <w:tr>
+        <w:tc>
+          <w:tcPr>
+            <w:tcW w:type="dxa" w:w="2767"/>
+          </w:tcPr>
+          <w:p>
+            <w:r>
+              <w:rPr>
+                <w:rFonts w:ascii="微软雅黑" w:hAnsi="微软雅黑" w:eastAsia="微软雅黑"/>
+                <w:b w:val="0"/>
+                <w:sz w:val="22"/>
+              </w:rPr>
+              <w:t>Clarity统计</w:t>
+            </w:r>
+          </w:p>
+        </w:tc>
+        <w:tc>
+          <w:tcPr>
+            <w:tcW w:type="dxa" w:w="2767"/>
+          </w:tcPr>
+          <w:p>
+            <w:r>
+              <w:rPr>
+                <w:rFonts w:ascii="微软雅黑" w:hAnsi="微软雅黑" w:eastAsia="微软雅黑"/>
+                <w:b w:val="0"/>
+                <w:sz w:val="22"/>
+              </w:rPr>
+              <w:t>免费</w:t>
+            </w:r>
+          </w:p>
+        </w:tc>
+        <w:tc>
+          <w:tcPr>
+            <w:tcW w:type="dxa" w:w="2767"/>
+          </w:tcPr>
+          <w:p>
+            <w:r>
+              <w:rPr>
+                <w:rFonts w:ascii="微软雅黑" w:hAnsi="微软雅黑" w:eastAsia="微软雅黑"/>
+                <w:b w:val="0"/>
+                <w:sz w:val="22"/>
+              </w:rPr>
+              <w:t>流量统计，无限制</w:t>
+            </w:r>
+          </w:p>
+        </w:tc>
+      </w:tr>
+      <w:tr>
+        <w:tc>
+          <w:tcPr>
+            <w:tcW w:type="dxa" w:w="2767"/>
+          </w:tcPr>
+          <w:p>
+            <w:r>
+              <w:rPr>
+                <w:rFonts w:ascii="微软雅黑" w:hAnsi="微软雅黑" w:eastAsia="微软雅黑"/>
+                <w:b w:val="0"/>
+                <w:sz w:val="22"/>
+              </w:rPr>
+              <w:t>AdSense</w:t>
+            </w:r>
+          </w:p>
+        </w:tc>
+        <w:tc>
+          <w:tcPr>
+            <w:tcW w:type="dxa" w:w="2767"/>
+          </w:tcPr>
+          <w:p>
+            <w:r>
+              <w:rPr>
+                <w:rFonts w:ascii="微软雅黑" w:hAnsi="微软雅黑" w:eastAsia="微软雅黑"/>
+                <w:b w:val="0"/>
+                <w:sz w:val="22"/>
+              </w:rPr>
+              <w:t>免费</w:t>
+            </w:r>
+          </w:p>
+        </w:tc>
+        <w:tc>
+          <w:tcPr>
+            <w:tcW w:type="dxa" w:w="2767"/>
+          </w:tcPr>
+          <w:p>
+            <w:r>
+              <w:rPr>
+                <w:rFonts w:ascii="微软雅黑" w:hAnsi="微软雅黑" w:eastAsia="微软雅黑"/>
+                <w:b w:val="0"/>
+                <w:sz w:val="22"/>
+              </w:rPr>
+              <w:t>广告接入，收入分成</w:t>
+            </w:r>
+          </w:p>
+        </w:tc>
+      </w:tr>
+    </w:tbl>
+    <w:p/>
+    <w:p>
+      <w:r>
+        <w:rPr>
+          <w:rFonts w:ascii="微软雅黑" w:hAnsi="微软雅黑" w:eastAsia="微软雅黑"/>
+          <w:b/>
+          <w:sz w:val="24"/>
+        </w:rPr>
+        <w:t>第一年总计：约55元（只有域名费）</w:t>
       </w:r>
     </w:p>
     <w:p>
       <w:r>
         <w:rPr>
-          <w:b/>
-          <w:color w:val="1D4ED6"/>
+          <w:rFonts w:ascii="微软雅黑" w:hAnsi="微软雅黑" w:eastAsia="微软雅黑"/>
+          <w:b w:val="0"/>
           <w:sz w:val="22"/>
         </w:rPr>
-        <w:t xml:space="preserve">  步骤1：打开 clarity.microsoft.com，用微软账号登录（没有就注册一个）</w:t>
+        <w:t>后续每年：域名续费约60-70元</w:t>
+      </w:r>
+    </w:p>
+    <w:p/>
+    <w:p/>
+    <w:p>
+      <w:pPr>
+        <w:jc w:val="center"/>
+      </w:pPr>
+      <w:r>
+        <w:rPr>
+          <w:rFonts w:ascii="微软雅黑" w:hAnsi="微软雅黑" w:eastAsia="微软雅黑"/>
+          <w:b w:val="0"/>
+          <w:color w:val="888888"/>
+          <w:sz w:val="22"/>
+        </w:rPr>
+        <w:t>—— 手册结束 ——</w:t>
       </w:r>
     </w:p>
     <w:p>
+      <w:pPr>
+        <w:jc w:val="center"/>
+      </w:pPr>
       <w:r>
         <w:rPr>
-          <w:b/>
-          <w:color w:val="1D4ED6"/>
-          <w:sz w:val="22"/>
-        </w:rPr>
-        <w:t xml:space="preserve">  步骤2：点 New Project，名称填网站名，网址填 https://你的域名</w:t>
-      </w:r>
-    </w:p>
-    <w:p>
-      <w:r>
-        <w:rPr>
-          <w:b/>
-          <w:color w:val="1D4ED6"/>
-          <w:sz w:val="22"/>
-        </w:rPr>
-        <w:t xml:space="preserve">  步骤3：创建完成后，复制 Project ID（格式类似 a1b2c3d4e5）</w:t>
-      </w:r>
-    </w:p>
-    <w:p>
-      <w:r>
-        <w:rPr>
-          <w:b/>
-          <w:color w:val="1D4ED6"/>
-          <w:sz w:val="22"/>
-        </w:rPr>
-        <w:t xml:space="preserve">  步骤4：打开项目中的 js/analytics.js，把 ID 填入 CLARITY_ID 变量</w:t>
-      </w:r>
-    </w:p>
-    <w:p>
-      <w:r>
-        <w:rPr>
-          <w:b/>
-          <w:color w:val="1D4ED6"/>
-          <w:sz w:val="22"/>
-        </w:rPr>
-        <w:t xml:space="preserve">  步骤5：git add -A &amp;&amp; git commit &amp;&amp; git push（Vercel 自动重新部署）</w:t>
-      </w:r>
-    </w:p>
-    <w:p>
-      <w:r>
-        <w:rPr>
-          <w:b/>
-          <w:color w:val="1D4ED6"/>
-          <w:sz w:val="22"/>
-        </w:rPr>
-        <w:t xml:space="preserve">  步骤6：部署完成后，访问你的网站，回到 Clarity 页面，应该看到「1 位用户在线」</w:t>
-      </w:r>
-    </w:p>
-    <w:p>
-      <w:r>
-        <w:rPr>
-          <w:b/>
-          <w:color w:val="1D4ED6"/>
-          <w:sz w:val="26"/>
-        </w:rPr>
-        <w:t xml:space="preserve">  6.3 Clarity 能告诉你什么</w:t>
-      </w:r>
-    </w:p>
-    <w:p>
-      <w:pPr>
-        <w:ind w:left="567"/>
-      </w:pPr>
-      <w:r>
-        <w:rPr>
-          <w:sz w:val="21"/>
-        </w:rPr>
-        <w:t>• 实时在线人数（右上角大数字）</w:t>
-      </w:r>
-    </w:p>
-    <w:p>
-      <w:pPr>
-        <w:ind w:left="567"/>
-      </w:pPr>
-      <w:r>
-        <w:rPr>
-          <w:sz w:val="21"/>
-        </w:rPr>
-        <w:t>• 页面浏览量（PV）和独立访客数（UV）</w:t>
-      </w:r>
-    </w:p>
-    <w:p>
-      <w:pPr>
-        <w:ind w:left="567"/>
-      </w:pPr>
-      <w:r>
-        <w:rPr>
-          <w:sz w:val="21"/>
-        </w:rPr>
-        <w:t>• 用户来源（搜索引擎 / 直接访问 / 外部链接）</w:t>
-      </w:r>
-    </w:p>
-    <w:p>
-      <w:pPr>
-        <w:ind w:left="567"/>
-      </w:pPr>
-      <w:r>
-        <w:rPr>
-          <w:sz w:val="21"/>
-        </w:rPr>
-        <w:t>• 热力图（用户在哪个按钮/链接上停留最久、点击最多）</w:t>
-      </w:r>
-    </w:p>
-    <w:p>
-      <w:pPr>
-        <w:ind w:left="567"/>
-      </w:pPr>
-      <w:r>
-        <w:rPr>
-          <w:sz w:val="21"/>
-        </w:rPr>
-        <w:t>• 会话录像回放（完整看到单个用户的访问过程，像在看监控录像）</w:t>
-      </w:r>
-    </w:p>
-    <w:p>
-      <w:pPr>
-        <w:ind w:left="567"/>
-      </w:pPr>
-      <w:r>
-        <w:rPr>
-          <w:sz w:val="21"/>
-        </w:rPr>
-        <w:t>• 滚动深度（哪些页面用户只看了一半就走了）</w:t>
-      </w:r>
-    </w:p>
-    <w:p>
-      <w:pPr>
-        <w:ind w:left="567"/>
-      </w:pPr>
-      <w:r>
-        <w:rPr>
-          <w:color w:val="166534"/>
-          <w:sz w:val="20"/>
-        </w:rPr>
-        <w:t xml:space="preserve">  Clarity 的录像回放功能超级有用：你会发现用户在某篇文章的某个位置大量流失，然后针对性优化那一段内容。</w:t>
-      </w:r>
-    </w:p>
-    <w:p>
-      <w:pPr>
-        <w:jc w:val="center"/>
-      </w:pPr>
-      <w:r>
-        <w:rPr>
-          <w:b/>
-          <w:color w:val="1A376E"/>
-          <w:sz w:val="36"/>
-        </w:rPr>
-        <w:t>第七步：内容填充策略（决定流量的核心）</w:t>
-      </w:r>
-    </w:p>
-    <w:p>
-      <w:pPr>
-        <w:ind w:left="567"/>
-      </w:pPr>
-      <w:r>
-        <w:rPr>
-          <w:sz w:val="21"/>
-        </w:rPr>
-        <w:t>网站建好了，接下来最重要的是持续填充高质量内容。内容站的本质是：用文章换取搜索引擎流量，再用流量变现。</w:t>
-      </w:r>
-    </w:p>
-    <w:p>
-      <w:r>
-        <w:rPr>
-          <w:b/>
-          <w:color w:val="1D4ED6"/>
-          <w:sz w:val="26"/>
-        </w:rPr>
-        <w:t xml:space="preserve">  7.1 文章写作规范</w:t>
-      </w:r>
-    </w:p>
-    <w:p>
-      <w:pPr>
-        <w:ind w:left="567"/>
-      </w:pPr>
-      <w:r>
-        <w:rPr>
-          <w:sz w:val="21"/>
-        </w:rPr>
-        <w:t>• 长度：每篇 2000-5000 字，短于 1500 字很难获得好排名</w:t>
-      </w:r>
-    </w:p>
-    <w:p>
-      <w:pPr>
-        <w:ind w:left="567"/>
-      </w:pPr>
-      <w:r>
-        <w:rPr>
-          <w:sz w:val="21"/>
-        </w:rPr>
-        <w:t>• 结构：H1（每页唯一）→ H2（3-5 个）→ H3（每个 H2 下 2-4 个）</w:t>
-      </w:r>
-    </w:p>
-    <w:p>
-      <w:pPr>
-        <w:ind w:left="567"/>
-      </w:pPr>
-      <w:r>
-        <w:rPr>
-          <w:sz w:val="21"/>
-        </w:rPr>
-        <w:t>• 关键词：标题必须含主关键词，正文中自然出现 3-5 次，不要堆砌</w:t>
-      </w:r>
-    </w:p>
-    <w:p>
-      <w:pPr>
-        <w:ind w:left="567"/>
-      </w:pPr>
-      <w:r>
-        <w:rPr>
-          <w:sz w:val="21"/>
-        </w:rPr>
-        <w:t>• 内链：每篇文章至少链向 3 篇站内其他文章（传递权重）</w:t>
-      </w:r>
-    </w:p>
-    <w:p>
-      <w:pPr>
-        <w:ind w:left="567"/>
-      </w:pPr>
-      <w:r>
-        <w:rPr>
-          <w:sz w:val="21"/>
-        </w:rPr>
-        <w:t>• 外链：引用权威网站（维基百科、官方文档、知名媒体）</w:t>
-      </w:r>
-    </w:p>
-    <w:p>
-      <w:pPr>
-        <w:ind w:left="567"/>
-      </w:pPr>
-      <w:r>
-        <w:rPr>
-          <w:sz w:val="21"/>
-        </w:rPr>
-        <w:t>• 图片：必须有 alt 属性，文件名用英文（如 ai-writing-guide-cover.jpg）</w:t>
-      </w:r>
-    </w:p>
-    <w:p>
-      <w:r>
-        <w:rPr>
-          <w:b/>
-          <w:color w:val="1D4ED6"/>
-          <w:sz w:val="26"/>
-        </w:rPr>
-        <w:t xml:space="preserve">  7.2 关键词策略</w:t>
-      </w:r>
-    </w:p>
-    <w:p>
-      <w:pPr>
-        <w:ind w:left="567"/>
-      </w:pPr>
-      <w:r>
-        <w:rPr>
-          <w:sz w:val="21"/>
-        </w:rPr>
-        <w:t>不要用大词（如「AI写作」），竞争太激烈，新站写死也排不上去。</w:t>
-      </w:r>
-    </w:p>
-    <w:p>
-      <w:pPr>
-        <w:ind w:left="567"/>
-      </w:pPr>
-      <w:r>
-        <w:rPr>
-          <w:sz w:val="21"/>
-        </w:rPr>
-        <w:t>用长尾词（如「2026年AI写作接单完全指南」），竞争小，转化率高。</w:t>
-      </w:r>
-    </w:p>
-    <w:p>
-      <w:r>
-        <w:rPr>
-          <w:b/>
-          <w:color w:val="3759A6"/>
-          <w:sz w:val="22"/>
-        </w:rPr>
-        <w:t xml:space="preserve">    关键词挖掘工具（免费）</w:t>
-      </w:r>
-    </w:p>
-    <w:p>
-      <w:pPr>
-        <w:ind w:left="567"/>
-      </w:pPr>
-      <w:r>
-        <w:rPr>
-          <w:sz w:val="21"/>
-        </w:rPr>
-        <w:t>• Google 搜索下拉框（输入关键词，看谷歌推荐什么）</w:t>
-      </w:r>
-    </w:p>
-    <w:p>
-      <w:pPr>
-        <w:ind w:left="567"/>
-      </w:pPr>
-      <w:r>
-        <w:rPr>
-          <w:sz w:val="21"/>
-        </w:rPr>
-        <w:t>• Google Search Console（网站上线后，看用户实际搜什么词找到你）</w:t>
-      </w:r>
-    </w:p>
-    <w:p>
-      <w:pPr>
-        <w:ind w:left="567"/>
-      </w:pPr>
-      <w:r>
-        <w:rPr>
-          <w:sz w:val="21"/>
-        </w:rPr>
-        <w:t>• 5118.com（中文关键词工具，免费版有限制）</w:t>
-      </w:r>
-    </w:p>
-    <w:p>
-      <w:pPr>
-        <w:ind w:left="567"/>
-      </w:pPr>
-      <w:r>
-        <w:rPr>
-          <w:sz w:val="21"/>
-        </w:rPr>
-        <w:t>• AnswerThePublic.com（看用户都在问什么问题，用来定文章标题）</w:t>
-      </w:r>
-    </w:p>
-    <w:p>
-      <w:r>
-        <w:rPr>
-          <w:b/>
-          <w:color w:val="1D4ED6"/>
-          <w:sz w:val="26"/>
-        </w:rPr>
-        <w:t xml:space="preserve">  7.3 内容发布节奏</w:t>
-      </w:r>
-    </w:p>
-    <w:p>
-      <w:pPr>
-        <w:ind w:left="567"/>
-      </w:pPr>
-      <w:r>
-        <w:rPr>
-          <w:sz w:val="21"/>
-        </w:rPr>
-        <w:t>前期（第 1-2 个月）：每周 2-3 篇，快速积累内容量</w:t>
-      </w:r>
-    </w:p>
-    <w:p>
-      <w:pPr>
-        <w:ind w:left="567"/>
-      </w:pPr>
-      <w:r>
-        <w:rPr>
-          <w:sz w:val="21"/>
-        </w:rPr>
-        <w:t>稳定期（第 3 个月起）：每周 1 篇维持活跃度，同时优化旧文章</w:t>
-      </w:r>
-    </w:p>
-    <w:p>
-      <w:pPr>
-        <w:ind w:left="567"/>
-      </w:pPr>
-      <w:r>
-        <w:rPr>
-          <w:sz w:val="21"/>
-        </w:rPr>
-        <w:t>重要：不要一次性发 20 篇然后停更，搜索引擎喜欢持续更新的网站。</w:t>
-      </w:r>
-    </w:p>
-    <w:p>
-      <w:r>
-        <w:rPr>
-          <w:b/>
-          <w:color w:val="1D4ED6"/>
-          <w:sz w:val="26"/>
-        </w:rPr>
-        <w:t xml:space="preserve">  7.4 让 AI 帮你写文章</w:t>
-      </w:r>
-    </w:p>
-    <w:p>
-      <w:pPr>
-        <w:ind w:left="567"/>
-      </w:pPr>
-      <w:r>
-        <w:rPr>
-          <w:sz w:val="21"/>
-        </w:rPr>
-        <w:t>你不需要自己写，WorkBuddy 可以帮你生成完整文章：</w:t>
-      </w:r>
-    </w:p>
-    <w:p>
-      <w:pPr>
-        <w:ind w:left="850"/>
-        <w:shd w:val="clear" w:color="auto" w:fill="1e1e2e"/>
-      </w:pPr>
-      <w:r>
-        <w:rPr>
-          <w:rFonts w:ascii="Consolas" w:hAnsi="Consolas"/>
-          <w:color w:val="D1D5DB"/>
+          <w:rFonts w:ascii="微软雅黑" w:hAnsi="微软雅黑" w:eastAsia="微软雅黑"/>
+          <w:b w:val="0"/>
+          <w:color w:val="AAAAAA"/>
           <w:sz w:val="18"/>
         </w:rPr>
-        <w:t>用 content-factory 技能，根据以下关键词生成一篇 3000 字的教程文章：</w:t>
+        <w:t>基于 aifuye.net 建站实战经验整理</w:t>
         <w:br/>
-        <w:t>主题：AI写作接单完全指南</w:t>
-        <w:br/>
-        <w:t>目标关键词：AI写作接单、AI写作赚钱、AI写作平台</w:t>
-        <w:br/>
-        <w:t>包含：工具推荐、接单平台、定价策略、实战案例</w:t>
-      </w:r>
-    </w:p>
-    <w:p>
-      <w:pPr>
-        <w:ind w:left="567"/>
-      </w:pPr>
-      <w:r>
-        <w:rPr>
-          <w:color w:val="854D0E"/>
-          <w:sz w:val="20"/>
-        </w:rPr>
-        <w:t xml:space="preserve">  AI 生成的文章必须人工审核和修改，直接照搬会被 Google 认定为低质量内容，反而损害排名。</w:t>
-      </w:r>
-    </w:p>
-    <w:p>
-      <w:pPr>
-        <w:jc w:val="center"/>
-      </w:pPr>
-      <w:r>
-        <w:rPr>
-          <w:b/>
-          <w:color w:val="1A376E"/>
-          <w:sz w:val="36"/>
-        </w:rPr>
-        <w:t>第八步：SEO 推广（获取自然流量）</w:t>
-      </w:r>
-    </w:p>
-    <w:p>
-      <w:pPr>
-        <w:ind w:left="567"/>
-      </w:pPr>
-      <w:r>
-        <w:rPr>
-          <w:sz w:val="21"/>
-        </w:rPr>
-        <w:t>内容写好了，接下来让搜索引擎知道你的网站，并把你的页面排在前面。</w:t>
-      </w:r>
-    </w:p>
-    <w:p>
-      <w:r>
-        <w:rPr>
-          <w:b/>
-          <w:color w:val="1D4ED6"/>
-          <w:sz w:val="26"/>
-        </w:rPr>
-        <w:t xml:space="preserve">  8.1 技术 SEO（一次性做好）</w:t>
-      </w:r>
-    </w:p>
-    <w:p>
-      <w:pPr>
-        <w:ind w:left="567"/>
-      </w:pPr>
-      <w:r>
-        <w:rPr>
-          <w:sz w:val="21"/>
-        </w:rPr>
-        <w:t>✅ 每个页面有唯一的 &lt;title&gt;（50-60 字符，含主关键词）</w:t>
-      </w:r>
-    </w:p>
-    <w:p>
-      <w:pPr>
-        <w:ind w:left="567"/>
-      </w:pPr>
-      <w:r>
-        <w:rPr>
-          <w:sz w:val="21"/>
-        </w:rPr>
-        <w:t>✅ 每个页面有 &lt;meta description&gt;（120-160 字符，含主关键词）</w:t>
-      </w:r>
-    </w:p>
-    <w:p>
-      <w:pPr>
-        <w:ind w:left="567"/>
-      </w:pPr>
-      <w:r>
-        <w:rPr>
-          <w:sz w:val="21"/>
-        </w:rPr>
-        <w:t>✅ 有 sitemap.xml（已自动生成，提交到 Google Search Console）</w:t>
-      </w:r>
-    </w:p>
-    <w:p>
-      <w:pPr>
-        <w:ind w:left="567"/>
-      </w:pPr>
-      <w:r>
-        <w:rPr>
-          <w:sz w:val="21"/>
-        </w:rPr>
-        <w:t>✅ 有 robots.txt（已自动生成）</w:t>
-      </w:r>
-    </w:p>
-    <w:p>
-      <w:pPr>
-        <w:ind w:left="567"/>
-      </w:pPr>
-      <w:r>
-        <w:rPr>
-          <w:sz w:val="21"/>
-        </w:rPr>
-        <w:t>✅ 图片有 alt 属性</w:t>
-      </w:r>
-    </w:p>
-    <w:p>
-      <w:pPr>
-        <w:ind w:left="567"/>
-      </w:pPr>
-      <w:r>
-        <w:rPr>
-          <w:sz w:val="21"/>
-        </w:rPr>
-        <w:t>✅ 移动端适配（响应式设计，已在模板中完成）</w:t>
-      </w:r>
-    </w:p>
-    <w:p>
-      <w:pPr>
-        <w:ind w:left="567"/>
-      </w:pPr>
-      <w:r>
-        <w:rPr>
-          <w:sz w:val="21"/>
-        </w:rPr>
-        <w:t>✅ 页面加载速度（用 PageSpeed Insights 测试，目标 &gt;85 分）</w:t>
-      </w:r>
-    </w:p>
-    <w:p>
-      <w:r>
-        <w:rPr>
-          <w:b/>
-          <w:color w:val="1D4ED6"/>
-          <w:sz w:val="26"/>
-        </w:rPr>
-        <w:t xml:space="preserve">  8.2 提交到 Google Search Console（必须做）</w:t>
-      </w:r>
-    </w:p>
-    <w:p>
-      <w:r>
-        <w:rPr>
-          <w:b/>
-          <w:color w:val="1D4ED6"/>
-          <w:sz w:val="22"/>
-        </w:rPr>
-        <w:t xml:space="preserve">  步骤1：打开 search.google.com/search-console</w:t>
-      </w:r>
-    </w:p>
-    <w:p>
-      <w:r>
-        <w:rPr>
-          <w:b/>
-          <w:color w:val="1D4ED6"/>
-          <w:sz w:val="22"/>
-        </w:rPr>
-        <w:t xml:space="preserve">  步骤2：添加资源 → 网址前缀 → 输入 https://你的域名</w:t>
-      </w:r>
-    </w:p>
-    <w:p>
-      <w:r>
-        <w:rPr>
-          <w:b/>
-          <w:color w:val="1D4ED6"/>
-          <w:sz w:val="22"/>
-        </w:rPr>
-        <w:t xml:space="preserve">  步骤3：验证方式选「HTML 标签」，复制 meta 标签内容</w:t>
-      </w:r>
-    </w:p>
-    <w:p>
-      <w:r>
-        <w:rPr>
-          <w:b/>
-          <w:color w:val="1D4ED6"/>
-          <w:sz w:val="22"/>
-        </w:rPr>
-        <w:t xml:space="preserve">  步骤4：把 meta 标签添加到网站首页 &lt;head&gt; 中，git push</w:t>
-      </w:r>
-    </w:p>
-    <w:p>
-      <w:r>
-        <w:rPr>
-          <w:b/>
-          <w:color w:val="1D4ED6"/>
-          <w:sz w:val="22"/>
-        </w:rPr>
-        <w:t xml:space="preserve">  步骤5：回到 Search Console 点「验证」，通过后提交 sitemap.xml</w:t>
-      </w:r>
-    </w:p>
-    <w:p>
-      <w:r>
-        <w:rPr>
-          <w:b/>
-          <w:color w:val="1D4ED6"/>
-          <w:sz w:val="22"/>
-        </w:rPr>
-        <w:t xml:space="preserve">  步骤6：以后每周来看一次「效果报告」，看哪些关键词有排名</w:t>
-      </w:r>
-    </w:p>
-    <w:p>
-      <w:r>
-        <w:rPr>
-          <w:b/>
-          <w:color w:val="1D4ED6"/>
-          <w:sz w:val="26"/>
-        </w:rPr>
-        <w:t xml:space="preserve">  8.3 外链建设（长期做）</w:t>
-      </w:r>
-    </w:p>
-    <w:p>
-      <w:pPr>
-        <w:ind w:left="567"/>
-      </w:pPr>
-      <w:r>
-        <w:rPr>
-          <w:sz w:val="21"/>
-        </w:rPr>
-        <w:t>外链 = 其他网站链接到你的网站，搜索引擎会把这当作「投票」，外链越多质量越高，你的排名越好。</w:t>
-      </w:r>
-    </w:p>
-    <w:p>
-      <w:pPr>
-        <w:ind w:left="567"/>
-      </w:pPr>
-      <w:r>
-        <w:rPr>
-          <w:sz w:val="21"/>
-        </w:rPr>
-        <w:t>• 在知乎回答相关问题，文末附上你的文章链接（不要硬广）</w:t>
-      </w:r>
-    </w:p>
-    <w:p>
-      <w:pPr>
-        <w:ind w:left="567"/>
-      </w:pPr>
-      <w:r>
-        <w:rPr>
-          <w:sz w:val="21"/>
-        </w:rPr>
-        <w:t>• 在 CSDN/掘金/思否发布技术文章，带回来链接</w:t>
-      </w:r>
-    </w:p>
-    <w:p>
-      <w:pPr>
-        <w:ind w:left="567"/>
-      </w:pPr>
-      <w:r>
-        <w:rPr>
-          <w:sz w:val="21"/>
-        </w:rPr>
-        <w:t>• 向同行网站申请友链交换（你的网站 PR&gt;2 后再做）</w:t>
-      </w:r>
-    </w:p>
-    <w:p>
-      <w:pPr>
-        <w:ind w:left="567"/>
-      </w:pPr>
-      <w:r>
-        <w:rPr>
-          <w:sz w:val="21"/>
-        </w:rPr>
-        <w:t>• 向聚合类导航站提交你的网站（如 AI 工具导航站）</w:t>
-      </w:r>
-    </w:p>
-    <w:p>
-      <w:r>
-        <w:rPr>
-          <w:b/>
-          <w:color w:val="1D4ED6"/>
-          <w:sz w:val="26"/>
-        </w:rPr>
-        <w:t xml:space="preserve">  8.4 社交媒体推广</w:t>
-      </w:r>
-    </w:p>
-    <w:p>
-      <w:pPr>
-        <w:ind w:left="567"/>
-      </w:pPr>
-      <w:r>
-        <w:rPr>
-          <w:sz w:val="21"/>
-        </w:rPr>
-        <w:t>• 微信公众号：把文章改编成公众号格式发布，文末引导访问网站</w:t>
-      </w:r>
-    </w:p>
-    <w:p>
-      <w:pPr>
-        <w:ind w:left="567"/>
-      </w:pPr>
-      <w:r>
-        <w:rPr>
-          <w:sz w:val="21"/>
-        </w:rPr>
-        <w:t>• 知乎专栏：同步发布文章，知乎百度权重高，有助于 SEO</w:t>
-      </w:r>
-    </w:p>
-    <w:p>
-      <w:pPr>
-        <w:ind w:left="567"/>
-      </w:pPr>
-      <w:r>
-        <w:rPr>
-          <w:sz w:val="21"/>
-        </w:rPr>
-        <w:t>• Twitter/X：英文内容可以发 Twitter，吸引海外流量</w:t>
-      </w:r>
-    </w:p>
-    <w:p>
-      <w:pPr>
-        <w:ind w:left="567"/>
-      </w:pPr>
-      <w:r>
-        <w:rPr>
-          <w:color w:val="854D0E"/>
-          <w:sz w:val="20"/>
-        </w:rPr>
-        <w:t xml:space="preserve">  SEO 是慢功，新站通常 3-6 个月才开始有稳定自然流量。前 3 个月几乎零访问是正常的，不要放弃。</w:t>
-      </w:r>
-    </w:p>
-    <w:p>
-      <w:pPr>
-        <w:jc w:val="center"/>
-      </w:pPr>
-      <w:r>
-        <w:rPr>
-          <w:b/>
-          <w:color w:val="1A376E"/>
-          <w:sz w:val="36"/>
-        </w:rPr>
-        <w:t>第九步：变现路径（终于到这步了）</w:t>
-      </w:r>
-    </w:p>
-    <w:p>
-      <w:pPr>
-        <w:ind w:left="567"/>
-      </w:pPr>
-      <w:r>
-        <w:rPr>
-          <w:sz w:val="21"/>
-        </w:rPr>
-        <w:t>网站有流量了，怎么把钱赚回来？以下是按难度从低到高排列的 4 种变现方式。</w:t>
-      </w:r>
-    </w:p>
-    <w:p>
-      <w:r>
-        <w:rPr>
-          <w:b/>
-          <w:color w:val="1D4ED6"/>
-          <w:sz w:val="26"/>
-        </w:rPr>
-        <w:t xml:space="preserve">  9.1 AdSense（最基础，必做）</w:t>
-      </w:r>
-    </w:p>
-    <w:p>
-      <w:pPr>
-        <w:ind w:left="567"/>
-      </w:pPr>
-      <w:r>
-        <w:rPr>
-          <w:sz w:val="21"/>
-        </w:rPr>
-        <w:t>Google AdSense 是在网站上放广告，用户点击广告你拿分成。</w:t>
-      </w:r>
-    </w:p>
-    <w:p>
-      <w:r>
-        <w:rPr>
-          <w:b/>
-          <w:color w:val="1D4ED6"/>
-          <w:sz w:val="22"/>
-        </w:rPr>
-        <w:t xml:space="preserve">  步骤1：网站至少有 10-15 篇原创文章（不要全部 AI 生成，要人工修改）</w:t>
-      </w:r>
-    </w:p>
-    <w:p>
-      <w:r>
-        <w:rPr>
-          <w:b/>
-          <w:color w:val="1D4ED6"/>
-          <w:sz w:val="22"/>
-        </w:rPr>
-        <w:t xml:space="preserve">  步骤2：网站必须有隐私政策页（privacy-policy.html，模板已包含）</w:t>
-      </w:r>
-    </w:p>
-    <w:p>
-      <w:r>
-        <w:rPr>
-          <w:b/>
-          <w:color w:val="1D4ED6"/>
-          <w:sz w:val="22"/>
-        </w:rPr>
-        <w:t xml:space="preserve">  步骤3：域名注册满 6 个月以上更容易过审（新域名也可能过，看运气）</w:t>
-      </w:r>
-    </w:p>
-    <w:p>
-      <w:r>
-        <w:rPr>
-          <w:b/>
-          <w:color w:val="1D4ED6"/>
-          <w:sz w:val="22"/>
-        </w:rPr>
-        <w:t xml:space="preserve">  步骤4：打开 google.com/adsense，登录 Google 账号，添加你的网站</w:t>
-      </w:r>
-    </w:p>
-    <w:p>
-      <w:r>
-        <w:rPr>
-          <w:b/>
-          <w:color w:val="1D4ED6"/>
-          <w:sz w:val="22"/>
-        </w:rPr>
-        <w:t xml:space="preserve">  步骤5：等待审核（1-14 天），审核通过后复制广告代码</w:t>
-      </w:r>
-    </w:p>
-    <w:p>
-      <w:r>
-        <w:rPr>
-          <w:b/>
-          <w:color w:val="1D4ED6"/>
-          <w:sz w:val="22"/>
-        </w:rPr>
-        <w:t xml:space="preserve">  步骤6：把广告代码 ID 填入 js/ads-config.js 的 ADSENSE_ID 变量，推送上线</w:t>
-      </w:r>
-    </w:p>
-    <w:p>
-      <w:r>
-        <w:rPr>
-          <w:b/>
-          <w:color w:val="3759A6"/>
-          <w:sz w:val="22"/>
-        </w:rPr>
-        <w:t xml:space="preserve">    AdSense 收入预估</w:t>
-      </w:r>
-    </w:p>
-    <w:p>
-      <w:pPr>
-        <w:ind w:left="567"/>
-      </w:pPr>
-      <w:r>
-        <w:rPr>
-          <w:sz w:val="21"/>
-        </w:rPr>
-        <w:t>收入 = 展示次数 × 点击率 × 每次点击费用（CPC）</w:t>
-      </w:r>
-    </w:p>
-    <w:p>
-      <w:pPr>
-        <w:ind w:left="567"/>
-      </w:pPr>
-      <w:r>
-        <w:rPr>
-          <w:sz w:val="21"/>
-        </w:rPr>
-        <w:t>中文流量 CPC 约 0.1-0.5 元，英文流量 CPC 约 0.5-2 美元</w:t>
-      </w:r>
-    </w:p>
-    <w:p>
-      <w:pPr>
-        <w:ind w:left="567"/>
-      </w:pPr>
-      <w:r>
-        <w:rPr>
-          <w:sz w:val="21"/>
-        </w:rPr>
-        <w:t>日 IP 1000 的中等网站，AdSense 月收入约 200-800 元</w:t>
-      </w:r>
-    </w:p>
-    <w:p>
-      <w:r>
-        <w:rPr>
-          <w:b/>
-          <w:color w:val="1D4ED6"/>
-          <w:sz w:val="26"/>
-        </w:rPr>
-        <w:t xml:space="preserve">  9.2 百度联盟（国内流量补充）</w:t>
-      </w:r>
-    </w:p>
-    <w:p>
-      <w:pPr>
-        <w:ind w:left="567"/>
-      </w:pPr>
-      <w:r>
-        <w:rPr>
-          <w:sz w:val="21"/>
-        </w:rPr>
-        <w:t>百度的广告联盟，用法和 AdSense 类似，适合国内用户多的网站。</w:t>
-      </w:r>
-    </w:p>
-    <w:p>
-      <w:pPr>
-        <w:ind w:left="567"/>
-      </w:pPr>
-      <w:r>
-        <w:rPr>
-          <w:sz w:val="21"/>
-        </w:rPr>
-        <w:t>申请地址：union.baidu.com，要求和 AdSense 类似。</w:t>
-      </w:r>
-    </w:p>
-    <w:p>
-      <w:pPr>
-        <w:ind w:left="567"/>
-      </w:pPr>
-      <w:r>
-        <w:rPr>
-          <w:sz w:val="21"/>
-        </w:rPr>
-        <w:t>在 js/ads-config.js 里同时配置 AdSense 和百度联盟，脚本会自动切换。</w:t>
-      </w:r>
-    </w:p>
-    <w:p>
-      <w:r>
-        <w:rPr>
-          <w:b/>
-          <w:color w:val="1D4ED6"/>
-          <w:sz w:val="26"/>
-        </w:rPr>
-        <w:t xml:space="preserve">  9.3 联盟营销（高转化，推荐）</w:t>
-      </w:r>
-    </w:p>
-    <w:p>
-      <w:pPr>
-        <w:ind w:left="567"/>
-      </w:pPr>
-      <w:r>
-        <w:rPr>
-          <w:sz w:val="21"/>
-        </w:rPr>
-        <w:t>推荐其他人的产品，有人通过你的链接购买，你拿佣金。这是内容站最赚钱的变现方式。</w:t>
-      </w:r>
-    </w:p>
-    <w:p>
-      <w:r>
-        <w:rPr>
-          <w:b/>
-          <w:color w:val="3759A6"/>
-          <w:sz w:val="22"/>
-        </w:rPr>
-        <w:t xml:space="preserve">    国内联盟平台</w:t>
-      </w:r>
-    </w:p>
-    <w:p>
-      <w:pPr>
-        <w:ind w:left="567"/>
-      </w:pPr>
-      <w:r>
-        <w:rPr>
-          <w:sz w:val="21"/>
-        </w:rPr>
-        <w:t>• 淘宝联盟（淘宝客）：推广淘宝商品，佣金 3%-50%</w:t>
-      </w:r>
-    </w:p>
-    <w:p>
-      <w:pPr>
-        <w:ind w:left="567"/>
-      </w:pPr>
-      <w:r>
-        <w:rPr>
-          <w:sz w:val="21"/>
-        </w:rPr>
-        <w:t>• 京东联盟：推广京东商品，佣金 1%-50%</w:t>
-      </w:r>
-    </w:p>
-    <w:p>
-      <w:pPr>
-        <w:ind w:left="567"/>
-      </w:pPr>
-      <w:r>
-        <w:rPr>
-          <w:sz w:val="21"/>
-        </w:rPr>
-        <w:t>• 拼多多推广：推广拼多多商品，佣金较高</w:t>
-      </w:r>
-    </w:p>
-    <w:p>
-      <w:pPr>
-        <w:ind w:left="567"/>
-      </w:pPr>
-      <w:r>
-        <w:rPr>
-          <w:sz w:val="21"/>
-        </w:rPr>
-        <w:t>• 知识星球/小报童：推广知识付费产品，佣金 20%-50%</w:t>
-      </w:r>
-    </w:p>
-    <w:p>
-      <w:r>
-        <w:rPr>
-          <w:b/>
-          <w:color w:val="3759A6"/>
-          <w:sz w:val="22"/>
-        </w:rPr>
-        <w:t xml:space="preserve">    国际联盟平台</w:t>
-      </w:r>
-    </w:p>
-    <w:p>
-      <w:pPr>
-        <w:ind w:left="567"/>
-      </w:pPr>
-      <w:r>
-        <w:rPr>
-          <w:sz w:val="21"/>
-        </w:rPr>
-        <w:t>• Amazon Associates：推广亚马逊商品，佣金 1%-10%</w:t>
-      </w:r>
-    </w:p>
-    <w:p>
-      <w:pPr>
-        <w:ind w:left="567"/>
-      </w:pPr>
-      <w:r>
-        <w:rPr>
-          <w:sz w:val="21"/>
-        </w:rPr>
-        <w:t>• CJ Affiliate：大型联盟平台，各种产品都有</w:t>
-      </w:r>
-    </w:p>
-    <w:p>
-      <w:pPr>
-        <w:ind w:left="567"/>
-      </w:pPr>
-      <w:r>
-        <w:rPr>
-          <w:sz w:val="21"/>
-        </w:rPr>
-        <w:t>• ShareASale：同上</w:t>
-      </w:r>
-    </w:p>
-    <w:p>
-      <w:r>
-        <w:rPr>
-          <w:b/>
-          <w:color w:val="1D4ED6"/>
-          <w:sz w:val="26"/>
-        </w:rPr>
-        <w:t xml:space="preserve">  9.4 付费内容（高阶）</w:t>
-      </w:r>
-    </w:p>
-    <w:p>
-      <w:pPr>
-        <w:ind w:left="567"/>
-      </w:pPr>
-      <w:r>
-        <w:rPr>
-          <w:sz w:val="21"/>
-        </w:rPr>
-        <w:t>当你的网站有一定流量和信任度后，可以卖自己的产品：</w:t>
-      </w:r>
-    </w:p>
-    <w:p>
-      <w:pPr>
-        <w:ind w:left="567"/>
-      </w:pPr>
-      <w:r>
-        <w:rPr>
-          <w:sz w:val="21"/>
-        </w:rPr>
-        <w:t>• 电子书（如「AI副业实战指南」，定价 29-99 元）</w:t>
-      </w:r>
-    </w:p>
-    <w:p>
-      <w:pPr>
-        <w:ind w:left="567"/>
-      </w:pPr>
-      <w:r>
-        <w:rPr>
-          <w:sz w:val="21"/>
-        </w:rPr>
-        <w:t>• 付费专栏/社群（知识星球，年费 199-499 元）</w:t>
-      </w:r>
-    </w:p>
-    <w:p>
-      <w:pPr>
-        <w:ind w:left="567"/>
-      </w:pPr>
-      <w:r>
-        <w:rPr>
-          <w:sz w:val="21"/>
-        </w:rPr>
-        <w:t>• 一对一咨询（按小时收费，200-500 元/小时）</w:t>
-      </w:r>
-    </w:p>
-    <w:p>
-      <w:pPr>
-        <w:ind w:left="567"/>
-      </w:pPr>
-      <w:r>
-        <w:rPr>
-          <w:sz w:val="21"/>
-        </w:rPr>
-        <w:t>• 线上课程（小鹅通/千聊，定价 199-999 元）</w:t>
-      </w:r>
-    </w:p>
-    <w:p>
-      <w:pPr>
-        <w:ind w:left="567"/>
-      </w:pPr>
-      <w:r>
-        <w:rPr>
-          <w:color w:val="166534"/>
-          <w:sz w:val="20"/>
-        </w:rPr>
-        <w:t xml:space="preserve">  变现顺序建议：先接 AdSense（门槛低）→ 再做联盟营销（利润高）→ 最后做付费产品（需要粉丝信任）。</w:t>
-      </w:r>
-    </w:p>
-    <w:p>
-      <w:pPr>
-        <w:jc w:val="center"/>
-      </w:pPr>
-      <w:r>
-        <w:rPr>
-          <w:b/>
-          <w:color w:val="1A376E"/>
-          <w:sz w:val="36"/>
-        </w:rPr>
-        <w:t>第十步：质量审计（每次更新前必做）</w:t>
-      </w:r>
-    </w:p>
-    <w:p>
-      <w:pPr>
-        <w:ind w:left="567"/>
-      </w:pPr>
-      <w:r>
-        <w:rPr>
-          <w:sz w:val="21"/>
-        </w:rPr>
-        <w:t>这是最容易被忽略但最重要的步骤。很多 bug 只有上线后才会被发现（链接点不了、文字缺字等）。</w:t>
-      </w:r>
-    </w:p>
-    <w:p>
-      <w:r>
-        <w:rPr>
-          <w:b/>
-          <w:color w:val="1D4ED6"/>
-          <w:sz w:val="26"/>
-        </w:rPr>
-        <w:t xml:space="preserve">  10.1 运行两个审计脚本</w:t>
-      </w:r>
-    </w:p>
-    <w:p>
-      <w:pPr>
-        <w:ind w:left="850"/>
-        <w:shd w:val="clear" w:color="auto" w:fill="1e1e2e"/>
-      </w:pPr>
-      <w:r>
-        <w:rPr>
-          <w:rFonts w:ascii="Consolas" w:hAnsi="Consolas"/>
-          <w:color w:val="D1D5DB"/>
-          <w:sz w:val="18"/>
-        </w:rPr>
-        <w:t>cd ai-fuye-website</w:t>
-      </w:r>
-    </w:p>
-    <w:p>
-      <w:pPr>
-        <w:ind w:left="850"/>
-        <w:shd w:val="clear" w:color="auto" w:fill="1e1e2e"/>
-      </w:pPr>
-      <w:r>
-        <w:rPr>
-          <w:rFonts w:ascii="Consolas" w:hAnsi="Consolas"/>
-          <w:color w:val="D1D5DB"/>
-          <w:sz w:val="18"/>
-        </w:rPr>
-        <w:t>python scripts/audit.py          # 检查编码损坏、中文截断、括号缺失</w:t>
-      </w:r>
-    </w:p>
-    <w:p>
-      <w:pPr>
-        <w:ind w:left="850"/>
-        <w:shd w:val="clear" w:color="auto" w:fill="1e1e2e"/>
-      </w:pPr>
-      <w:r>
-        <w:rPr>
-          <w:rFonts w:ascii="Consolas" w:hAnsi="Consolas"/>
-          <w:color w:val="D1D5DB"/>
-          <w:sz w:val="18"/>
-        </w:rPr>
-        <w:t>python scripts/audit_links.py    # 检查链接完整性、CSS 点击阻挡</w:t>
-      </w:r>
-    </w:p>
-    <w:p>
-      <w:r>
-        <w:rPr>
-          <w:b/>
-          <w:color w:val="1D4ED6"/>
-          <w:sz w:val="26"/>
-        </w:rPr>
-        <w:t xml:space="preserve">  10.2 常见 bug 速查</w:t>
-      </w:r>
-    </w:p>
-    <w:p>
-      <w:pPr>
-        <w:ind w:left="567"/>
-      </w:pPr>
-      <w:r>
-        <w:rPr>
-          <w:sz w:val="21"/>
-        </w:rPr>
-        <w:t>• 所有链接点不了 → CSS 伪元素 ::after 挡住了，加 pointer-events:none</w:t>
-      </w:r>
-    </w:p>
-    <w:p>
-      <w:pPr>
-        <w:ind w:left="567"/>
-      </w:pPr>
-      <w:r>
-        <w:rPr>
-          <w:sz w:val="21"/>
-        </w:rPr>
-        <w:t>• 标签点击后变白色 → CSS 优先级问题，用 .parent .tag.active 完整选择器</w:t>
-      </w:r>
-    </w:p>
-    <w:p>
-      <w:pPr>
-        <w:ind w:left="567"/>
-      </w:pPr>
-      <w:r>
-        <w:rPr>
-          <w:sz w:val="21"/>
-        </w:rPr>
-        <w:t>• 中文文字缺最后一字 → 编码转换问题，运行 audit.py 自动修复</w:t>
-      </w:r>
-    </w:p>
-    <w:p>
-      <w:pPr>
-        <w:ind w:left="567"/>
-      </w:pPr>
-      <w:r>
-        <w:rPr>
-          <w:sz w:val="21"/>
-        </w:rPr>
-        <w:t>• 导航标签显示异常 → HTML 里多了个 &gt; 符号，运行 audit_links.py 自动修复</w:t>
-      </w:r>
-    </w:p>
-    <w:p>
-      <w:pPr>
-        <w:ind w:left="567"/>
-      </w:pPr>
-      <w:r>
-        <w:rPr>
-          <w:sz w:val="21"/>
-        </w:rPr>
-        <w:t>• Clarity 显示 0 人在线 → HTML 没加载 analytics.js，检查是否注入了 script 标签</w:t>
-      </w:r>
-    </w:p>
-    <w:p>
-      <w:r>
-        <w:rPr>
-          <w:b/>
-          <w:color w:val="1D4ED6"/>
-          <w:sz w:val="26"/>
-        </w:rPr>
-        <w:t xml:space="preserve">  10.3 部署后必须验证的 5 件事</w:t>
-      </w:r>
-    </w:p>
-    <w:p>
-      <w:pPr>
-        <w:ind w:left="567"/>
-      </w:pPr>
-      <w:r>
-        <w:rPr>
-          <w:sz w:val="21"/>
-        </w:rPr>
-        <w:t>1. 打开线上域名，浏览 2-3 个页面</w:t>
-      </w:r>
-    </w:p>
-    <w:p>
-      <w:pPr>
-        <w:ind w:left="567"/>
-      </w:pPr>
-      <w:r>
-        <w:rPr>
-          <w:sz w:val="21"/>
-        </w:rPr>
-        <w:t>2. 点击所有导航链接，确认都能正常跳转</w:t>
-      </w:r>
-    </w:p>
-    <w:p>
-      <w:pPr>
-        <w:ind w:left="567"/>
-      </w:pPr>
-      <w:r>
-        <w:rPr>
-          <w:sz w:val="21"/>
-        </w:rPr>
-        <w:t>3. 用手机打开网站，检查响应式是否正常</w:t>
-      </w:r>
-    </w:p>
-    <w:p>
-      <w:pPr>
-        <w:ind w:left="567"/>
-      </w:pPr>
-      <w:r>
-        <w:rPr>
-          <w:sz w:val="21"/>
-        </w:rPr>
-        <w:t>4. 检查 Clarity 仪表盘是否显示在线用户</w:t>
-      </w:r>
-    </w:p>
-    <w:p>
-      <w:pPr>
-        <w:ind w:left="567"/>
-      </w:pPr>
-      <w:r>
-        <w:rPr>
-          <w:sz w:val="21"/>
-        </w:rPr>
-        <w:t>5. 用 PageSpeed Insights 测速（目标：移动端 &gt;85 分）</w:t>
-      </w:r>
-    </w:p>
-    <w:p>
-      <w:pPr>
-        <w:ind w:left="567"/>
-      </w:pPr>
-      <w:r>
-        <w:rPr>
-          <w:color w:val="991B1B"/>
-          <w:sz w:val="20"/>
-        </w:rPr>
-        <w:t xml:space="preserve">  血的教训：用户已经发现过 3 次「点不了链接」的问题了，都是因为没跑审计脚本。养成习惯，每次 push 前必跑。</w:t>
-      </w:r>
-    </w:p>
-    <w:p>
-      <w:pPr>
-        <w:jc w:val="center"/>
-      </w:pPr>
-      <w:r>
-        <w:rPr>
-          <w:b/>
-          <w:color w:val="1A376E"/>
-          <w:sz w:val="36"/>
-        </w:rPr>
-        <w:t>附录：国内用户排除清单（这些不要做）</w:t>
-      </w:r>
-    </w:p>
-    <w:p>
-      <w:pPr>
-        <w:ind w:left="567"/>
-      </w:pPr>
-      <w:r>
-        <w:rPr>
-          <w:sz w:val="21"/>
-        </w:rPr>
-        <w:t>以下内容在国内要么用不了，要么要求苛刻，直接跳过，不要浪费时间：</w:t>
-      </w:r>
-    </w:p>
-    <w:p>
-      <w:pPr>
-        <w:ind w:left="567"/>
-      </w:pPr>
-      <w:r>
-        <w:rPr>
-          <w:sz w:val="21"/>
-        </w:rPr>
-        <w:t>❌ 百度统计 → 需要 ICP 备案，境外服务器无法备案</w:t>
-      </w:r>
-    </w:p>
-    <w:p>
-      <w:pPr>
-        <w:ind w:left="567"/>
-      </w:pPr>
-      <w:r>
-        <w:rPr>
-          <w:sz w:val="21"/>
-        </w:rPr>
-        <w:t>❌ Google Analytics 4 → 国内被墙，访客加载不了，数据永远为空</w:t>
-      </w:r>
-    </w:p>
-    <w:p>
-      <w:pPr>
-        <w:ind w:left="567"/>
-      </w:pPr>
-      <w:r>
-        <w:rPr>
-          <w:sz w:val="21"/>
-        </w:rPr>
-        <w:t>❌ Google Search Console → 国内可访问，但数据更新慢，仅供参考</w:t>
-      </w:r>
-    </w:p>
-    <w:p>
-      <w:pPr>
-        <w:ind w:left="567"/>
-      </w:pPr>
-      <w:r>
-        <w:rPr>
-          <w:sz w:val="21"/>
-        </w:rPr>
-        <w:t>❌ Facebook / Twitter 分享按钮 → 国内加载慢，建议用微信分享替代</w:t>
-      </w:r>
-    </w:p>
-    <w:p>
-      <w:pPr>
-        <w:ind w:left="567"/>
-      </w:pPr>
-      <w:r>
-        <w:rPr>
-          <w:sz w:val="21"/>
-        </w:rPr>
-        <w:t>✅ 可用：Microsoft Clarity、微信分享、知乎引流、公众号导流</w:t>
-      </w:r>
-    </w:p>
-    <w:p>
-      <w:pPr>
-        <w:jc w:val="center"/>
-      </w:pPr>
-      <w:r>
-        <w:rPr>
-          <w:b/>
-          <w:color w:val="1A376E"/>
-          <w:sz w:val="36"/>
-        </w:rPr>
-        <w:t>附录：成本估算（第一年）</w:t>
-      </w:r>
-    </w:p>
-    <w:p>
-      <w:pPr>
-        <w:ind w:left="283"/>
-      </w:pPr>
-      <w:r>
-        <w:rPr>
-          <w:sz w:val="21"/>
-        </w:rPr>
-        <w:t>域名（.com）             55 元/年           （阿里云万网）</w:t>
-      </w:r>
-    </w:p>
-    <w:p>
-      <w:pPr>
-        <w:ind w:left="283"/>
-      </w:pPr>
-      <w:r>
-        <w:rPr>
-          <w:sz w:val="21"/>
-        </w:rPr>
-        <w:t>Vercel 托管            免费               （免费版 100GB 流量/月）</w:t>
-      </w:r>
-    </w:p>
-    <w:p>
-      <w:pPr>
-        <w:ind w:left="283"/>
-      </w:pPr>
-      <w:r>
-        <w:rPr>
-          <w:sz w:val="21"/>
-        </w:rPr>
-        <w:t>GitHub 仓库            免费               （公开仓库永久免费）</w:t>
-      </w:r>
-    </w:p>
-    <w:p>
-      <w:pPr>
-        <w:ind w:left="283"/>
-      </w:pPr>
-      <w:r>
-        <w:rPr>
-          <w:sz w:val="21"/>
-        </w:rPr>
-        <w:t>Microsoft Clarity    免费               （完全免费，无限制）</w:t>
-      </w:r>
-    </w:p>
-    <w:p>
-      <w:pPr>
-        <w:ind w:left="283"/>
-      </w:pPr>
-      <w:r>
-        <w:rPr>
-          <w:sz w:val="21"/>
-        </w:rPr>
-        <w:t>Google AdSense       免费               （通过审核后免费放广告）</w:t>
-      </w:r>
-    </w:p>
-    <w:p>
-      <w:pPr>
-        <w:ind w:left="283"/>
-      </w:pPr>
-      <w:r>
-        <w:rPr>
-          <w:sz w:val="21"/>
-        </w:rPr>
-        <w:t>内容创作                 0-500 元/月        （AI 辅助写作，几乎零成本）</w:t>
-      </w:r>
-    </w:p>
-    <w:p>
-      <w:pPr>
-        <w:ind w:left="283"/>
-      </w:pPr>
-      <w:r>
-        <w:rPr>
-          <w:sz w:val="21"/>
-        </w:rPr>
-        <w:t>合计（第一年）              约 55 元           （几乎零成本启动！）</w:t>
-      </w:r>
-    </w:p>
-    <w:p>
-      <w:pPr>
-        <w:ind w:left="0"/>
-      </w:pPr>
-    </w:p>
-    <w:p>
-      <w:pPr>
-        <w:ind w:left="567"/>
-      </w:pPr>
-      <w:r>
-        <w:rPr>
-          <w:color w:val="166534"/>
-          <w:sz w:val="20"/>
-        </w:rPr>
-        <w:t xml:space="preserve">  对比：找个外包公司做同样的网站，报价 5000-20000 元。用 AI 自建，成本只有域名费 55 元。</w:t>
+        <w:t>最后更新：2026年6月</w:t>
       </w:r>
     </w:p>
     <w:sectPr>
       <w:pgSz w:w="11906" w:h="16838"/>
-      <w:pgMar w:top="1417" w:right="1417" w:bottom="1417" w:left="1417" w:header="720" w:footer="720" w:gutter="0"/>
+      <w:pgMar w:top="1440" w:right="1803" w:bottom="1440" w:left="1803" w:header="720" w:footer="720" w:gutter="0"/>
       <w:cols w:space="720"/>
       <w:docGrid w:linePitch="360"/>
     </w:sectPr>
@@ -3065,6 +3663,10 @@
     <w:name w:val="Normal"/>
     <w:qFormat/>
     <w:rsid w:val="00FC693F"/>
+    <w:rPr>
+      <w:rFonts w:ascii="微软雅黑" w:hAnsi="微软雅黑" w:eastAsia="微软雅黑"/>
+      <w:sz w:val="22"/>
+    </w:rPr>
   </w:style>
   <w:style w:type="paragraph" w:styleId="Header">
     <w:name w:val="header"/>
